--- a/3-Master_Plan/VECTOR_work/new_VECTOR_work/Transition Memo for Next Agent.docx
+++ b/3-Master_Plan/VECTOR_work/new_VECTOR_work/Transition Memo for Next Agent.docx
@@ -97,27 +97,7 @@
           <w:bCs/>
           <w:kern w:val="0"/>
         </w:rPr>
-        <w:t>New VECTOR (</w:t>
-      </w:r>
-      <w:proofErr w:type="spellStart"/>
-      <w:r>
-        <w:rPr>
-          <w:rFonts w:ascii="Times-Bold" w:hAnsi="Times-Bold" w:cs="Times-Bold"/>
-          <w:b/>
-          <w:bCs/>
-          <w:kern w:val="0"/>
-        </w:rPr>
-        <w:t>NVector</w:t>
-      </w:r>
-      <w:proofErr w:type="spellEnd"/>
-      <w:r>
-        <w:rPr>
-          <w:rFonts w:ascii="Times-Bold" w:hAnsi="Times-Bold" w:cs="Times-Bold"/>
-          <w:b/>
-          <w:bCs/>
-          <w:kern w:val="0"/>
-        </w:rPr>
-        <w:t>)</w:t>
+        <w:t>New VECTOR (NVector)</w:t>
       </w:r>
       <w:r>
         <w:rPr>
@@ -143,23 +123,7 @@
           <w:rFonts w:ascii="Times-Roman" w:hAnsi="Times-Roman" w:cs="Times-Roman"/>
           <w:kern w:val="0"/>
         </w:rPr>
-        <w:t xml:space="preserve">Charles prefers direct, collegial collaboration, usually one issue at a time when editing prose. Avoid </w:t>
-      </w:r>
-      <w:proofErr w:type="spellStart"/>
-      <w:r>
-        <w:rPr>
-          <w:rFonts w:ascii="Times-Roman" w:hAnsi="Times-Roman" w:cs="Times-Roman"/>
-          <w:kern w:val="0"/>
-        </w:rPr>
-        <w:t>em</w:t>
-      </w:r>
-      <w:proofErr w:type="spellEnd"/>
-      <w:r>
-        <w:rPr>
-          <w:rFonts w:ascii="Times-Roman" w:hAnsi="Times-Roman" w:cs="Times-Roman"/>
-          <w:kern w:val="0"/>
-        </w:rPr>
-        <w:t xml:space="preserve"> dashes unless genuinely necessary. For mathematical prose intended for Word, use bare LaTeX internally, e.g. </w:t>
+        <w:t xml:space="preserve">Charles prefers direct, collegial collaboration, usually one issue at a time when editing prose. Avoid em dashes unless genuinely necessary. For mathematical prose intended for Word, use bare LaTeX internally, e.g. </w:t>
       </w:r>
       <m:oMath>
         <m:sSub>
@@ -1879,65 +1843,4666 @@
     <w:p>
       <w:r>
         <w:lastRenderedPageBreak/>
-        <w:t xml:space="preserve">4x6 famous figure photos: MLK, bobby </w:t>
-      </w:r>
-      <w:proofErr w:type="spellStart"/>
-      <w:r>
-        <w:t>kennedy</w:t>
-      </w:r>
-      <w:proofErr w:type="spellEnd"/>
-      <w:r>
-        <w:t xml:space="preserve">, teddy </w:t>
-      </w:r>
-      <w:proofErr w:type="spellStart"/>
-      <w:r>
-        <w:t>roosevelt</w:t>
-      </w:r>
-      <w:proofErr w:type="spellEnd"/>
-      <w:r>
-        <w:t xml:space="preserve">, </w:t>
-      </w:r>
-      <w:proofErr w:type="spellStart"/>
-      <w:r>
-        <w:t>george</w:t>
-      </w:r>
-      <w:proofErr w:type="spellEnd"/>
-      <w:r>
-        <w:t xml:space="preserve"> </w:t>
-      </w:r>
-      <w:proofErr w:type="spellStart"/>
-      <w:r>
-        <w:t>washington</w:t>
-      </w:r>
-      <w:proofErr w:type="spellEnd"/>
-      <w:r>
-        <w:t xml:space="preserve">, </w:t>
-      </w:r>
-      <w:proofErr w:type="spellStart"/>
-      <w:r>
-        <w:t>abe</w:t>
-      </w:r>
-      <w:proofErr w:type="spellEnd"/>
-      <w:r>
-        <w:t xml:space="preserve"> </w:t>
-      </w:r>
-      <w:proofErr w:type="spellStart"/>
-      <w:r>
-        <w:t>lincoln</w:t>
-      </w:r>
-      <w:proofErr w:type="spellEnd"/>
-      <w:r>
-        <w:t xml:space="preserve">, </w:t>
-      </w:r>
-      <w:proofErr w:type="spellStart"/>
-      <w:r>
-        <w:t>robert</w:t>
-      </w:r>
-      <w:proofErr w:type="spellEnd"/>
-      <w:r>
-        <w:t xml:space="preserve"> e. lee</w:t>
-      </w:r>
-    </w:p>
+        <w:t>4x6 famous figure photos: MLK, bobby kennedy, teddy roosevelt, george washington, abe lincoln, robert e. lee</w:t>
+      </w:r>
+    </w:p>
+    <w:p/>
+    <w:p/>
+    <w:p>
+      <w:pPr>
+        <w:spacing w:before="100" w:beforeAutospacing="1" w:after="100" w:afterAutospacing="1" w:line="240" w:lineRule="auto"/>
+        <w:outlineLvl w:val="0"/>
+        <w:rPr>
+          <w:rFonts w:ascii="Times New Roman" w:eastAsia="Times New Roman" w:hAnsi="Times New Roman" w:cs="Times New Roman"/>
+          <w:b/>
+          <w:bCs/>
+          <w:kern w:val="36"/>
+          <w:sz w:val="48"/>
+          <w:szCs w:val="48"/>
+          <w14:ligatures w14:val="none"/>
+        </w:rPr>
+      </w:pPr>
+      <w:r>
+        <w:rPr>
+          <w:rFonts w:ascii="Times New Roman" w:eastAsia="Times New Roman" w:hAnsi="Times New Roman" w:cs="Times New Roman"/>
+          <w:b/>
+          <w:bCs/>
+          <w:kern w:val="36"/>
+          <w:sz w:val="48"/>
+          <w:szCs w:val="48"/>
+          <w14:ligatures w14:val="none"/>
+        </w:rPr>
+        <w:t>Scholar VECTOR Transition Document</w:t>
+      </w:r>
+    </w:p>
+    <w:p>
+      <w:pPr>
+        <w:spacing w:before="100" w:beforeAutospacing="1" w:after="100" w:afterAutospacing="1" w:line="240" w:lineRule="auto"/>
+        <w:outlineLvl w:val="1"/>
+        <w:rPr>
+          <w:rFonts w:ascii="Times New Roman" w:eastAsia="Times New Roman" w:hAnsi="Times New Roman" w:cs="Times New Roman"/>
+          <w:b/>
+          <w:bCs/>
+          <w:kern w:val="0"/>
+          <w:sz w:val="36"/>
+          <w:szCs w:val="36"/>
+          <w14:ligatures w14:val="none"/>
+        </w:rPr>
+      </w:pPr>
+      <w:r>
+        <w:rPr>
+          <w:rFonts w:ascii="Times New Roman" w:eastAsia="Times New Roman" w:hAnsi="Times New Roman" w:cs="Times New Roman"/>
+          <w:b/>
+          <w:bCs/>
+          <w:kern w:val="0"/>
+          <w:sz w:val="36"/>
+          <w:szCs w:val="36"/>
+          <w14:ligatures w14:val="none"/>
+        </w:rPr>
+        <w:t>Talent Net Research / Dissertation</w:t>
+      </w:r>
+    </w:p>
+    <w:p>
+      <w:pPr>
+        <w:spacing w:before="100" w:beforeAutospacing="1" w:after="100" w:afterAutospacing="1" w:line="240" w:lineRule="auto"/>
+        <w:outlineLvl w:val="2"/>
+        <w:rPr>
+          <w:rFonts w:ascii="Times New Roman" w:eastAsia="Times New Roman" w:hAnsi="Times New Roman" w:cs="Times New Roman"/>
+          <w:b/>
+          <w:bCs/>
+          <w:kern w:val="0"/>
+          <w:sz w:val="27"/>
+          <w:szCs w:val="27"/>
+          <w14:ligatures w14:val="none"/>
+        </w:rPr>
+      </w:pPr>
+      <w:r>
+        <w:rPr>
+          <w:rFonts w:ascii="Times New Roman" w:eastAsia="Times New Roman" w:hAnsi="Times New Roman" w:cs="Times New Roman"/>
+          <w:b/>
+          <w:bCs/>
+          <w:kern w:val="0"/>
+          <w:sz w:val="27"/>
+          <w:szCs w:val="27"/>
+          <w14:ligatures w14:val="none"/>
+        </w:rPr>
+        <w:t>Current state as of October 25, 2026</w:t>
+      </w:r>
+    </w:p>
+    <w:p>
+      <w:pPr>
+        <w:spacing w:before="100" w:beforeAutospacing="1" w:after="100" w:afterAutospacing="1" w:line="240" w:lineRule="auto"/>
+        <w:rPr>
+          <w:rFonts w:ascii="Times New Roman" w:eastAsia="Times New Roman" w:hAnsi="Times New Roman" w:cs="Times New Roman"/>
+          <w:kern w:val="0"/>
+          <w14:ligatures w14:val="none"/>
+        </w:rPr>
+      </w:pPr>
+      <w:r>
+        <w:rPr>
+          <w:rFonts w:ascii="Times New Roman" w:eastAsia="Times New Roman" w:hAnsi="Times New Roman" w:cs="Times New Roman"/>
+          <w:kern w:val="0"/>
+          <w14:ligatures w14:val="none"/>
+        </w:rPr>
+        <w:t xml:space="preserve">This document is a handoff for the next agent continuing Charles Levine’s dissertation work. The immediate task is continued manual revision of </w:t>
+      </w:r>
+      <w:r>
+        <w:rPr>
+          <w:rFonts w:ascii="Times New Roman" w:eastAsia="Times New Roman" w:hAnsi="Times New Roman" w:cs="Times New Roman"/>
+          <w:b/>
+          <w:bCs/>
+          <w:kern w:val="0"/>
+          <w14:ligatures w14:val="none"/>
+        </w:rPr>
+        <w:t>Chapter 4: A Model of Competitive Congestion and Advancement</w:t>
+      </w:r>
+      <w:r>
+        <w:rPr>
+          <w:rFonts w:ascii="Times New Roman" w:eastAsia="Times New Roman" w:hAnsi="Times New Roman" w:cs="Times New Roman"/>
+          <w:kern w:val="0"/>
+          <w14:ligatures w14:val="none"/>
+        </w:rPr>
+        <w:t>, guided by advisor Alex Gates’s comments and recent PD48 discussion.</w:t>
+      </w:r>
+    </w:p>
+    <w:p>
+      <w:pPr>
+        <w:spacing w:before="100" w:beforeAutospacing="1" w:after="100" w:afterAutospacing="1" w:line="240" w:lineRule="auto"/>
+        <w:rPr>
+          <w:rFonts w:ascii="Times New Roman" w:eastAsia="Times New Roman" w:hAnsi="Times New Roman" w:cs="Times New Roman"/>
+          <w:kern w:val="0"/>
+          <w14:ligatures w14:val="none"/>
+        </w:rPr>
+      </w:pPr>
+      <w:r>
+        <w:rPr>
+          <w:rFonts w:ascii="Times New Roman" w:eastAsia="Times New Roman" w:hAnsi="Times New Roman" w:cs="Times New Roman"/>
+          <w:kern w:val="0"/>
+          <w14:ligatures w14:val="none"/>
+        </w:rPr>
+        <w:t>The most recent clean Word copy used for review was:</w:t>
+      </w:r>
+    </w:p>
+    <w:p>
+      <w:pPr>
+        <w:spacing w:before="100" w:beforeAutospacing="1" w:after="100" w:afterAutospacing="1" w:line="240" w:lineRule="auto"/>
+        <w:rPr>
+          <w:rFonts w:ascii="Times New Roman" w:eastAsia="Times New Roman" w:hAnsi="Times New Roman" w:cs="Times New Roman"/>
+          <w:kern w:val="0"/>
+          <w14:ligatures w14:val="none"/>
+        </w:rPr>
+      </w:pPr>
+      <w:r>
+        <w:rPr>
+          <w:rFonts w:ascii="Courier New" w:eastAsia="Times New Roman" w:hAnsi="Courier New" w:cs="Courier New"/>
+          <w:kern w:val="0"/>
+          <w:sz w:val="20"/>
+          <w:szCs w:val="20"/>
+          <w14:ligatures w14:val="none"/>
+        </w:rPr>
+        <w:t>20261020_Clean_Model_Chapter_Draft.docx</w:t>
+      </w:r>
+    </w:p>
+    <w:p>
+      <w:pPr>
+        <w:spacing w:before="100" w:beforeAutospacing="1" w:after="100" w:afterAutospacing="1" w:line="240" w:lineRule="auto"/>
+        <w:rPr>
+          <w:rFonts w:ascii="Times New Roman" w:eastAsia="Times New Roman" w:hAnsi="Times New Roman" w:cs="Times New Roman"/>
+          <w:kern w:val="0"/>
+          <w14:ligatures w14:val="none"/>
+        </w:rPr>
+      </w:pPr>
+      <w:r>
+        <w:rPr>
+          <w:rFonts w:ascii="Times New Roman" w:eastAsia="Times New Roman" w:hAnsi="Times New Roman" w:cs="Times New Roman"/>
+          <w:kern w:val="0"/>
+          <w14:ligatures w14:val="none"/>
+        </w:rPr>
+        <w:t>Charles has continued making manual edits since uploading that file, so the live Word document should be treated as more current than any extracted copy when conflicts arise.</w:t>
+      </w:r>
+    </w:p>
+    <w:p>
+      <w:pPr>
+        <w:spacing w:after="0" w:line="240" w:lineRule="auto"/>
+        <w:rPr>
+          <w:rFonts w:ascii="Times New Roman" w:eastAsia="Times New Roman" w:hAnsi="Times New Roman" w:cs="Times New Roman"/>
+          <w:kern w:val="0"/>
+          <w14:ligatures w14:val="none"/>
+        </w:rPr>
+      </w:pPr>
+      <w:r>
+        <w:rPr>
+          <w:rFonts w:ascii="Times New Roman" w:eastAsia="Times New Roman" w:hAnsi="Times New Roman" w:cs="Times New Roman"/>
+          <w:noProof/>
+          <w:kern w:val="0"/>
+        </w:rPr>
+        <w:pict w14:anchorId="7FC048D8">
+          <v:rect id="_x0000_i1037" alt="" style="width:468pt;height:.05pt;mso-width-percent:0;mso-height-percent:0;mso-width-percent:0;mso-height-percent:0" o:hralign="center" o:hrstd="t" o:hr="t" fillcolor="#a0a0a0" stroked="f"/>
+        </w:pict>
+      </w:r>
+    </w:p>
+    <w:p>
+      <w:pPr>
+        <w:spacing w:before="100" w:beforeAutospacing="1" w:after="100" w:afterAutospacing="1" w:line="240" w:lineRule="auto"/>
+        <w:outlineLvl w:val="0"/>
+        <w:rPr>
+          <w:rFonts w:ascii="Times New Roman" w:eastAsia="Times New Roman" w:hAnsi="Times New Roman" w:cs="Times New Roman"/>
+          <w:b/>
+          <w:bCs/>
+          <w:kern w:val="36"/>
+          <w:sz w:val="48"/>
+          <w:szCs w:val="48"/>
+          <w14:ligatures w14:val="none"/>
+        </w:rPr>
+      </w:pPr>
+      <w:r>
+        <w:rPr>
+          <w:rFonts w:ascii="Times New Roman" w:eastAsia="Times New Roman" w:hAnsi="Times New Roman" w:cs="Times New Roman"/>
+          <w:b/>
+          <w:bCs/>
+          <w:kern w:val="36"/>
+          <w:sz w:val="48"/>
+          <w:szCs w:val="48"/>
+          <w14:ligatures w14:val="none"/>
+        </w:rPr>
+        <w:t>1. Roles and working method</w:t>
+      </w:r>
+    </w:p>
+    <w:p>
+      <w:pPr>
+        <w:spacing w:before="100" w:beforeAutospacing="1" w:after="100" w:afterAutospacing="1" w:line="240" w:lineRule="auto"/>
+        <w:rPr>
+          <w:rFonts w:ascii="Times New Roman" w:eastAsia="Times New Roman" w:hAnsi="Times New Roman" w:cs="Times New Roman"/>
+          <w:kern w:val="0"/>
+          <w14:ligatures w14:val="none"/>
+        </w:rPr>
+      </w:pPr>
+      <w:r>
+        <w:rPr>
+          <w:rFonts w:ascii="Times New Roman" w:eastAsia="Times New Roman" w:hAnsi="Times New Roman" w:cs="Times New Roman"/>
+          <w:b/>
+          <w:bCs/>
+          <w:kern w:val="0"/>
+          <w14:ligatures w14:val="none"/>
+        </w:rPr>
+        <w:t>NVector</w:t>
+      </w:r>
+      <w:r>
+        <w:rPr>
+          <w:rFonts w:ascii="Times New Roman" w:eastAsia="Times New Roman" w:hAnsi="Times New Roman" w:cs="Times New Roman"/>
+          <w:kern w:val="0"/>
+          <w14:ligatures w14:val="none"/>
+        </w:rPr>
+        <w:t xml:space="preserve"> has been the primary repo-native writer because it has direct access to the dissertation repository and implementation history.</w:t>
+      </w:r>
+    </w:p>
+    <w:p>
+      <w:pPr>
+        <w:spacing w:before="100" w:beforeAutospacing="1" w:after="100" w:afterAutospacing="1" w:line="240" w:lineRule="auto"/>
+        <w:rPr>
+          <w:rFonts w:ascii="Times New Roman" w:eastAsia="Times New Roman" w:hAnsi="Times New Roman" w:cs="Times New Roman"/>
+          <w:kern w:val="0"/>
+          <w14:ligatures w14:val="none"/>
+        </w:rPr>
+      </w:pPr>
+      <w:r>
+        <w:rPr>
+          <w:rFonts w:ascii="Times New Roman" w:eastAsia="Times New Roman" w:hAnsi="Times New Roman" w:cs="Times New Roman"/>
+          <w:b/>
+          <w:bCs/>
+          <w:kern w:val="0"/>
+          <w14:ligatures w14:val="none"/>
+        </w:rPr>
+        <w:t>Scholar VECTOR</w:t>
+      </w:r>
+      <w:r>
+        <w:rPr>
+          <w:rFonts w:ascii="Times New Roman" w:eastAsia="Times New Roman" w:hAnsi="Times New Roman" w:cs="Times New Roman"/>
+          <w:kern w:val="0"/>
+          <w14:ligatures w14:val="none"/>
+        </w:rPr>
+        <w:t xml:space="preserve"> has served as independent scientific second reader, helping Charles:</w:t>
+      </w:r>
+    </w:p>
+    <w:p>
+      <w:pPr>
+        <w:numPr>
+          <w:ilvl w:val="0"/>
+          <w:numId w:val="3"/>
+        </w:numPr>
+        <w:spacing w:before="100" w:beforeAutospacing="1" w:after="100" w:afterAutospacing="1" w:line="240" w:lineRule="auto"/>
+        <w:rPr>
+          <w:rFonts w:ascii="Times New Roman" w:eastAsia="Times New Roman" w:hAnsi="Times New Roman" w:cs="Times New Roman"/>
+          <w:kern w:val="0"/>
+          <w14:ligatures w14:val="none"/>
+        </w:rPr>
+      </w:pPr>
+      <w:r>
+        <w:rPr>
+          <w:rFonts w:ascii="Times New Roman" w:eastAsia="Times New Roman" w:hAnsi="Times New Roman" w:cs="Times New Roman"/>
+          <w:kern w:val="0"/>
+          <w14:ligatures w14:val="none"/>
+        </w:rPr>
+        <w:t>clarify the model,</w:t>
+      </w:r>
+    </w:p>
+    <w:p>
+      <w:pPr>
+        <w:numPr>
+          <w:ilvl w:val="0"/>
+          <w:numId w:val="3"/>
+        </w:numPr>
+        <w:spacing w:before="100" w:beforeAutospacing="1" w:after="100" w:afterAutospacing="1" w:line="240" w:lineRule="auto"/>
+        <w:rPr>
+          <w:rFonts w:ascii="Times New Roman" w:eastAsia="Times New Roman" w:hAnsi="Times New Roman" w:cs="Times New Roman"/>
+          <w:kern w:val="0"/>
+          <w14:ligatures w14:val="none"/>
+        </w:rPr>
+      </w:pPr>
+      <w:r>
+        <w:rPr>
+          <w:rFonts w:ascii="Times New Roman" w:eastAsia="Times New Roman" w:hAnsi="Times New Roman" w:cs="Times New Roman"/>
+          <w:kern w:val="0"/>
+          <w14:ligatures w14:val="none"/>
+        </w:rPr>
+        <w:t>interpret Alex’s feedback,</w:t>
+      </w:r>
+    </w:p>
+    <w:p>
+      <w:pPr>
+        <w:numPr>
+          <w:ilvl w:val="0"/>
+          <w:numId w:val="3"/>
+        </w:numPr>
+        <w:spacing w:before="100" w:beforeAutospacing="1" w:after="100" w:afterAutospacing="1" w:line="240" w:lineRule="auto"/>
+        <w:rPr>
+          <w:rFonts w:ascii="Times New Roman" w:eastAsia="Times New Roman" w:hAnsi="Times New Roman" w:cs="Times New Roman"/>
+          <w:kern w:val="0"/>
+          <w14:ligatures w14:val="none"/>
+        </w:rPr>
+      </w:pPr>
+      <w:r>
+        <w:rPr>
+          <w:rFonts w:ascii="Times New Roman" w:eastAsia="Times New Roman" w:hAnsi="Times New Roman" w:cs="Times New Roman"/>
+          <w:kern w:val="0"/>
+          <w14:ligatures w14:val="none"/>
+        </w:rPr>
+        <w:t>improve narrative structure,</w:t>
+      </w:r>
+    </w:p>
+    <w:p>
+      <w:pPr>
+        <w:numPr>
+          <w:ilvl w:val="0"/>
+          <w:numId w:val="3"/>
+        </w:numPr>
+        <w:spacing w:before="100" w:beforeAutospacing="1" w:after="100" w:afterAutospacing="1" w:line="240" w:lineRule="auto"/>
+        <w:rPr>
+          <w:rFonts w:ascii="Times New Roman" w:eastAsia="Times New Roman" w:hAnsi="Times New Roman" w:cs="Times New Roman"/>
+          <w:kern w:val="0"/>
+          <w14:ligatures w14:val="none"/>
+        </w:rPr>
+      </w:pPr>
+      <w:r>
+        <w:rPr>
+          <w:rFonts w:ascii="Times New Roman" w:eastAsia="Times New Roman" w:hAnsi="Times New Roman" w:cs="Times New Roman"/>
+          <w:kern w:val="0"/>
+          <w14:ligatures w14:val="none"/>
+        </w:rPr>
+        <w:t>scrutinize notation and equations,</w:t>
+      </w:r>
+    </w:p>
+    <w:p>
+      <w:pPr>
+        <w:numPr>
+          <w:ilvl w:val="0"/>
+          <w:numId w:val="3"/>
+        </w:numPr>
+        <w:spacing w:before="100" w:beforeAutospacing="1" w:after="100" w:afterAutospacing="1" w:line="240" w:lineRule="auto"/>
+        <w:rPr>
+          <w:rFonts w:ascii="Times New Roman" w:eastAsia="Times New Roman" w:hAnsi="Times New Roman" w:cs="Times New Roman"/>
+          <w:kern w:val="0"/>
+          <w14:ligatures w14:val="none"/>
+        </w:rPr>
+      </w:pPr>
+      <w:r>
+        <w:rPr>
+          <w:rFonts w:ascii="Times New Roman" w:eastAsia="Times New Roman" w:hAnsi="Times New Roman" w:cs="Times New Roman"/>
+          <w:kern w:val="0"/>
+          <w14:ligatures w14:val="none"/>
+        </w:rPr>
+        <w:t>distinguish science from implementation history,</w:t>
+      </w:r>
+    </w:p>
+    <w:p>
+      <w:pPr>
+        <w:numPr>
+          <w:ilvl w:val="0"/>
+          <w:numId w:val="3"/>
+        </w:numPr>
+        <w:spacing w:before="100" w:beforeAutospacing="1" w:after="100" w:afterAutospacing="1" w:line="240" w:lineRule="auto"/>
+        <w:rPr>
+          <w:rFonts w:ascii="Times New Roman" w:eastAsia="Times New Roman" w:hAnsi="Times New Roman" w:cs="Times New Roman"/>
+          <w:kern w:val="0"/>
+          <w14:ligatures w14:val="none"/>
+        </w:rPr>
+      </w:pPr>
+      <w:r>
+        <w:rPr>
+          <w:rFonts w:ascii="Times New Roman" w:eastAsia="Times New Roman" w:hAnsi="Times New Roman" w:cs="Times New Roman"/>
+          <w:kern w:val="0"/>
+          <w14:ligatures w14:val="none"/>
+        </w:rPr>
+        <w:t>and decide what belongs in the dissertation versus appendices.</w:t>
+      </w:r>
+    </w:p>
+    <w:p>
+      <w:pPr>
+        <w:spacing w:before="100" w:beforeAutospacing="1" w:after="100" w:afterAutospacing="1" w:line="240" w:lineRule="auto"/>
+        <w:rPr>
+          <w:rFonts w:ascii="Times New Roman" w:eastAsia="Times New Roman" w:hAnsi="Times New Roman" w:cs="Times New Roman"/>
+          <w:kern w:val="0"/>
+          <w14:ligatures w14:val="none"/>
+        </w:rPr>
+      </w:pPr>
+      <w:r>
+        <w:rPr>
+          <w:rFonts w:ascii="Times New Roman" w:eastAsia="Times New Roman" w:hAnsi="Times New Roman" w:cs="Times New Roman"/>
+          <w:kern w:val="0"/>
+          <w14:ligatures w14:val="none"/>
+        </w:rPr>
+        <w:t>The chapter is now being revised manually with Charles, paragraph by paragraph.</w:t>
+      </w:r>
+    </w:p>
+    <w:p>
+      <w:pPr>
+        <w:spacing w:before="100" w:beforeAutospacing="1" w:after="100" w:afterAutospacing="1" w:line="240" w:lineRule="auto"/>
+        <w:rPr>
+          <w:rFonts w:ascii="Times New Roman" w:eastAsia="Times New Roman" w:hAnsi="Times New Roman" w:cs="Times New Roman"/>
+          <w:kern w:val="0"/>
+          <w14:ligatures w14:val="none"/>
+        </w:rPr>
+      </w:pPr>
+      <w:r>
+        <w:rPr>
+          <w:rFonts w:ascii="Times New Roman" w:eastAsia="Times New Roman" w:hAnsi="Times New Roman" w:cs="Times New Roman"/>
+          <w:kern w:val="0"/>
+          <w14:ligatures w14:val="none"/>
+        </w:rPr>
+        <w:lastRenderedPageBreak/>
+        <w:t>Do not rewrite large sections reflexively. Charles prefers to work through one conceptual problem at a time.</w:t>
+      </w:r>
+    </w:p>
+    <w:p>
+      <w:pPr>
+        <w:spacing w:after="0" w:line="240" w:lineRule="auto"/>
+        <w:rPr>
+          <w:rFonts w:ascii="Times New Roman" w:eastAsia="Times New Roman" w:hAnsi="Times New Roman" w:cs="Times New Roman"/>
+          <w:kern w:val="0"/>
+          <w14:ligatures w14:val="none"/>
+        </w:rPr>
+      </w:pPr>
+      <w:r>
+        <w:rPr>
+          <w:rFonts w:ascii="Times New Roman" w:eastAsia="Times New Roman" w:hAnsi="Times New Roman" w:cs="Times New Roman"/>
+          <w:noProof/>
+          <w:kern w:val="0"/>
+        </w:rPr>
+        <w:pict w14:anchorId="0321CA1C">
+          <v:rect id="_x0000_i1036" alt="" style="width:468pt;height:.05pt;mso-width-percent:0;mso-height-percent:0;mso-width-percent:0;mso-height-percent:0" o:hralign="center" o:hrstd="t" o:hr="t" fillcolor="#a0a0a0" stroked="f"/>
+        </w:pict>
+      </w:r>
+    </w:p>
+    <w:p>
+      <w:pPr>
+        <w:spacing w:before="100" w:beforeAutospacing="1" w:after="100" w:afterAutospacing="1" w:line="240" w:lineRule="auto"/>
+        <w:outlineLvl w:val="0"/>
+        <w:rPr>
+          <w:rFonts w:ascii="Times New Roman" w:eastAsia="Times New Roman" w:hAnsi="Times New Roman" w:cs="Times New Roman"/>
+          <w:b/>
+          <w:bCs/>
+          <w:kern w:val="36"/>
+          <w:sz w:val="48"/>
+          <w:szCs w:val="48"/>
+          <w14:ligatures w14:val="none"/>
+        </w:rPr>
+      </w:pPr>
+      <w:r>
+        <w:rPr>
+          <w:rFonts w:ascii="Times New Roman" w:eastAsia="Times New Roman" w:hAnsi="Times New Roman" w:cs="Times New Roman"/>
+          <w:b/>
+          <w:bCs/>
+          <w:kern w:val="36"/>
+          <w:sz w:val="48"/>
+          <w:szCs w:val="48"/>
+          <w14:ligatures w14:val="none"/>
+        </w:rPr>
+        <w:t>2. Alex Gates’s controlling narrative guidance</w:t>
+      </w:r>
+    </w:p>
+    <w:p>
+      <w:pPr>
+        <w:spacing w:before="100" w:beforeAutospacing="1" w:after="100" w:afterAutospacing="1" w:line="240" w:lineRule="auto"/>
+        <w:rPr>
+          <w:rFonts w:ascii="Times New Roman" w:eastAsia="Times New Roman" w:hAnsi="Times New Roman" w:cs="Times New Roman"/>
+          <w:kern w:val="0"/>
+          <w14:ligatures w14:val="none"/>
+        </w:rPr>
+      </w:pPr>
+      <w:r>
+        <w:rPr>
+          <w:rFonts w:ascii="Times New Roman" w:eastAsia="Times New Roman" w:hAnsi="Times New Roman" w:cs="Times New Roman"/>
+          <w:kern w:val="0"/>
+          <w14:ligatures w14:val="none"/>
+        </w:rPr>
+        <w:t xml:space="preserve">Alex does </w:t>
+      </w:r>
+      <w:r>
+        <w:rPr>
+          <w:rFonts w:ascii="Times New Roman" w:eastAsia="Times New Roman" w:hAnsi="Times New Roman" w:cs="Times New Roman"/>
+          <w:b/>
+          <w:bCs/>
+          <w:kern w:val="0"/>
+          <w14:ligatures w14:val="none"/>
+        </w:rPr>
+        <w:t>not</w:t>
+      </w:r>
+      <w:r>
+        <w:rPr>
+          <w:rFonts w:ascii="Times New Roman" w:eastAsia="Times New Roman" w:hAnsi="Times New Roman" w:cs="Times New Roman"/>
+          <w:kern w:val="0"/>
+          <w14:ligatures w14:val="none"/>
+        </w:rPr>
+        <w:t xml:space="preserve"> want Chapter 4 organized as three equal components called ASSIGN → SCORE → SELECT from the beginning.</w:t>
+      </w:r>
+    </w:p>
+    <w:p>
+      <w:pPr>
+        <w:spacing w:before="100" w:beforeAutospacing="1" w:after="100" w:afterAutospacing="1" w:line="240" w:lineRule="auto"/>
+        <w:rPr>
+          <w:rFonts w:ascii="Times New Roman" w:eastAsia="Times New Roman" w:hAnsi="Times New Roman" w:cs="Times New Roman"/>
+          <w:kern w:val="0"/>
+          <w14:ligatures w14:val="none"/>
+        </w:rPr>
+      </w:pPr>
+      <w:r>
+        <w:rPr>
+          <w:rFonts w:ascii="Times New Roman" w:eastAsia="Times New Roman" w:hAnsi="Times New Roman" w:cs="Times New Roman"/>
+          <w:kern w:val="0"/>
+          <w14:ligatures w14:val="none"/>
+        </w:rPr>
+        <w:t>His preferred scientific narration is:</w:t>
+      </w:r>
+    </w:p>
+    <w:p>
+      <w:pPr>
+        <w:numPr>
+          <w:ilvl w:val="0"/>
+          <w:numId w:val="4"/>
+        </w:numPr>
+        <w:spacing w:before="100" w:beforeAutospacing="1" w:after="100" w:afterAutospacing="1" w:line="240" w:lineRule="auto"/>
+        <w:rPr>
+          <w:rFonts w:ascii="Times New Roman" w:eastAsia="Times New Roman" w:hAnsi="Times New Roman" w:cs="Times New Roman"/>
+          <w:kern w:val="0"/>
+          <w14:ligatures w14:val="none"/>
+        </w:rPr>
+      </w:pPr>
+      <w:r>
+        <w:rPr>
+          <w:rFonts w:ascii="Times New Roman" w:eastAsia="Times New Roman" w:hAnsi="Times New Roman" w:cs="Times New Roman"/>
+          <w:kern w:val="0"/>
+          <w14:ligatures w14:val="none"/>
+        </w:rPr>
+        <w:t>Start with the simplest performance-only selection model.</w:t>
+      </w:r>
+    </w:p>
+    <w:p>
+      <w:pPr>
+        <w:numPr>
+          <w:ilvl w:val="0"/>
+          <w:numId w:val="4"/>
+        </w:numPr>
+        <w:spacing w:before="100" w:beforeAutospacing="1" w:after="100" w:afterAutospacing="1" w:line="240" w:lineRule="auto"/>
+        <w:rPr>
+          <w:rFonts w:ascii="Times New Roman" w:eastAsia="Times New Roman" w:hAnsi="Times New Roman" w:cs="Times New Roman"/>
+          <w:kern w:val="0"/>
+          <w14:ligatures w14:val="none"/>
+        </w:rPr>
+      </w:pPr>
+      <w:r>
+        <w:rPr>
+          <w:rFonts w:ascii="Times New Roman" w:eastAsia="Times New Roman" w:hAnsi="Times New Roman" w:cs="Times New Roman"/>
+          <w:kern w:val="0"/>
+          <w14:ligatures w14:val="none"/>
+        </w:rPr>
+        <w:t>Add stochasticity to selection.</w:t>
+      </w:r>
+    </w:p>
+    <w:p>
+      <w:pPr>
+        <w:numPr>
+          <w:ilvl w:val="0"/>
+          <w:numId w:val="4"/>
+        </w:numPr>
+        <w:spacing w:before="100" w:beforeAutospacing="1" w:after="100" w:afterAutospacing="1" w:line="240" w:lineRule="auto"/>
+        <w:rPr>
+          <w:rFonts w:ascii="Times New Roman" w:eastAsia="Times New Roman" w:hAnsi="Times New Roman" w:cs="Times New Roman"/>
+          <w:kern w:val="0"/>
+          <w14:ligatures w14:val="none"/>
+        </w:rPr>
+      </w:pPr>
+      <w:r>
+        <w:rPr>
+          <w:rFonts w:ascii="Times New Roman" w:eastAsia="Times New Roman" w:hAnsi="Times New Roman" w:cs="Times New Roman"/>
+          <w:kern w:val="0"/>
+          <w14:ligatures w14:val="none"/>
+        </w:rPr>
+        <w:t>Introduce group composition and congestion.</w:t>
+      </w:r>
+    </w:p>
+    <w:p>
+      <w:pPr>
+        <w:numPr>
+          <w:ilvl w:val="0"/>
+          <w:numId w:val="4"/>
+        </w:numPr>
+        <w:spacing w:before="100" w:beforeAutospacing="1" w:after="100" w:afterAutospacing="1" w:line="240" w:lineRule="auto"/>
+        <w:rPr>
+          <w:rFonts w:ascii="Times New Roman" w:eastAsia="Times New Roman" w:hAnsi="Times New Roman" w:cs="Times New Roman"/>
+          <w:kern w:val="0"/>
+          <w14:ligatures w14:val="none"/>
+        </w:rPr>
+      </w:pPr>
+      <w:r>
+        <w:rPr>
+          <w:rFonts w:ascii="Times New Roman" w:eastAsia="Times New Roman" w:hAnsi="Times New Roman" w:cs="Times New Roman"/>
+          <w:kern w:val="0"/>
+          <w14:ligatures w14:val="none"/>
+        </w:rPr>
+        <w:t>Refine how competitive pressure is measured.</w:t>
+      </w:r>
+    </w:p>
+    <w:p>
+      <w:pPr>
+        <w:numPr>
+          <w:ilvl w:val="0"/>
+          <w:numId w:val="4"/>
+        </w:numPr>
+        <w:spacing w:before="100" w:beforeAutospacing="1" w:after="100" w:afterAutospacing="1" w:line="240" w:lineRule="auto"/>
+        <w:rPr>
+          <w:rFonts w:ascii="Times New Roman" w:eastAsia="Times New Roman" w:hAnsi="Times New Roman" w:cs="Times New Roman"/>
+          <w:kern w:val="0"/>
+          <w14:ligatures w14:val="none"/>
+        </w:rPr>
+      </w:pPr>
+      <w:r>
+        <w:rPr>
+          <w:rFonts w:ascii="Times New Roman" w:eastAsia="Times New Roman" w:hAnsi="Times New Roman" w:cs="Times New Roman"/>
+          <w:kern w:val="0"/>
+          <w14:ligatures w14:val="none"/>
+        </w:rPr>
+        <w:t>Analyze the mathematical behavior of the model.</w:t>
+      </w:r>
+    </w:p>
+    <w:p>
+      <w:pPr>
+        <w:numPr>
+          <w:ilvl w:val="0"/>
+          <w:numId w:val="4"/>
+        </w:numPr>
+        <w:spacing w:before="100" w:beforeAutospacing="1" w:after="100" w:afterAutospacing="1" w:line="240" w:lineRule="auto"/>
+        <w:rPr>
+          <w:rFonts w:ascii="Times New Roman" w:eastAsia="Times New Roman" w:hAnsi="Times New Roman" w:cs="Times New Roman"/>
+          <w:kern w:val="0"/>
+          <w14:ligatures w14:val="none"/>
+        </w:rPr>
+      </w:pPr>
+      <w:r>
+        <w:rPr>
+          <w:rFonts w:ascii="Times New Roman" w:eastAsia="Times New Roman" w:hAnsi="Times New Roman" w:cs="Times New Roman"/>
+          <w:kern w:val="0"/>
+          <w14:ligatures w14:val="none"/>
+        </w:rPr>
+        <w:t>Introduce ASSIGN later as a simulation device for creating artificial teams with controlled sorting.</w:t>
+      </w:r>
+    </w:p>
+    <w:p>
+      <w:pPr>
+        <w:numPr>
+          <w:ilvl w:val="0"/>
+          <w:numId w:val="4"/>
+        </w:numPr>
+        <w:spacing w:before="100" w:beforeAutospacing="1" w:after="100" w:afterAutospacing="1" w:line="240" w:lineRule="auto"/>
+        <w:rPr>
+          <w:rFonts w:ascii="Times New Roman" w:eastAsia="Times New Roman" w:hAnsi="Times New Roman" w:cs="Times New Roman"/>
+          <w:kern w:val="0"/>
+          <w14:ligatures w14:val="none"/>
+        </w:rPr>
+      </w:pPr>
+      <w:r>
+        <w:rPr>
+          <w:rFonts w:ascii="Times New Roman" w:eastAsia="Times New Roman" w:hAnsi="Times New Roman" w:cs="Times New Roman"/>
+          <w:kern w:val="0"/>
+          <w14:ligatures w14:val="none"/>
+        </w:rPr>
+        <w:t>Connect the model to empirical fitting afterward.</w:t>
+      </w:r>
+    </w:p>
+    <w:p>
+      <w:pPr>
+        <w:spacing w:before="100" w:beforeAutospacing="1" w:after="100" w:afterAutospacing="1" w:line="240" w:lineRule="auto"/>
+        <w:rPr>
+          <w:rFonts w:ascii="Times New Roman" w:eastAsia="Times New Roman" w:hAnsi="Times New Roman" w:cs="Times New Roman"/>
+          <w:kern w:val="0"/>
+          <w14:ligatures w14:val="none"/>
+        </w:rPr>
+      </w:pPr>
+      <w:r>
+        <w:rPr>
+          <w:rFonts w:ascii="Times New Roman" w:eastAsia="Times New Roman" w:hAnsi="Times New Roman" w:cs="Times New Roman"/>
+          <w:kern w:val="0"/>
+          <w14:ligatures w14:val="none"/>
+        </w:rPr>
+        <w:t xml:space="preserve">Operationally, simulations may still run ASSIGN → SCORE → SELECT, but </w:t>
+      </w:r>
+      <w:r>
+        <w:rPr>
+          <w:rFonts w:ascii="Times New Roman" w:eastAsia="Times New Roman" w:hAnsi="Times New Roman" w:cs="Times New Roman"/>
+          <w:b/>
+          <w:bCs/>
+          <w:kern w:val="0"/>
+          <w14:ligatures w14:val="none"/>
+        </w:rPr>
+        <w:t>ASSIGN should not dominate the scientific introduction</w:t>
+      </w:r>
+      <w:r>
+        <w:rPr>
+          <w:rFonts w:ascii="Times New Roman" w:eastAsia="Times New Roman" w:hAnsi="Times New Roman" w:cs="Times New Roman"/>
+          <w:kern w:val="0"/>
+          <w14:ligatures w14:val="none"/>
+        </w:rPr>
+        <w:t>.</w:t>
+      </w:r>
+    </w:p>
+    <w:p>
+      <w:pPr>
+        <w:spacing w:before="100" w:beforeAutospacing="1" w:after="100" w:afterAutospacing="1" w:line="240" w:lineRule="auto"/>
+        <w:rPr>
+          <w:rFonts w:ascii="Times New Roman" w:eastAsia="Times New Roman" w:hAnsi="Times New Roman" w:cs="Times New Roman"/>
+          <w:kern w:val="0"/>
+          <w14:ligatures w14:val="none"/>
+        </w:rPr>
+      </w:pPr>
+      <w:r>
+        <w:rPr>
+          <w:rFonts w:ascii="Times New Roman" w:eastAsia="Times New Roman" w:hAnsi="Times New Roman" w:cs="Times New Roman"/>
+          <w:kern w:val="0"/>
+          <w14:ligatures w14:val="none"/>
+        </w:rPr>
+        <w:t>Alex’s recurring editorial principle is:</w:t>
+      </w:r>
+    </w:p>
+    <w:p>
+      <w:pPr>
+        <w:spacing w:before="200" w:beforeAutospacing="1" w:after="200" w:afterAutospacing="1" w:line="240" w:lineRule="auto"/>
+        <w:ind w:left="720" w:right="720"/>
+        <w:rPr>
+          <w:rFonts w:ascii="Times New Roman" w:eastAsia="Times New Roman" w:hAnsi="Times New Roman" w:cs="Times New Roman"/>
+          <w:kern w:val="0"/>
+          <w14:ligatures w14:val="none"/>
+        </w:rPr>
+      </w:pPr>
+      <w:r>
+        <w:rPr>
+          <w:rFonts w:ascii="Times New Roman" w:eastAsia="Times New Roman" w:hAnsi="Times New Roman" w:cs="Times New Roman"/>
+          <w:b/>
+          <w:bCs/>
+          <w:kern w:val="0"/>
+          <w14:ligatures w14:val="none"/>
+        </w:rPr>
+        <w:t>story → question → mathematical method → derivation → result → scientific meaning</w:t>
+      </w:r>
+    </w:p>
+    <w:p>
+      <w:pPr>
+        <w:spacing w:before="100" w:beforeAutospacing="1" w:after="100" w:afterAutospacing="1" w:line="240" w:lineRule="auto"/>
+        <w:rPr>
+          <w:rFonts w:ascii="Times New Roman" w:eastAsia="Times New Roman" w:hAnsi="Times New Roman" w:cs="Times New Roman"/>
+          <w:kern w:val="0"/>
+          <w14:ligatures w14:val="none"/>
+        </w:rPr>
+      </w:pPr>
+      <w:r>
+        <w:rPr>
+          <w:rFonts w:ascii="Times New Roman" w:eastAsia="Times New Roman" w:hAnsi="Times New Roman" w:cs="Times New Roman"/>
+          <w:kern w:val="0"/>
+          <w14:ligatures w14:val="none"/>
+        </w:rPr>
+        <w:t>Do not introduce mathematics merely because a parameter comes next. Make the reader first want the answer the mathematics provides.</w:t>
+      </w:r>
+    </w:p>
+    <w:p>
+      <w:pPr>
+        <w:spacing w:before="100" w:beforeAutospacing="1" w:after="100" w:afterAutospacing="1" w:line="240" w:lineRule="auto"/>
+        <w:rPr>
+          <w:rFonts w:ascii="Times New Roman" w:eastAsia="Times New Roman" w:hAnsi="Times New Roman" w:cs="Times New Roman"/>
+          <w:kern w:val="0"/>
+          <w14:ligatures w14:val="none"/>
+        </w:rPr>
+      </w:pPr>
+      <w:r>
+        <w:rPr>
+          <w:rFonts w:ascii="Times New Roman" w:eastAsia="Times New Roman" w:hAnsi="Times New Roman" w:cs="Times New Roman"/>
+          <w:kern w:val="0"/>
+          <w14:ligatures w14:val="none"/>
+        </w:rPr>
+        <w:t>Example:</w:t>
+      </w:r>
+    </w:p>
+    <w:p>
+      <w:pPr>
+        <w:spacing w:before="100" w:beforeAutospacing="1" w:after="100" w:afterAutospacing="1" w:line="240" w:lineRule="auto"/>
+        <w:rPr>
+          <w:rFonts w:ascii="Times New Roman" w:eastAsia="Times New Roman" w:hAnsi="Times New Roman" w:cs="Times New Roman"/>
+          <w:kern w:val="0"/>
+          <w14:ligatures w14:val="none"/>
+        </w:rPr>
+      </w:pPr>
+      <w:r>
+        <w:rPr>
+          <w:rFonts w:ascii="Times New Roman" w:eastAsia="Times New Roman" w:hAnsi="Times New Roman" w:cs="Times New Roman"/>
+          <w:kern w:val="0"/>
+          <w14:ligatures w14:val="none"/>
+        </w:rPr>
+        <w:t>Instead of introducing a sigmoid and then differentiating it, first ask:</w:t>
+      </w:r>
+    </w:p>
+    <w:p>
+      <w:pPr>
+        <w:spacing w:before="200" w:beforeAutospacing="1" w:after="200" w:afterAutospacing="1" w:line="240" w:lineRule="auto"/>
+        <w:ind w:left="720" w:right="720"/>
+        <w:rPr>
+          <w:rFonts w:ascii="Times New Roman" w:eastAsia="Times New Roman" w:hAnsi="Times New Roman" w:cs="Times New Roman"/>
+          <w:kern w:val="0"/>
+          <w14:ligatures w14:val="none"/>
+        </w:rPr>
+      </w:pPr>
+      <w:r>
+        <w:rPr>
+          <w:rFonts w:ascii="Times New Roman" w:eastAsia="Times New Roman" w:hAnsi="Times New Roman" w:cs="Times New Roman"/>
+          <w:kern w:val="0"/>
+          <w14:ligatures w14:val="none"/>
+        </w:rPr>
+        <w:t>Where in the performance distribution does a small improvement produce the greatest change in competitive relevance?</w:t>
+      </w:r>
+    </w:p>
+    <w:p>
+      <w:pPr>
+        <w:spacing w:before="100" w:beforeAutospacing="1" w:after="100" w:afterAutospacing="1" w:line="240" w:lineRule="auto"/>
+        <w:rPr>
+          <w:rFonts w:ascii="Times New Roman" w:eastAsia="Times New Roman" w:hAnsi="Times New Roman" w:cs="Times New Roman"/>
+          <w:kern w:val="0"/>
+          <w14:ligatures w14:val="none"/>
+        </w:rPr>
+      </w:pPr>
+      <w:r>
+        <w:rPr>
+          <w:rFonts w:ascii="Times New Roman" w:eastAsia="Times New Roman" w:hAnsi="Times New Roman" w:cs="Times New Roman"/>
+          <w:kern w:val="0"/>
+          <w14:ligatures w14:val="none"/>
+        </w:rPr>
+        <w:t>Then derive the result and reveal that the maximum occurs at the threshold.</w:t>
+      </w:r>
+    </w:p>
+    <w:p>
+      <w:pPr>
+        <w:spacing w:before="100" w:beforeAutospacing="1" w:after="100" w:afterAutospacing="1" w:line="240" w:lineRule="auto"/>
+        <w:rPr>
+          <w:rFonts w:ascii="Times New Roman" w:eastAsia="Times New Roman" w:hAnsi="Times New Roman" w:cs="Times New Roman"/>
+          <w:kern w:val="0"/>
+          <w14:ligatures w14:val="none"/>
+        </w:rPr>
+      </w:pPr>
+      <w:r>
+        <w:rPr>
+          <w:rFonts w:ascii="Times New Roman" w:eastAsia="Times New Roman" w:hAnsi="Times New Roman" w:cs="Times New Roman"/>
+          <w:kern w:val="0"/>
+          <w14:ligatures w14:val="none"/>
+        </w:rPr>
+        <w:t>Alex wants the mathematics to produce “911-pound cat” moments: the reader understands why the derivation was necessary and then gets a meaningful result.</w:t>
+      </w:r>
+    </w:p>
+    <w:p>
+      <w:pPr>
+        <w:spacing w:after="0" w:line="240" w:lineRule="auto"/>
+        <w:rPr>
+          <w:rFonts w:ascii="Times New Roman" w:eastAsia="Times New Roman" w:hAnsi="Times New Roman" w:cs="Times New Roman"/>
+          <w:kern w:val="0"/>
+          <w14:ligatures w14:val="none"/>
+        </w:rPr>
+      </w:pPr>
+      <w:r>
+        <w:rPr>
+          <w:rFonts w:ascii="Times New Roman" w:eastAsia="Times New Roman" w:hAnsi="Times New Roman" w:cs="Times New Roman"/>
+          <w:noProof/>
+          <w:kern w:val="0"/>
+        </w:rPr>
+        <w:pict w14:anchorId="569F73CD">
+          <v:rect id="_x0000_i1035" alt="" style="width:468pt;height:.05pt;mso-width-percent:0;mso-height-percent:0;mso-width-percent:0;mso-height-percent:0" o:hralign="center" o:hrstd="t" o:hr="t" fillcolor="#a0a0a0" stroked="f"/>
+        </w:pict>
+      </w:r>
+    </w:p>
+    <w:p>
+      <w:pPr>
+        <w:spacing w:before="100" w:beforeAutospacing="1" w:after="100" w:afterAutospacing="1" w:line="240" w:lineRule="auto"/>
+        <w:outlineLvl w:val="0"/>
+        <w:rPr>
+          <w:rFonts w:ascii="Times New Roman" w:eastAsia="Times New Roman" w:hAnsi="Times New Roman" w:cs="Times New Roman"/>
+          <w:b/>
+          <w:bCs/>
+          <w:kern w:val="36"/>
+          <w:sz w:val="48"/>
+          <w:szCs w:val="48"/>
+          <w14:ligatures w14:val="none"/>
+        </w:rPr>
+      </w:pPr>
+      <w:r>
+        <w:rPr>
+          <w:rFonts w:ascii="Times New Roman" w:eastAsia="Times New Roman" w:hAnsi="Times New Roman" w:cs="Times New Roman"/>
+          <w:b/>
+          <w:bCs/>
+          <w:kern w:val="36"/>
+          <w:sz w:val="48"/>
+          <w:szCs w:val="48"/>
+          <w14:ligatures w14:val="none"/>
+        </w:rPr>
+        <w:lastRenderedPageBreak/>
+        <w:t>3. Current Chapter 4 architecture</w:t>
+      </w:r>
+    </w:p>
+    <w:p>
+      <w:pPr>
+        <w:spacing w:before="100" w:beforeAutospacing="1" w:after="100" w:afterAutospacing="1" w:line="240" w:lineRule="auto"/>
+        <w:rPr>
+          <w:rFonts w:ascii="Times New Roman" w:eastAsia="Times New Roman" w:hAnsi="Times New Roman" w:cs="Times New Roman"/>
+          <w:kern w:val="0"/>
+          <w14:ligatures w14:val="none"/>
+        </w:rPr>
+      </w:pPr>
+      <w:r>
+        <w:rPr>
+          <w:rFonts w:ascii="Times New Roman" w:eastAsia="Times New Roman" w:hAnsi="Times New Roman" w:cs="Times New Roman"/>
+          <w:kern w:val="0"/>
+          <w14:ligatures w14:val="none"/>
+        </w:rPr>
+        <w:t>The emerging chapter structure is:</w:t>
+      </w:r>
+    </w:p>
+    <w:p>
+      <w:pPr>
+        <w:spacing w:before="100" w:beforeAutospacing="1" w:after="100" w:afterAutospacing="1" w:line="240" w:lineRule="auto"/>
+        <w:outlineLvl w:val="1"/>
+        <w:rPr>
+          <w:rFonts w:ascii="Times New Roman" w:eastAsia="Times New Roman" w:hAnsi="Times New Roman" w:cs="Times New Roman"/>
+          <w:b/>
+          <w:bCs/>
+          <w:kern w:val="0"/>
+          <w:sz w:val="36"/>
+          <w:szCs w:val="36"/>
+          <w14:ligatures w14:val="none"/>
+        </w:rPr>
+      </w:pPr>
+      <w:r>
+        <w:rPr>
+          <w:rFonts w:ascii="Times New Roman" w:eastAsia="Times New Roman" w:hAnsi="Times New Roman" w:cs="Times New Roman"/>
+          <w:b/>
+          <w:bCs/>
+          <w:kern w:val="0"/>
+          <w:sz w:val="36"/>
+          <w:szCs w:val="36"/>
+          <w14:ligatures w14:val="none"/>
+        </w:rPr>
+        <w:t>4.1 Individual performance and success in groups</w:t>
+      </w:r>
+    </w:p>
+    <w:p>
+      <w:pPr>
+        <w:spacing w:before="100" w:beforeAutospacing="1" w:after="100" w:afterAutospacing="1" w:line="240" w:lineRule="auto"/>
+        <w:rPr>
+          <w:rFonts w:ascii="Times New Roman" w:eastAsia="Times New Roman" w:hAnsi="Times New Roman" w:cs="Times New Roman"/>
+          <w:kern w:val="0"/>
+          <w14:ligatures w14:val="none"/>
+        </w:rPr>
+      </w:pPr>
+      <w:r>
+        <w:rPr>
+          <w:rFonts w:ascii="Times New Roman" w:eastAsia="Times New Roman" w:hAnsi="Times New Roman" w:cs="Times New Roman"/>
+          <w:kern w:val="0"/>
+          <w14:ligatures w14:val="none"/>
+        </w:rPr>
+        <w:t>Core tension:</w:t>
+      </w:r>
+    </w:p>
+    <w:p>
+      <w:pPr>
+        <w:numPr>
+          <w:ilvl w:val="0"/>
+          <w:numId w:val="5"/>
+        </w:numPr>
+        <w:spacing w:before="100" w:beforeAutospacing="1" w:after="100" w:afterAutospacing="1" w:line="240" w:lineRule="auto"/>
+        <w:rPr>
+          <w:rFonts w:ascii="Times New Roman" w:eastAsia="Times New Roman" w:hAnsi="Times New Roman" w:cs="Times New Roman"/>
+          <w:kern w:val="0"/>
+          <w14:ligatures w14:val="none"/>
+        </w:rPr>
+      </w:pPr>
+      <w:r>
+        <w:rPr>
+          <w:rFonts w:ascii="Times New Roman" w:eastAsia="Times New Roman" w:hAnsi="Times New Roman" w:cs="Times New Roman"/>
+          <w:kern w:val="0"/>
+          <w14:ligatures w14:val="none"/>
+        </w:rPr>
+        <w:t>strong peers can improve development/performance,</w:t>
+      </w:r>
+    </w:p>
+    <w:p>
+      <w:pPr>
+        <w:numPr>
+          <w:ilvl w:val="0"/>
+          <w:numId w:val="5"/>
+        </w:numPr>
+        <w:spacing w:before="100" w:beforeAutospacing="1" w:after="100" w:afterAutospacing="1" w:line="240" w:lineRule="auto"/>
+        <w:rPr>
+          <w:rFonts w:ascii="Times New Roman" w:eastAsia="Times New Roman" w:hAnsi="Times New Roman" w:cs="Times New Roman"/>
+          <w:kern w:val="0"/>
+          <w14:ligatures w14:val="none"/>
+        </w:rPr>
+      </w:pPr>
+      <w:r>
+        <w:rPr>
+          <w:rFonts w:ascii="Times New Roman" w:eastAsia="Times New Roman" w:hAnsi="Times New Roman" w:cs="Times New Roman"/>
+          <w:kern w:val="0"/>
+          <w14:ligatures w14:val="none"/>
+        </w:rPr>
+        <w:t>but the same peers can intensify competition for attention, responsibility, recognition, and advancement.</w:t>
+      </w:r>
+    </w:p>
+    <w:p>
+      <w:pPr>
+        <w:spacing w:before="100" w:beforeAutospacing="1" w:after="100" w:afterAutospacing="1" w:line="240" w:lineRule="auto"/>
+        <w:rPr>
+          <w:rFonts w:ascii="Times New Roman" w:eastAsia="Times New Roman" w:hAnsi="Times New Roman" w:cs="Times New Roman"/>
+          <w:kern w:val="0"/>
+          <w14:ligatures w14:val="none"/>
+        </w:rPr>
+      </w:pPr>
+      <w:r>
+        <w:rPr>
+          <w:rFonts w:ascii="Times New Roman" w:eastAsia="Times New Roman" w:hAnsi="Times New Roman" w:cs="Times New Roman"/>
+          <w:kern w:val="0"/>
+          <w14:ligatures w14:val="none"/>
+        </w:rPr>
+        <w:t>The chapter’s core question is now framed approximately as:</w:t>
+      </w:r>
+    </w:p>
+    <w:p>
+      <w:pPr>
+        <w:spacing w:before="200" w:beforeAutospacing="1" w:after="200" w:afterAutospacing="1" w:line="240" w:lineRule="auto"/>
+        <w:ind w:left="720" w:right="720"/>
+        <w:rPr>
+          <w:rFonts w:ascii="Times New Roman" w:eastAsia="Times New Roman" w:hAnsi="Times New Roman" w:cs="Times New Roman"/>
+          <w:kern w:val="0"/>
+          <w14:ligatures w14:val="none"/>
+        </w:rPr>
+      </w:pPr>
+      <w:r>
+        <w:rPr>
+          <w:rFonts w:ascii="Times New Roman" w:eastAsia="Times New Roman" w:hAnsi="Times New Roman" w:cs="Times New Roman"/>
+          <w:kern w:val="0"/>
+          <w14:ligatures w14:val="none"/>
+        </w:rPr>
+        <w:t>What features of an individual’s local environment determine whether that environment helps or hinders advancement, and how do those effects interact with individual performance?</w:t>
+      </w:r>
+    </w:p>
+    <w:p>
+      <w:pPr>
+        <w:spacing w:before="100" w:beforeAutospacing="1" w:after="100" w:afterAutospacing="1" w:line="240" w:lineRule="auto"/>
+        <w:rPr>
+          <w:rFonts w:ascii="Times New Roman" w:eastAsia="Times New Roman" w:hAnsi="Times New Roman" w:cs="Times New Roman"/>
+          <w:kern w:val="0"/>
+          <w14:ligatures w14:val="none"/>
+        </w:rPr>
+      </w:pPr>
+      <w:r>
+        <w:rPr>
+          <w:rFonts w:ascii="Times New Roman" w:eastAsia="Times New Roman" w:hAnsi="Times New Roman" w:cs="Times New Roman"/>
+          <w:kern w:val="0"/>
+          <w14:ligatures w14:val="none"/>
+        </w:rPr>
+        <w:t>More specifically:</w:t>
+      </w:r>
+    </w:p>
+    <w:p>
+      <w:pPr>
+        <w:spacing w:before="200" w:beforeAutospacing="1" w:after="200" w:afterAutospacing="1" w:line="240" w:lineRule="auto"/>
+        <w:ind w:left="720" w:right="720"/>
+        <w:rPr>
+          <w:rFonts w:ascii="Times New Roman" w:eastAsia="Times New Roman" w:hAnsi="Times New Roman" w:cs="Times New Roman"/>
+          <w:kern w:val="0"/>
+          <w14:ligatures w14:val="none"/>
+        </w:rPr>
+      </w:pPr>
+      <w:r>
+        <w:rPr>
+          <w:rFonts w:ascii="Times New Roman" w:eastAsia="Times New Roman" w:hAnsi="Times New Roman" w:cs="Times New Roman"/>
+          <w:kern w:val="0"/>
+          <w14:ligatures w14:val="none"/>
+        </w:rPr>
+        <w:t>How does group composition affect subsequent selection among people with comparable performance?</w:t>
+      </w:r>
+    </w:p>
+    <w:p>
+      <w:pPr>
+        <w:spacing w:before="100" w:beforeAutospacing="1" w:after="100" w:afterAutospacing="1" w:line="240" w:lineRule="auto"/>
+        <w:rPr>
+          <w:rFonts w:ascii="Times New Roman" w:eastAsia="Times New Roman" w:hAnsi="Times New Roman" w:cs="Times New Roman"/>
+          <w:kern w:val="0"/>
+          <w14:ligatures w14:val="none"/>
+        </w:rPr>
+      </w:pPr>
+      <w:r>
+        <w:rPr>
+          <w:rFonts w:ascii="Times New Roman" w:eastAsia="Times New Roman" w:hAnsi="Times New Roman" w:cs="Times New Roman"/>
+          <w:kern w:val="0"/>
+          <w14:ligatures w14:val="none"/>
+        </w:rPr>
+        <w:t>The model is introduced progressively rather than all at once.</w:t>
+      </w:r>
+    </w:p>
+    <w:p>
+      <w:pPr>
+        <w:spacing w:after="0" w:line="240" w:lineRule="auto"/>
+        <w:rPr>
+          <w:rFonts w:ascii="Times New Roman" w:eastAsia="Times New Roman" w:hAnsi="Times New Roman" w:cs="Times New Roman"/>
+          <w:kern w:val="0"/>
+          <w14:ligatures w14:val="none"/>
+        </w:rPr>
+      </w:pPr>
+      <w:r>
+        <w:rPr>
+          <w:rFonts w:ascii="Times New Roman" w:eastAsia="Times New Roman" w:hAnsi="Times New Roman" w:cs="Times New Roman"/>
+          <w:noProof/>
+          <w:kern w:val="0"/>
+        </w:rPr>
+        <w:pict w14:anchorId="01075722">
+          <v:rect id="_x0000_i1034" alt="" style="width:468pt;height:.05pt;mso-width-percent:0;mso-height-percent:0;mso-width-percent:0;mso-height-percent:0" o:hralign="center" o:hrstd="t" o:hr="t" fillcolor="#a0a0a0" stroked="f"/>
+        </w:pict>
+      </w:r>
+    </w:p>
+    <w:p>
+      <w:pPr>
+        <w:spacing w:before="100" w:beforeAutospacing="1" w:after="100" w:afterAutospacing="1" w:line="240" w:lineRule="auto"/>
+        <w:outlineLvl w:val="1"/>
+        <w:rPr>
+          <w:rFonts w:ascii="Times New Roman" w:eastAsia="Times New Roman" w:hAnsi="Times New Roman" w:cs="Times New Roman"/>
+          <w:b/>
+          <w:bCs/>
+          <w:kern w:val="0"/>
+          <w:sz w:val="36"/>
+          <w:szCs w:val="36"/>
+          <w14:ligatures w14:val="none"/>
+        </w:rPr>
+      </w:pPr>
+      <w:r>
+        <w:rPr>
+          <w:rFonts w:ascii="Times New Roman" w:eastAsia="Times New Roman" w:hAnsi="Times New Roman" w:cs="Times New Roman"/>
+          <w:b/>
+          <w:bCs/>
+          <w:kern w:val="0"/>
+          <w:sz w:val="36"/>
+          <w:szCs w:val="36"/>
+          <w14:ligatures w14:val="none"/>
+        </w:rPr>
+        <w:t>4.2 Selecting the highest-performing individuals</w:t>
+      </w:r>
+    </w:p>
+    <w:p>
+      <w:pPr>
+        <w:spacing w:before="100" w:beforeAutospacing="1" w:after="100" w:afterAutospacing="1" w:line="240" w:lineRule="auto"/>
+        <w:rPr>
+          <w:rFonts w:ascii="Times New Roman" w:eastAsia="Times New Roman" w:hAnsi="Times New Roman" w:cs="Times New Roman"/>
+          <w:kern w:val="0"/>
+          <w14:ligatures w14:val="none"/>
+        </w:rPr>
+      </w:pPr>
+      <w:r>
+        <w:rPr>
+          <w:rFonts w:ascii="Times New Roman" w:eastAsia="Times New Roman" w:hAnsi="Times New Roman" w:cs="Times New Roman"/>
+          <w:kern w:val="0"/>
+          <w14:ligatures w14:val="none"/>
+        </w:rPr>
+        <w:t>This is the naïve deterministic benchmark.</w:t>
+      </w:r>
+    </w:p>
+    <w:p>
+      <w:pPr>
+        <w:spacing w:before="100" w:beforeAutospacing="1" w:after="100" w:afterAutospacing="1" w:line="240" w:lineRule="auto"/>
+        <w:rPr>
+          <w:rFonts w:ascii="Times New Roman" w:eastAsia="Times New Roman" w:hAnsi="Times New Roman" w:cs="Times New Roman"/>
+          <w:kern w:val="0"/>
+          <w14:ligatures w14:val="none"/>
+        </w:rPr>
+      </w:pPr>
+      <w:r>
+        <w:rPr>
+          <w:rFonts w:ascii="Times New Roman" w:eastAsia="Times New Roman" w:hAnsi="Times New Roman" w:cs="Times New Roman"/>
+          <w:kern w:val="0"/>
+          <w14:ligatures w14:val="none"/>
+        </w:rPr>
+        <w:t>The story is:</w:t>
+      </w:r>
+    </w:p>
+    <w:p>
+      <w:pPr>
+        <w:numPr>
+          <w:ilvl w:val="0"/>
+          <w:numId w:val="6"/>
+        </w:numPr>
+        <w:spacing w:before="100" w:beforeAutospacing="1" w:after="100" w:afterAutospacing="1" w:line="240" w:lineRule="auto"/>
+        <w:rPr>
+          <w:rFonts w:ascii="Times New Roman" w:eastAsia="Times New Roman" w:hAnsi="Times New Roman" w:cs="Times New Roman"/>
+          <w:kern w:val="0"/>
+          <w14:ligatures w14:val="none"/>
+        </w:rPr>
+      </w:pPr>
+      <w:r>
+        <w:rPr>
+          <w:rFonts w:ascii="Times New Roman" w:eastAsia="Times New Roman" w:hAnsi="Times New Roman" w:cs="Times New Roman"/>
+          <w:kern w:val="0"/>
+          <w14:ligatures w14:val="none"/>
+        </w:rPr>
+        <w:t>a population performs,</w:t>
+      </w:r>
+    </w:p>
+    <w:p>
+      <w:pPr>
+        <w:numPr>
+          <w:ilvl w:val="0"/>
+          <w:numId w:val="6"/>
+        </w:numPr>
+        <w:spacing w:before="100" w:beforeAutospacing="1" w:after="100" w:afterAutospacing="1" w:line="240" w:lineRule="auto"/>
+        <w:rPr>
+          <w:rFonts w:ascii="Times New Roman" w:eastAsia="Times New Roman" w:hAnsi="Times New Roman" w:cs="Times New Roman"/>
+          <w:kern w:val="0"/>
+          <w14:ligatures w14:val="none"/>
+        </w:rPr>
+      </w:pPr>
+      <w:r>
+        <w:rPr>
+          <w:rFonts w:ascii="Times New Roman" w:eastAsia="Times New Roman" w:hAnsi="Times New Roman" w:cs="Times New Roman"/>
+          <w:kern w:val="0"/>
+          <w14:ligatures w14:val="none"/>
+        </w:rPr>
+        <w:t>each individual has measured performance,</w:t>
+      </w:r>
+    </w:p>
+    <w:p>
+      <w:pPr>
+        <w:numPr>
+          <w:ilvl w:val="0"/>
+          <w:numId w:val="6"/>
+        </w:numPr>
+        <w:spacing w:before="100" w:beforeAutospacing="1" w:after="100" w:afterAutospacing="1" w:line="240" w:lineRule="auto"/>
+        <w:rPr>
+          <w:rFonts w:ascii="Times New Roman" w:eastAsia="Times New Roman" w:hAnsi="Times New Roman" w:cs="Times New Roman"/>
+          <w:kern w:val="0"/>
+          <w14:ligatures w14:val="none"/>
+        </w:rPr>
+      </w:pPr>
+      <w:r>
+        <w:rPr>
+          <w:rFonts w:ascii="Times New Roman" w:eastAsia="Times New Roman" w:hAnsi="Times New Roman" w:cs="Times New Roman"/>
+          <w:kern w:val="0"/>
+          <w14:ligatures w14:val="none"/>
+        </w:rPr>
+        <w:t>there are K advancement opportunities,</w:t>
+      </w:r>
+    </w:p>
+    <w:p>
+      <w:pPr>
+        <w:numPr>
+          <w:ilvl w:val="0"/>
+          <w:numId w:val="6"/>
+        </w:numPr>
+        <w:spacing w:before="100" w:beforeAutospacing="1" w:after="100" w:afterAutospacing="1" w:line="240" w:lineRule="auto"/>
+        <w:rPr>
+          <w:rFonts w:ascii="Times New Roman" w:eastAsia="Times New Roman" w:hAnsi="Times New Roman" w:cs="Times New Roman"/>
+          <w:kern w:val="0"/>
+          <w14:ligatures w14:val="none"/>
+        </w:rPr>
+      </w:pPr>
+      <w:r>
+        <w:rPr>
+          <w:rFonts w:ascii="Times New Roman" w:eastAsia="Times New Roman" w:hAnsi="Times New Roman" w:cs="Times New Roman"/>
+          <w:kern w:val="0"/>
+          <w14:ligatures w14:val="none"/>
+        </w:rPr>
+        <w:t>performance is observed perfectly,</w:t>
+      </w:r>
+    </w:p>
+    <w:p>
+      <w:pPr>
+        <w:numPr>
+          <w:ilvl w:val="0"/>
+          <w:numId w:val="6"/>
+        </w:numPr>
+        <w:spacing w:before="100" w:beforeAutospacing="1" w:after="100" w:afterAutospacing="1" w:line="240" w:lineRule="auto"/>
+        <w:rPr>
+          <w:rFonts w:ascii="Times New Roman" w:eastAsia="Times New Roman" w:hAnsi="Times New Roman" w:cs="Times New Roman"/>
+          <w:kern w:val="0"/>
+          <w14:ligatures w14:val="none"/>
+        </w:rPr>
+      </w:pPr>
+      <w:r>
+        <w:rPr>
+          <w:rFonts w:ascii="Times New Roman" w:eastAsia="Times New Roman" w:hAnsi="Times New Roman" w:cs="Times New Roman"/>
+          <w:kern w:val="0"/>
+          <w14:ligatures w14:val="none"/>
+        </w:rPr>
+        <w:t>the K highest performers are selected.</w:t>
+      </w:r>
+    </w:p>
+    <w:p>
+      <w:pPr>
+        <w:spacing w:before="100" w:beforeAutospacing="1" w:after="100" w:afterAutospacing="1" w:line="240" w:lineRule="auto"/>
+        <w:outlineLvl w:val="2"/>
+        <w:rPr>
+          <w:rFonts w:ascii="Times New Roman" w:eastAsia="Times New Roman" w:hAnsi="Times New Roman" w:cs="Times New Roman"/>
+          <w:b/>
+          <w:bCs/>
+          <w:kern w:val="0"/>
+          <w:sz w:val="27"/>
+          <w:szCs w:val="27"/>
+          <w14:ligatures w14:val="none"/>
+        </w:rPr>
+      </w:pPr>
+      <w:r>
+        <w:rPr>
+          <w:rFonts w:ascii="Times New Roman" w:eastAsia="Times New Roman" w:hAnsi="Times New Roman" w:cs="Times New Roman"/>
+          <w:b/>
+          <w:bCs/>
+          <w:kern w:val="0"/>
+          <w:sz w:val="27"/>
+          <w:szCs w:val="27"/>
+          <w14:ligatures w14:val="none"/>
+        </w:rPr>
+        <w:t>4.2.1 Performance and the selection population</w:t>
+      </w:r>
+    </w:p>
+    <w:p>
+      <w:pPr>
+        <w:spacing w:before="100" w:beforeAutospacing="1" w:after="100" w:afterAutospacing="1" w:line="240" w:lineRule="auto"/>
+        <w:rPr>
+          <w:rFonts w:ascii="Times New Roman" w:eastAsia="Times New Roman" w:hAnsi="Times New Roman" w:cs="Times New Roman"/>
+          <w:kern w:val="0"/>
+          <w14:ligatures w14:val="none"/>
+        </w:rPr>
+      </w:pPr>
+      <w:r>
+        <w:rPr>
+          <w:rFonts w:ascii="Times New Roman" w:eastAsia="Times New Roman" w:hAnsi="Times New Roman" w:cs="Times New Roman"/>
+          <w:kern w:val="0"/>
+          <w14:ligatures w14:val="none"/>
+        </w:rPr>
+        <w:t>Current notation should include:</w:t>
+      </w:r>
+    </w:p>
+    <w:p>
+      <w:pPr>
+        <w:numPr>
+          <w:ilvl w:val="0"/>
+          <w:numId w:val="7"/>
+        </w:numPr>
+        <w:spacing w:before="100" w:beforeAutospacing="1" w:after="100" w:afterAutospacing="1" w:line="240" w:lineRule="auto"/>
+        <w:rPr>
+          <w:rFonts w:ascii="Times New Roman" w:eastAsia="Times New Roman" w:hAnsi="Times New Roman" w:cs="Times New Roman"/>
+          <w:kern w:val="0"/>
+          <w14:ligatures w14:val="none"/>
+        </w:rPr>
+      </w:pPr>
+      <w:r>
+        <w:rPr>
+          <w:rFonts w:ascii="Times New Roman" w:eastAsia="Times New Roman" w:hAnsi="Times New Roman" w:cs="Times New Roman"/>
+          <w:kern w:val="0"/>
+          <w14:ligatures w14:val="none"/>
+        </w:rPr>
+        <w:t>\(A_i\): observed performance of individual \(i\)</w:t>
+      </w:r>
+    </w:p>
+    <w:p>
+      <w:pPr>
+        <w:numPr>
+          <w:ilvl w:val="0"/>
+          <w:numId w:val="7"/>
+        </w:numPr>
+        <w:spacing w:before="100" w:beforeAutospacing="1" w:after="100" w:afterAutospacing="1" w:line="240" w:lineRule="auto"/>
+        <w:rPr>
+          <w:rFonts w:ascii="Times New Roman" w:eastAsia="Times New Roman" w:hAnsi="Times New Roman" w:cs="Times New Roman"/>
+          <w:kern w:val="0"/>
+          <w14:ligatures w14:val="none"/>
+        </w:rPr>
+      </w:pPr>
+      <w:r>
+        <w:rPr>
+          <w:rFonts w:ascii="Times New Roman" w:eastAsia="Times New Roman" w:hAnsi="Times New Roman" w:cs="Times New Roman"/>
+          <w:kern w:val="0"/>
+          <w14:ligatures w14:val="none"/>
+        </w:rPr>
+        <w:lastRenderedPageBreak/>
+        <w:t>\(\mathcal{E}\): eligible population</w:t>
+      </w:r>
+    </w:p>
+    <w:p>
+      <w:pPr>
+        <w:numPr>
+          <w:ilvl w:val="0"/>
+          <w:numId w:val="7"/>
+        </w:numPr>
+        <w:spacing w:before="100" w:beforeAutospacing="1" w:after="100" w:afterAutospacing="1" w:line="240" w:lineRule="auto"/>
+        <w:rPr>
+          <w:rFonts w:ascii="Times New Roman" w:eastAsia="Times New Roman" w:hAnsi="Times New Roman" w:cs="Times New Roman"/>
+          <w:kern w:val="0"/>
+          <w14:ligatures w14:val="none"/>
+        </w:rPr>
+      </w:pPr>
+      <w:r>
+        <w:rPr>
+          <w:rFonts w:ascii="Times New Roman" w:eastAsia="Times New Roman" w:hAnsi="Times New Roman" w:cs="Times New Roman"/>
+          <w:kern w:val="0"/>
+          <w14:ligatures w14:val="none"/>
+        </w:rPr>
+        <w:t>\(N = |\mathcal{E}|\): number eligible</w:t>
+      </w:r>
+    </w:p>
+    <w:p>
+      <w:pPr>
+        <w:numPr>
+          <w:ilvl w:val="0"/>
+          <w:numId w:val="7"/>
+        </w:numPr>
+        <w:spacing w:before="100" w:beforeAutospacing="1" w:after="100" w:afterAutospacing="1" w:line="240" w:lineRule="auto"/>
+        <w:rPr>
+          <w:rFonts w:ascii="Times New Roman" w:eastAsia="Times New Roman" w:hAnsi="Times New Roman" w:cs="Times New Roman"/>
+          <w:kern w:val="0"/>
+          <w14:ligatures w14:val="none"/>
+        </w:rPr>
+      </w:pPr>
+      <w:r>
+        <w:rPr>
+          <w:rFonts w:ascii="Times New Roman" w:eastAsia="Times New Roman" w:hAnsi="Times New Roman" w:cs="Times New Roman"/>
+          <w:kern w:val="0"/>
+          <w14:ligatures w14:val="none"/>
+        </w:rPr>
+        <w:t>\(K\): number of advancement opportunities</w:t>
+      </w:r>
+    </w:p>
+    <w:p>
+      <w:pPr>
+        <w:numPr>
+          <w:ilvl w:val="0"/>
+          <w:numId w:val="7"/>
+        </w:numPr>
+        <w:spacing w:before="100" w:beforeAutospacing="1" w:after="100" w:afterAutospacing="1" w:line="240" w:lineRule="auto"/>
+        <w:rPr>
+          <w:rFonts w:ascii="Times New Roman" w:eastAsia="Times New Roman" w:hAnsi="Times New Roman" w:cs="Times New Roman"/>
+          <w:kern w:val="0"/>
+          <w14:ligatures w14:val="none"/>
+        </w:rPr>
+      </w:pPr>
+      <w:r>
+        <w:rPr>
+          <w:rFonts w:ascii="Times New Roman" w:eastAsia="Times New Roman" w:hAnsi="Times New Roman" w:cs="Times New Roman"/>
+          <w:kern w:val="0"/>
+          <w14:ligatures w14:val="none"/>
+        </w:rPr>
+        <w:t>\(K/N\): selection fraction / scarcity</w:t>
+      </w:r>
+    </w:p>
+    <w:p>
+      <w:pPr>
+        <w:spacing w:before="100" w:beforeAutospacing="1" w:after="100" w:afterAutospacing="1" w:line="240" w:lineRule="auto"/>
+        <w:rPr>
+          <w:rFonts w:ascii="Times New Roman" w:eastAsia="Times New Roman" w:hAnsi="Times New Roman" w:cs="Times New Roman"/>
+          <w:kern w:val="0"/>
+          <w14:ligatures w14:val="none"/>
+        </w:rPr>
+      </w:pPr>
+      <w:r>
+        <w:rPr>
+          <w:rFonts w:ascii="Times New Roman" w:eastAsia="Times New Roman" w:hAnsi="Times New Roman" w:cs="Times New Roman"/>
+          <w:kern w:val="0"/>
+          <w14:ligatures w14:val="none"/>
+        </w:rPr>
+        <w:t>Important notation change:</w:t>
+      </w:r>
+    </w:p>
+    <w:p>
+      <w:pPr>
+        <w:spacing w:before="100" w:beforeAutospacing="1" w:after="100" w:afterAutospacing="1" w:line="240" w:lineRule="auto"/>
+        <w:rPr>
+          <w:rFonts w:ascii="Times New Roman" w:eastAsia="Times New Roman" w:hAnsi="Times New Roman" w:cs="Times New Roman"/>
+          <w:kern w:val="0"/>
+          <w14:ligatures w14:val="none"/>
+        </w:rPr>
+      </w:pPr>
+      <w:r>
+        <w:rPr>
+          <w:rFonts w:ascii="Times New Roman" w:eastAsia="Times New Roman" w:hAnsi="Times New Roman" w:cs="Times New Roman"/>
+          <w:kern w:val="0"/>
+          <w14:ligatures w14:val="none"/>
+        </w:rPr>
+        <w:t>Charles originally used \(\mathcal{I}\) for the eligible population, but Word/Cambria Math rendered it like a script J. He has replaced it throughout with:</w:t>
+      </w:r>
+    </w:p>
+    <w:p>
+      <w:pPr>
+        <w:spacing w:before="100" w:beforeAutospacing="1" w:after="100" w:afterAutospacing="1" w:line="240" w:lineRule="auto"/>
+        <w:rPr>
+          <w:rFonts w:ascii="Times New Roman" w:eastAsia="Times New Roman" w:hAnsi="Times New Roman" w:cs="Times New Roman"/>
+          <w:kern w:val="0"/>
+          <w14:ligatures w14:val="none"/>
+        </w:rPr>
+      </w:pPr>
+      <w:r>
+        <w:rPr>
+          <w:rFonts w:ascii="Courier New" w:eastAsia="Times New Roman" w:hAnsi="Courier New" w:cs="Courier New"/>
+          <w:kern w:val="0"/>
+          <w:sz w:val="20"/>
+          <w:szCs w:val="20"/>
+          <w14:ligatures w14:val="none"/>
+        </w:rPr>
+        <w:t>\mathcal{E}</w:t>
+      </w:r>
+    </w:p>
+    <w:p>
+      <w:pPr>
+        <w:spacing w:before="100" w:beforeAutospacing="1" w:after="100" w:afterAutospacing="1" w:line="240" w:lineRule="auto"/>
+        <w:rPr>
+          <w:rFonts w:ascii="Times New Roman" w:eastAsia="Times New Roman" w:hAnsi="Times New Roman" w:cs="Times New Roman"/>
+          <w:kern w:val="0"/>
+          <w14:ligatures w14:val="none"/>
+        </w:rPr>
+      </w:pPr>
+      <w:r>
+        <w:rPr>
+          <w:rFonts w:ascii="Times New Roman" w:eastAsia="Times New Roman" w:hAnsi="Times New Roman" w:cs="Times New Roman"/>
+          <w:kern w:val="0"/>
+          <w14:ligatures w14:val="none"/>
+        </w:rPr>
+        <w:t>Use:</w:t>
+      </w:r>
+    </w:p>
+    <w:p>
+      <w:pPr>
+        <w:spacing w:after="0" w:line="240" w:lineRule="auto"/>
+        <w:rPr>
+          <w:rFonts w:ascii="Times New Roman" w:eastAsia="Times New Roman" w:hAnsi="Times New Roman" w:cs="Times New Roman"/>
+          <w:kern w:val="0"/>
+          <w14:ligatures w14:val="none"/>
+        </w:rPr>
+      </w:pPr>
+      <w:r>
+        <w:rPr>
+          <w:rFonts w:ascii="Times New Roman" w:eastAsia="Times New Roman" w:hAnsi="Times New Roman" w:cs="Times New Roman"/>
+          <w:kern w:val="0"/>
+          <w14:ligatures w14:val="none"/>
+        </w:rPr>
+        <w:t>\[ \mathcal{E}=\{1,\ldots,N\} \]</w:t>
+      </w:r>
+    </w:p>
+    <w:p>
+      <w:pPr>
+        <w:spacing w:before="100" w:beforeAutospacing="1" w:after="100" w:afterAutospacing="1" w:line="240" w:lineRule="auto"/>
+        <w:outlineLvl w:val="2"/>
+        <w:rPr>
+          <w:rFonts w:ascii="Times New Roman" w:eastAsia="Times New Roman" w:hAnsi="Times New Roman" w:cs="Times New Roman"/>
+          <w:b/>
+          <w:bCs/>
+          <w:kern w:val="0"/>
+          <w:sz w:val="27"/>
+          <w:szCs w:val="27"/>
+          <w14:ligatures w14:val="none"/>
+        </w:rPr>
+      </w:pPr>
+      <w:r>
+        <w:rPr>
+          <w:rFonts w:ascii="Times New Roman" w:eastAsia="Times New Roman" w:hAnsi="Times New Roman" w:cs="Times New Roman"/>
+          <w:b/>
+          <w:bCs/>
+          <w:kern w:val="0"/>
+          <w:sz w:val="27"/>
+          <w:szCs w:val="27"/>
+          <w14:ligatures w14:val="none"/>
+        </w:rPr>
+        <w:t>4.2.2 SCORE and SELECT</w:t>
+      </w:r>
+    </w:p>
+    <w:p>
+      <w:pPr>
+        <w:spacing w:before="100" w:beforeAutospacing="1" w:after="100" w:afterAutospacing="1" w:line="240" w:lineRule="auto"/>
+        <w:rPr>
+          <w:rFonts w:ascii="Times New Roman" w:eastAsia="Times New Roman" w:hAnsi="Times New Roman" w:cs="Times New Roman"/>
+          <w:kern w:val="0"/>
+          <w14:ligatures w14:val="none"/>
+        </w:rPr>
+      </w:pPr>
+      <w:r>
+        <w:rPr>
+          <w:rFonts w:ascii="Times New Roman" w:eastAsia="Times New Roman" w:hAnsi="Times New Roman" w:cs="Times New Roman"/>
+          <w:kern w:val="0"/>
+          <w14:ligatures w14:val="none"/>
+        </w:rPr>
+        <w:t>4.2.2 and the old 4.2.3 were redundant.</w:t>
+      </w:r>
+    </w:p>
+    <w:p>
+      <w:pPr>
+        <w:spacing w:before="100" w:beforeAutospacing="1" w:after="100" w:afterAutospacing="1" w:line="240" w:lineRule="auto"/>
+        <w:rPr>
+          <w:rFonts w:ascii="Times New Roman" w:eastAsia="Times New Roman" w:hAnsi="Times New Roman" w:cs="Times New Roman"/>
+          <w:kern w:val="0"/>
+          <w14:ligatures w14:val="none"/>
+        </w:rPr>
+      </w:pPr>
+      <w:r>
+        <w:rPr>
+          <w:rFonts w:ascii="Times New Roman" w:eastAsia="Times New Roman" w:hAnsi="Times New Roman" w:cs="Times New Roman"/>
+          <w:kern w:val="0"/>
+          <w14:ligatures w14:val="none"/>
+        </w:rPr>
+        <w:t>The recommended final structure is one subsection:</w:t>
+      </w:r>
+    </w:p>
+    <w:p>
+      <w:pPr>
+        <w:spacing w:before="100" w:beforeAutospacing="1" w:after="100" w:afterAutospacing="1" w:line="240" w:lineRule="auto"/>
+        <w:rPr>
+          <w:rFonts w:ascii="Times New Roman" w:eastAsia="Times New Roman" w:hAnsi="Times New Roman" w:cs="Times New Roman"/>
+          <w:kern w:val="0"/>
+          <w14:ligatures w14:val="none"/>
+        </w:rPr>
+      </w:pPr>
+      <w:r>
+        <w:rPr>
+          <w:rFonts w:ascii="Times New Roman" w:eastAsia="Times New Roman" w:hAnsi="Times New Roman" w:cs="Times New Roman"/>
+          <w:b/>
+          <w:bCs/>
+          <w:kern w:val="0"/>
+          <w14:ligatures w14:val="none"/>
+        </w:rPr>
+        <w:t>4.2.2 Two operations in the simplest model: SCORE and SELECT</w:t>
+      </w:r>
+    </w:p>
+    <w:p>
+      <w:pPr>
+        <w:spacing w:before="100" w:beforeAutospacing="1" w:after="100" w:afterAutospacing="1" w:line="240" w:lineRule="auto"/>
+        <w:rPr>
+          <w:rFonts w:ascii="Times New Roman" w:eastAsia="Times New Roman" w:hAnsi="Times New Roman" w:cs="Times New Roman"/>
+          <w:kern w:val="0"/>
+          <w14:ligatures w14:val="none"/>
+        </w:rPr>
+      </w:pPr>
+      <w:r>
+        <w:rPr>
+          <w:rFonts w:ascii="Times New Roman" w:eastAsia="Times New Roman" w:hAnsi="Times New Roman" w:cs="Times New Roman"/>
+          <w:kern w:val="0"/>
+          <w14:ligatures w14:val="none"/>
+        </w:rPr>
+        <w:t>Core content:</w:t>
+      </w:r>
+    </w:p>
+    <w:p>
+      <w:pPr>
+        <w:spacing w:after="0" w:line="240" w:lineRule="auto"/>
+        <w:rPr>
+          <w:rFonts w:ascii="Times New Roman" w:eastAsia="Times New Roman" w:hAnsi="Times New Roman" w:cs="Times New Roman"/>
+          <w:kern w:val="0"/>
+          <w14:ligatures w14:val="none"/>
+        </w:rPr>
+      </w:pPr>
+      <w:r>
+        <w:rPr>
+          <w:rFonts w:ascii="Times New Roman" w:eastAsia="Times New Roman" w:hAnsi="Times New Roman" w:cs="Times New Roman"/>
+          <w:kern w:val="0"/>
+          <w14:ligatures w14:val="none"/>
+        </w:rPr>
+        <w:t>\[ S_i=A_i \]</w:t>
+      </w:r>
+    </w:p>
+    <w:p>
+      <w:pPr>
+        <w:spacing w:before="100" w:beforeAutospacing="1" w:after="100" w:afterAutospacing="1" w:line="240" w:lineRule="auto"/>
+        <w:rPr>
+          <w:rFonts w:ascii="Times New Roman" w:eastAsia="Times New Roman" w:hAnsi="Times New Roman" w:cs="Times New Roman"/>
+          <w:kern w:val="0"/>
+          <w14:ligatures w14:val="none"/>
+        </w:rPr>
+      </w:pPr>
+      <w:r>
+        <w:rPr>
+          <w:rFonts w:ascii="Times New Roman" w:eastAsia="Times New Roman" w:hAnsi="Times New Roman" w:cs="Times New Roman"/>
+          <w:kern w:val="0"/>
+          <w14:ligatures w14:val="none"/>
+        </w:rPr>
+        <w:t>SCORE establishes competitive standing.</w:t>
+      </w:r>
+    </w:p>
+    <w:p>
+      <w:pPr>
+        <w:spacing w:before="100" w:beforeAutospacing="1" w:after="100" w:afterAutospacing="1" w:line="240" w:lineRule="auto"/>
+        <w:rPr>
+          <w:rFonts w:ascii="Times New Roman" w:eastAsia="Times New Roman" w:hAnsi="Times New Roman" w:cs="Times New Roman"/>
+          <w:kern w:val="0"/>
+          <w14:ligatures w14:val="none"/>
+        </w:rPr>
+      </w:pPr>
+      <w:r>
+        <w:rPr>
+          <w:rFonts w:ascii="Times New Roman" w:eastAsia="Times New Roman" w:hAnsi="Times New Roman" w:cs="Times New Roman"/>
+          <w:kern w:val="0"/>
+          <w14:ligatures w14:val="none"/>
+        </w:rPr>
+        <w:t>SELECT converts those scores into outcomes by awarding K places to the K highest scores.</w:t>
+      </w:r>
+    </w:p>
+    <w:p>
+      <w:pPr>
+        <w:spacing w:before="100" w:beforeAutospacing="1" w:after="100" w:afterAutospacing="1" w:line="240" w:lineRule="auto"/>
+        <w:rPr>
+          <w:rFonts w:ascii="Times New Roman" w:eastAsia="Times New Roman" w:hAnsi="Times New Roman" w:cs="Times New Roman"/>
+          <w:kern w:val="0"/>
+          <w14:ligatures w14:val="none"/>
+        </w:rPr>
+      </w:pPr>
+      <w:r>
+        <w:rPr>
+          <w:rFonts w:ascii="Times New Roman" w:eastAsia="Times New Roman" w:hAnsi="Times New Roman" w:cs="Times New Roman"/>
+          <w:kern w:val="0"/>
+          <w14:ligatures w14:val="none"/>
+        </w:rPr>
+        <w:t>Let the winner set be \(W_K(\mathbf S)\), then:</w:t>
+      </w:r>
+    </w:p>
+    <w:p>
+      <w:pPr>
+        <w:spacing w:after="0" w:line="240" w:lineRule="auto"/>
+        <w:rPr>
+          <w:rFonts w:ascii="Times New Roman" w:eastAsia="Times New Roman" w:hAnsi="Times New Roman" w:cs="Times New Roman"/>
+          <w:kern w:val="0"/>
+          <w14:ligatures w14:val="none"/>
+        </w:rPr>
+      </w:pPr>
+      <w:r>
+        <w:rPr>
+          <w:rFonts w:ascii="Times New Roman" w:eastAsia="Times New Roman" w:hAnsi="Times New Roman" w:cs="Times New Roman"/>
+          <w:kern w:val="0"/>
+          <w14:ligatures w14:val="none"/>
+        </w:rPr>
+        <w:t>\[ Y_i=\mathbf 1\{i\in W_K(\mathbf S)\}, \qquad \sum_{i\in\mathcal E}Y_i=K \]</w:t>
+      </w:r>
+    </w:p>
+    <w:p>
+      <w:pPr>
+        <w:spacing w:before="100" w:beforeAutospacing="1" w:after="100" w:afterAutospacing="1" w:line="240" w:lineRule="auto"/>
+        <w:rPr>
+          <w:rFonts w:ascii="Times New Roman" w:eastAsia="Times New Roman" w:hAnsi="Times New Roman" w:cs="Times New Roman"/>
+          <w:kern w:val="0"/>
+          <w14:ligatures w14:val="none"/>
+        </w:rPr>
+      </w:pPr>
+      <w:r>
+        <w:rPr>
+          <w:rFonts w:ascii="Times New Roman" w:eastAsia="Times New Roman" w:hAnsi="Times New Roman" w:cs="Times New Roman"/>
+          <w:kern w:val="0"/>
+          <w14:ligatures w14:val="none"/>
+        </w:rPr>
+        <w:t>The old separate 4.2.3 should be eliminated.</w:t>
+      </w:r>
+    </w:p>
+    <w:p>
+      <w:pPr>
+        <w:spacing w:before="100" w:beforeAutospacing="1" w:after="100" w:afterAutospacing="1" w:line="240" w:lineRule="auto"/>
+        <w:outlineLvl w:val="2"/>
+        <w:rPr>
+          <w:rFonts w:ascii="Times New Roman" w:eastAsia="Times New Roman" w:hAnsi="Times New Roman" w:cs="Times New Roman"/>
+          <w:b/>
+          <w:bCs/>
+          <w:kern w:val="0"/>
+          <w:sz w:val="27"/>
+          <w:szCs w:val="27"/>
+          <w14:ligatures w14:val="none"/>
+        </w:rPr>
+      </w:pPr>
+      <w:r>
+        <w:rPr>
+          <w:rFonts w:ascii="Times New Roman" w:eastAsia="Times New Roman" w:hAnsi="Times New Roman" w:cs="Times New Roman"/>
+          <w:b/>
+          <w:bCs/>
+          <w:kern w:val="0"/>
+          <w:sz w:val="27"/>
+          <w:szCs w:val="27"/>
+          <w14:ligatures w14:val="none"/>
+        </w:rPr>
+        <w:t>Tie-breaking issue</w:t>
+      </w:r>
+    </w:p>
+    <w:p>
+      <w:pPr>
+        <w:spacing w:before="100" w:beforeAutospacing="1" w:after="100" w:afterAutospacing="1" w:line="240" w:lineRule="auto"/>
+        <w:rPr>
+          <w:rFonts w:ascii="Times New Roman" w:eastAsia="Times New Roman" w:hAnsi="Times New Roman" w:cs="Times New Roman"/>
+          <w:kern w:val="0"/>
+          <w14:ligatures w14:val="none"/>
+        </w:rPr>
+      </w:pPr>
+      <w:r>
+        <w:rPr>
+          <w:rFonts w:ascii="Times New Roman" w:eastAsia="Times New Roman" w:hAnsi="Times New Roman" w:cs="Times New Roman"/>
+          <w:kern w:val="0"/>
+          <w14:ligatures w14:val="none"/>
+        </w:rPr>
+        <w:t>Earlier drafts explicitly said deterministic top-K uses a fixed reproducible tie-breaking convention.</w:t>
+      </w:r>
+    </w:p>
+    <w:p>
+      <w:pPr>
+        <w:spacing w:before="100" w:beforeAutospacing="1" w:after="100" w:afterAutospacing="1" w:line="240" w:lineRule="auto"/>
+        <w:rPr>
+          <w:rFonts w:ascii="Times New Roman" w:eastAsia="Times New Roman" w:hAnsi="Times New Roman" w:cs="Times New Roman"/>
+          <w:kern w:val="0"/>
+          <w14:ligatures w14:val="none"/>
+        </w:rPr>
+      </w:pPr>
+      <w:r>
+        <w:rPr>
+          <w:rFonts w:ascii="Times New Roman" w:eastAsia="Times New Roman" w:hAnsi="Times New Roman" w:cs="Times New Roman"/>
+          <w:kern w:val="0"/>
+          <w14:ligatures w14:val="none"/>
+        </w:rPr>
+        <w:t>The current 4.3.3 still says:</w:t>
+      </w:r>
+    </w:p>
+    <w:p>
+      <w:pPr>
+        <w:spacing w:before="200" w:beforeAutospacing="1" w:after="200" w:afterAutospacing="1" w:line="240" w:lineRule="auto"/>
+        <w:ind w:left="720" w:right="720"/>
+        <w:rPr>
+          <w:rFonts w:ascii="Times New Roman" w:eastAsia="Times New Roman" w:hAnsi="Times New Roman" w:cs="Times New Roman"/>
+          <w:kern w:val="0"/>
+          <w14:ligatures w14:val="none"/>
+        </w:rPr>
+      </w:pPr>
+      <w:r>
+        <w:rPr>
+          <w:rFonts w:ascii="Times New Roman" w:eastAsia="Times New Roman" w:hAnsi="Times New Roman" w:cs="Times New Roman"/>
+          <w:kern w:val="0"/>
+          <w14:ligatures w14:val="none"/>
+        </w:rPr>
+        <w:lastRenderedPageBreak/>
+        <w:t>If candidates tie at the selection boundary, the low-temperature limit need not reproduce the deterministic benchmark’s fixed tie-breaking rule.</w:t>
+      </w:r>
+    </w:p>
+    <w:p>
+      <w:pPr>
+        <w:spacing w:before="100" w:beforeAutospacing="1" w:after="100" w:afterAutospacing="1" w:line="240" w:lineRule="auto"/>
+        <w:rPr>
+          <w:rFonts w:ascii="Times New Roman" w:eastAsia="Times New Roman" w:hAnsi="Times New Roman" w:cs="Times New Roman"/>
+          <w:kern w:val="0"/>
+          <w14:ligatures w14:val="none"/>
+        </w:rPr>
+      </w:pPr>
+      <w:r>
+        <w:rPr>
+          <w:rFonts w:ascii="Times New Roman" w:eastAsia="Times New Roman" w:hAnsi="Times New Roman" w:cs="Times New Roman"/>
+          <w:kern w:val="0"/>
+          <w14:ligatures w14:val="none"/>
+        </w:rPr>
+        <w:t xml:space="preserve">Before finalizing that sentence, </w:t>
+      </w:r>
+      <w:r>
+        <w:rPr>
+          <w:rFonts w:ascii="Times New Roman" w:eastAsia="Times New Roman" w:hAnsi="Times New Roman" w:cs="Times New Roman"/>
+          <w:b/>
+          <w:bCs/>
+          <w:kern w:val="0"/>
+          <w14:ligatures w14:val="none"/>
+        </w:rPr>
+        <w:t>verify whether the latest manually edited 4.2.2 still defines a fixed deterministic tie rule.</w:t>
+      </w:r>
+    </w:p>
+    <w:p>
+      <w:pPr>
+        <w:spacing w:before="100" w:beforeAutospacing="1" w:after="100" w:afterAutospacing="1" w:line="240" w:lineRule="auto"/>
+        <w:rPr>
+          <w:rFonts w:ascii="Times New Roman" w:eastAsia="Times New Roman" w:hAnsi="Times New Roman" w:cs="Times New Roman"/>
+          <w:kern w:val="0"/>
+          <w14:ligatures w14:val="none"/>
+        </w:rPr>
+      </w:pPr>
+      <w:r>
+        <w:rPr>
+          <w:rFonts w:ascii="Times New Roman" w:eastAsia="Times New Roman" w:hAnsi="Times New Roman" w:cs="Times New Roman"/>
+          <w:kern w:val="0"/>
+          <w14:ligatures w14:val="none"/>
+        </w:rPr>
+        <w:t>If it does not:</w:t>
+      </w:r>
+    </w:p>
+    <w:p>
+      <w:pPr>
+        <w:numPr>
+          <w:ilvl w:val="0"/>
+          <w:numId w:val="8"/>
+        </w:numPr>
+        <w:spacing w:before="100" w:beforeAutospacing="1" w:after="100" w:afterAutospacing="1" w:line="240" w:lineRule="auto"/>
+        <w:rPr>
+          <w:rFonts w:ascii="Times New Roman" w:eastAsia="Times New Roman" w:hAnsi="Times New Roman" w:cs="Times New Roman"/>
+          <w:kern w:val="0"/>
+          <w14:ligatures w14:val="none"/>
+        </w:rPr>
+      </w:pPr>
+      <w:r>
+        <w:rPr>
+          <w:rFonts w:ascii="Times New Roman" w:eastAsia="Times New Roman" w:hAnsi="Times New Roman" w:cs="Times New Roman"/>
+          <w:kern w:val="0"/>
+          <w14:ligatures w14:val="none"/>
+        </w:rPr>
+        <w:t>either restore one concise sentence in 4.2.2 defining the tie convention,</w:t>
+      </w:r>
+    </w:p>
+    <w:p>
+      <w:pPr>
+        <w:numPr>
+          <w:ilvl w:val="0"/>
+          <w:numId w:val="8"/>
+        </w:numPr>
+        <w:spacing w:before="100" w:beforeAutospacing="1" w:after="100" w:afterAutospacing="1" w:line="240" w:lineRule="auto"/>
+        <w:rPr>
+          <w:rFonts w:ascii="Times New Roman" w:eastAsia="Times New Roman" w:hAnsi="Times New Roman" w:cs="Times New Roman"/>
+          <w:kern w:val="0"/>
+          <w14:ligatures w14:val="none"/>
+        </w:rPr>
+      </w:pPr>
+      <w:r>
+        <w:rPr>
+          <w:rFonts w:ascii="Times New Roman" w:eastAsia="Times New Roman" w:hAnsi="Times New Roman" w:cs="Times New Roman"/>
+          <w:kern w:val="0"/>
+          <w14:ligatures w14:val="none"/>
+        </w:rPr>
+        <w:t>or remove the comparison from 4.3.3.</w:t>
+      </w:r>
+    </w:p>
+    <w:p>
+      <w:pPr>
+        <w:spacing w:before="100" w:beforeAutospacing="1" w:after="100" w:afterAutospacing="1" w:line="240" w:lineRule="auto"/>
+        <w:rPr>
+          <w:rFonts w:ascii="Times New Roman" w:eastAsia="Times New Roman" w:hAnsi="Times New Roman" w:cs="Times New Roman"/>
+          <w:kern w:val="0"/>
+          <w14:ligatures w14:val="none"/>
+        </w:rPr>
+      </w:pPr>
+      <w:r>
+        <w:rPr>
+          <w:rFonts w:ascii="Times New Roman" w:eastAsia="Times New Roman" w:hAnsi="Times New Roman" w:cs="Times New Roman"/>
+          <w:kern w:val="0"/>
+          <w14:ligatures w14:val="none"/>
+        </w:rPr>
+        <w:t>Do not leave a reference to a deterministic tie convention that was never introduced.</w:t>
+      </w:r>
+    </w:p>
+    <w:p>
+      <w:pPr>
+        <w:spacing w:after="0" w:line="240" w:lineRule="auto"/>
+        <w:rPr>
+          <w:rFonts w:ascii="Times New Roman" w:eastAsia="Times New Roman" w:hAnsi="Times New Roman" w:cs="Times New Roman"/>
+          <w:kern w:val="0"/>
+          <w14:ligatures w14:val="none"/>
+        </w:rPr>
+      </w:pPr>
+      <w:r>
+        <w:rPr>
+          <w:rFonts w:ascii="Times New Roman" w:eastAsia="Times New Roman" w:hAnsi="Times New Roman" w:cs="Times New Roman"/>
+          <w:noProof/>
+          <w:kern w:val="0"/>
+        </w:rPr>
+        <w:pict w14:anchorId="08619D54">
+          <v:rect id="_x0000_i1033" alt="" style="width:468pt;height:.05pt;mso-width-percent:0;mso-height-percent:0;mso-width-percent:0;mso-height-percent:0" o:hralign="center" o:hrstd="t" o:hr="t" fillcolor="#a0a0a0" stroked="f"/>
+        </w:pict>
+      </w:r>
+    </w:p>
+    <w:p>
+      <w:pPr>
+        <w:spacing w:before="100" w:beforeAutospacing="1" w:after="100" w:afterAutospacing="1" w:line="240" w:lineRule="auto"/>
+        <w:outlineLvl w:val="0"/>
+        <w:rPr>
+          <w:rFonts w:ascii="Times New Roman" w:eastAsia="Times New Roman" w:hAnsi="Times New Roman" w:cs="Times New Roman"/>
+          <w:b/>
+          <w:bCs/>
+          <w:kern w:val="36"/>
+          <w:sz w:val="48"/>
+          <w:szCs w:val="48"/>
+          <w14:ligatures w14:val="none"/>
+        </w:rPr>
+      </w:pPr>
+      <w:r>
+        <w:rPr>
+          <w:rFonts w:ascii="Times New Roman" w:eastAsia="Times New Roman" w:hAnsi="Times New Roman" w:cs="Times New Roman"/>
+          <w:b/>
+          <w:bCs/>
+          <w:kern w:val="36"/>
+          <w:sz w:val="48"/>
+          <w:szCs w:val="48"/>
+          <w14:ligatures w14:val="none"/>
+        </w:rPr>
+        <w:t>4. Section 4.3: stochastic selection</w:t>
+      </w:r>
+    </w:p>
+    <w:p>
+      <w:pPr>
+        <w:spacing w:before="100" w:beforeAutospacing="1" w:after="100" w:afterAutospacing="1" w:line="240" w:lineRule="auto"/>
+        <w:rPr>
+          <w:rFonts w:ascii="Times New Roman" w:eastAsia="Times New Roman" w:hAnsi="Times New Roman" w:cs="Times New Roman"/>
+          <w:kern w:val="0"/>
+          <w14:ligatures w14:val="none"/>
+        </w:rPr>
+      </w:pPr>
+      <w:r>
+        <w:rPr>
+          <w:rFonts w:ascii="Times New Roman" w:eastAsia="Times New Roman" w:hAnsi="Times New Roman" w:cs="Times New Roman"/>
+          <w:kern w:val="0"/>
+          <w14:ligatures w14:val="none"/>
+        </w:rPr>
+        <w:t>Charles is now happy with the chapter through most of 4.3.</w:t>
+      </w:r>
+    </w:p>
+    <w:p>
+      <w:pPr>
+        <w:spacing w:before="100" w:beforeAutospacing="1" w:after="100" w:afterAutospacing="1" w:line="240" w:lineRule="auto"/>
+        <w:outlineLvl w:val="1"/>
+        <w:rPr>
+          <w:rFonts w:ascii="Times New Roman" w:eastAsia="Times New Roman" w:hAnsi="Times New Roman" w:cs="Times New Roman"/>
+          <w:b/>
+          <w:bCs/>
+          <w:kern w:val="0"/>
+          <w:sz w:val="36"/>
+          <w:szCs w:val="36"/>
+          <w14:ligatures w14:val="none"/>
+        </w:rPr>
+      </w:pPr>
+      <w:r>
+        <w:rPr>
+          <w:rFonts w:ascii="Times New Roman" w:eastAsia="Times New Roman" w:hAnsi="Times New Roman" w:cs="Times New Roman"/>
+          <w:b/>
+          <w:bCs/>
+          <w:kern w:val="0"/>
+          <w:sz w:val="36"/>
+          <w:szCs w:val="36"/>
+          <w14:ligatures w14:val="none"/>
+        </w:rPr>
+        <w:t>4.3 Allowing uncertainty in selection</w:t>
+      </w:r>
+    </w:p>
+    <w:p>
+      <w:pPr>
+        <w:spacing w:before="100" w:beforeAutospacing="1" w:after="100" w:afterAutospacing="1" w:line="240" w:lineRule="auto"/>
+        <w:rPr>
+          <w:rFonts w:ascii="Times New Roman" w:eastAsia="Times New Roman" w:hAnsi="Times New Roman" w:cs="Times New Roman"/>
+          <w:kern w:val="0"/>
+          <w14:ligatures w14:val="none"/>
+        </w:rPr>
+      </w:pPr>
+      <w:r>
+        <w:rPr>
+          <w:rFonts w:ascii="Times New Roman" w:eastAsia="Times New Roman" w:hAnsi="Times New Roman" w:cs="Times New Roman"/>
+          <w:kern w:val="0"/>
+          <w14:ligatures w14:val="none"/>
+        </w:rPr>
+        <w:t>Conceptual move:</w:t>
+      </w:r>
+    </w:p>
+    <w:p>
+      <w:pPr>
+        <w:spacing w:before="100" w:beforeAutospacing="1" w:after="100" w:afterAutospacing="1" w:line="240" w:lineRule="auto"/>
+        <w:rPr>
+          <w:rFonts w:ascii="Times New Roman" w:eastAsia="Times New Roman" w:hAnsi="Times New Roman" w:cs="Times New Roman"/>
+          <w:kern w:val="0"/>
+          <w14:ligatures w14:val="none"/>
+        </w:rPr>
+      </w:pPr>
+      <w:r>
+        <w:rPr>
+          <w:rFonts w:ascii="Times New Roman" w:eastAsia="Times New Roman" w:hAnsi="Times New Roman" w:cs="Times New Roman"/>
+          <w:kern w:val="0"/>
+          <w14:ligatures w14:val="none"/>
+        </w:rPr>
+        <w:t>The naïve benchmark assumes observed performance perfectly determines selection. Real selection contains uncertainty because evaluators may observe incomplete information, disagree, use imperfect metrics, or consider unmodeled factors.</w:t>
+      </w:r>
+    </w:p>
+    <w:p>
+      <w:pPr>
+        <w:spacing w:before="100" w:beforeAutospacing="1" w:after="100" w:afterAutospacing="1" w:line="240" w:lineRule="auto"/>
+        <w:rPr>
+          <w:rFonts w:ascii="Times New Roman" w:eastAsia="Times New Roman" w:hAnsi="Times New Roman" w:cs="Times New Roman"/>
+          <w:kern w:val="0"/>
+          <w14:ligatures w14:val="none"/>
+        </w:rPr>
+      </w:pPr>
+      <w:r>
+        <w:rPr>
+          <w:rFonts w:ascii="Times New Roman" w:eastAsia="Times New Roman" w:hAnsi="Times New Roman" w:cs="Times New Roman"/>
+          <w:kern w:val="0"/>
+          <w14:ligatures w14:val="none"/>
+        </w:rPr>
+        <w:t>Rather than repeating that SCORE remains fixed, go directly to stochastic SELECT.</w:t>
+      </w:r>
+    </w:p>
+    <w:p>
+      <w:pPr>
+        <w:spacing w:after="0" w:line="240" w:lineRule="auto"/>
+        <w:rPr>
+          <w:rFonts w:ascii="Times New Roman" w:eastAsia="Times New Roman" w:hAnsi="Times New Roman" w:cs="Times New Roman"/>
+          <w:kern w:val="0"/>
+          <w14:ligatures w14:val="none"/>
+        </w:rPr>
+      </w:pPr>
+      <w:r>
+        <w:rPr>
+          <w:rFonts w:ascii="Times New Roman" w:eastAsia="Times New Roman" w:hAnsi="Times New Roman" w:cs="Times New Roman"/>
+          <w:noProof/>
+          <w:kern w:val="0"/>
+        </w:rPr>
+        <w:pict w14:anchorId="57A8E252">
+          <v:rect id="_x0000_i1032" alt="" style="width:468pt;height:.05pt;mso-width-percent:0;mso-height-percent:0;mso-width-percent:0;mso-height-percent:0" o:hralign="center" o:hrstd="t" o:hr="t" fillcolor="#a0a0a0" stroked="f"/>
+        </w:pict>
+      </w:r>
+    </w:p>
+    <w:p>
+      <w:pPr>
+        <w:spacing w:before="100" w:beforeAutospacing="1" w:after="100" w:afterAutospacing="1" w:line="240" w:lineRule="auto"/>
+        <w:outlineLvl w:val="1"/>
+        <w:rPr>
+          <w:rFonts w:ascii="Times New Roman" w:eastAsia="Times New Roman" w:hAnsi="Times New Roman" w:cs="Times New Roman"/>
+          <w:b/>
+          <w:bCs/>
+          <w:kern w:val="0"/>
+          <w:sz w:val="36"/>
+          <w:szCs w:val="36"/>
+          <w14:ligatures w14:val="none"/>
+        </w:rPr>
+      </w:pPr>
+      <w:r>
+        <w:rPr>
+          <w:rFonts w:ascii="Times New Roman" w:eastAsia="Times New Roman" w:hAnsi="Times New Roman" w:cs="Times New Roman"/>
+          <w:b/>
+          <w:bCs/>
+          <w:kern w:val="0"/>
+          <w:sz w:val="36"/>
+          <w:szCs w:val="36"/>
+          <w14:ligatures w14:val="none"/>
+        </w:rPr>
+        <w:t>4.3.1 From deterministic ranking to stochastic selection</w:t>
+      </w:r>
+    </w:p>
+    <w:p>
+      <w:pPr>
+        <w:spacing w:before="100" w:beforeAutospacing="1" w:after="100" w:afterAutospacing="1" w:line="240" w:lineRule="auto"/>
+        <w:rPr>
+          <w:rFonts w:ascii="Times New Roman" w:eastAsia="Times New Roman" w:hAnsi="Times New Roman" w:cs="Times New Roman"/>
+          <w:kern w:val="0"/>
+          <w14:ligatures w14:val="none"/>
+        </w:rPr>
+      </w:pPr>
+      <w:r>
+        <w:rPr>
+          <w:rFonts w:ascii="Times New Roman" w:eastAsia="Times New Roman" w:hAnsi="Times New Roman" w:cs="Times New Roman"/>
+          <w:kern w:val="0"/>
+          <w14:ligatures w14:val="none"/>
+        </w:rPr>
+        <w:t>Current concise version is essentially:</w:t>
+      </w:r>
+    </w:p>
+    <w:p>
+      <w:pPr>
+        <w:spacing w:before="200" w:beforeAutospacing="1" w:after="200" w:afterAutospacing="1" w:line="240" w:lineRule="auto"/>
+        <w:ind w:left="720" w:right="720"/>
+        <w:rPr>
+          <w:rFonts w:ascii="Times New Roman" w:eastAsia="Times New Roman" w:hAnsi="Times New Roman" w:cs="Times New Roman"/>
+          <w:kern w:val="0"/>
+          <w14:ligatures w14:val="none"/>
+        </w:rPr>
+      </w:pPr>
+      <w:r>
+        <w:rPr>
+          <w:rFonts w:ascii="Times New Roman" w:eastAsia="Times New Roman" w:hAnsi="Times New Roman" w:cs="Times New Roman"/>
+          <w:kern w:val="0"/>
+          <w14:ligatures w14:val="none"/>
+        </w:rPr>
+        <w:t>In the naïve benchmark, ranking the scores determines all K winners. To make the model more realistic while preserving exactly K positive outcomes, a higher score should make a person more likely to be selected without guaranteeing selection. We therefore introduce a probabilistic selection rule that continues until all K available slots are filled.</w:t>
+      </w:r>
+    </w:p>
+    <w:p>
+      <w:pPr>
+        <w:spacing w:before="100" w:beforeAutospacing="1" w:after="100" w:afterAutospacing="1" w:line="240" w:lineRule="auto"/>
+        <w:rPr>
+          <w:rFonts w:ascii="Times New Roman" w:eastAsia="Times New Roman" w:hAnsi="Times New Roman" w:cs="Times New Roman"/>
+          <w:kern w:val="0"/>
+          <w14:ligatures w14:val="none"/>
+        </w:rPr>
+      </w:pPr>
+      <w:r>
+        <w:rPr>
+          <w:rFonts w:ascii="Times New Roman" w:eastAsia="Times New Roman" w:hAnsi="Times New Roman" w:cs="Times New Roman"/>
+          <w:kern w:val="0"/>
+          <w14:ligatures w14:val="none"/>
+        </w:rPr>
+        <w:t>This subsection should remain short.</w:t>
+      </w:r>
+    </w:p>
+    <w:p>
+      <w:pPr>
+        <w:spacing w:after="0" w:line="240" w:lineRule="auto"/>
+        <w:rPr>
+          <w:rFonts w:ascii="Times New Roman" w:eastAsia="Times New Roman" w:hAnsi="Times New Roman" w:cs="Times New Roman"/>
+          <w:kern w:val="0"/>
+          <w14:ligatures w14:val="none"/>
+        </w:rPr>
+      </w:pPr>
+      <w:r>
+        <w:rPr>
+          <w:rFonts w:ascii="Times New Roman" w:eastAsia="Times New Roman" w:hAnsi="Times New Roman" w:cs="Times New Roman"/>
+          <w:noProof/>
+          <w:kern w:val="0"/>
+        </w:rPr>
+        <w:pict w14:anchorId="5FA91531">
+          <v:rect id="_x0000_i1031" alt="" style="width:468pt;height:.05pt;mso-width-percent:0;mso-height-percent:0;mso-width-percent:0;mso-height-percent:0" o:hralign="center" o:hrstd="t" o:hr="t" fillcolor="#a0a0a0" stroked="f"/>
+        </w:pict>
+      </w:r>
+    </w:p>
+    <w:p>
+      <w:pPr>
+        <w:spacing w:before="100" w:beforeAutospacing="1" w:after="100" w:afterAutospacing="1" w:line="240" w:lineRule="auto"/>
+        <w:outlineLvl w:val="1"/>
+        <w:rPr>
+          <w:rFonts w:ascii="Times New Roman" w:eastAsia="Times New Roman" w:hAnsi="Times New Roman" w:cs="Times New Roman"/>
+          <w:b/>
+          <w:bCs/>
+          <w:kern w:val="0"/>
+          <w:sz w:val="36"/>
+          <w:szCs w:val="36"/>
+          <w14:ligatures w14:val="none"/>
+        </w:rPr>
+      </w:pPr>
+      <w:r>
+        <w:rPr>
+          <w:rFonts w:ascii="Times New Roman" w:eastAsia="Times New Roman" w:hAnsi="Times New Roman" w:cs="Times New Roman"/>
+          <w:b/>
+          <w:bCs/>
+          <w:kern w:val="0"/>
+          <w:sz w:val="36"/>
+          <w:szCs w:val="36"/>
+          <w14:ligatures w14:val="none"/>
+        </w:rPr>
+        <w:lastRenderedPageBreak/>
+        <w:t>4.3.2 Gibbs-weighted selection without replacement</w:t>
+      </w:r>
+    </w:p>
+    <w:p>
+      <w:pPr>
+        <w:spacing w:before="100" w:beforeAutospacing="1" w:after="100" w:afterAutospacing="1" w:line="240" w:lineRule="auto"/>
+        <w:rPr>
+          <w:rFonts w:ascii="Times New Roman" w:eastAsia="Times New Roman" w:hAnsi="Times New Roman" w:cs="Times New Roman"/>
+          <w:kern w:val="0"/>
+          <w14:ligatures w14:val="none"/>
+        </w:rPr>
+      </w:pPr>
+      <w:r>
+        <w:rPr>
+          <w:rFonts w:ascii="Times New Roman" w:eastAsia="Times New Roman" w:hAnsi="Times New Roman" w:cs="Times New Roman"/>
+          <w:kern w:val="0"/>
+          <w14:ligatures w14:val="none"/>
+        </w:rPr>
+        <w:t>Purpose:</w:t>
+      </w:r>
+    </w:p>
+    <w:p>
+      <w:pPr>
+        <w:spacing w:before="200" w:beforeAutospacing="1" w:after="200" w:afterAutospacing="1" w:line="240" w:lineRule="auto"/>
+        <w:ind w:left="720" w:right="720"/>
+        <w:rPr>
+          <w:rFonts w:ascii="Times New Roman" w:eastAsia="Times New Roman" w:hAnsi="Times New Roman" w:cs="Times New Roman"/>
+          <w:kern w:val="0"/>
+          <w14:ligatures w14:val="none"/>
+        </w:rPr>
+      </w:pPr>
+      <w:r>
+        <w:rPr>
+          <w:rFonts w:ascii="Times New Roman" w:eastAsia="Times New Roman" w:hAnsi="Times New Roman" w:cs="Times New Roman"/>
+          <w:kern w:val="0"/>
+          <w14:ligatures w14:val="none"/>
+        </w:rPr>
+        <w:t>We need a stochastic rule that favors higher-scoring individuals while preserving exactly K selections.</w:t>
+      </w:r>
+    </w:p>
+    <w:p>
+      <w:pPr>
+        <w:spacing w:before="100" w:beforeAutospacing="1" w:after="100" w:afterAutospacing="1" w:line="240" w:lineRule="auto"/>
+        <w:rPr>
+          <w:rFonts w:ascii="Times New Roman" w:eastAsia="Times New Roman" w:hAnsi="Times New Roman" w:cs="Times New Roman"/>
+          <w:kern w:val="0"/>
+          <w14:ligatures w14:val="none"/>
+        </w:rPr>
+      </w:pPr>
+      <w:r>
+        <w:rPr>
+          <w:rFonts w:ascii="Times New Roman" w:eastAsia="Times New Roman" w:hAnsi="Times New Roman" w:cs="Times New Roman"/>
+          <w:kern w:val="0"/>
+          <w14:ligatures w14:val="none"/>
+        </w:rPr>
+        <w:t>Use Gibbs weights:</w:t>
+      </w:r>
+    </w:p>
+    <w:p>
+      <w:pPr>
+        <w:spacing w:after="0" w:line="240" w:lineRule="auto"/>
+        <w:rPr>
+          <w:rFonts w:ascii="Times New Roman" w:eastAsia="Times New Roman" w:hAnsi="Times New Roman" w:cs="Times New Roman"/>
+          <w:kern w:val="0"/>
+          <w14:ligatures w14:val="none"/>
+        </w:rPr>
+      </w:pPr>
+      <w:r>
+        <w:rPr>
+          <w:rFonts w:ascii="Times New Roman" w:eastAsia="Times New Roman" w:hAnsi="Times New Roman" w:cs="Times New Roman"/>
+          <w:kern w:val="0"/>
+          <w14:ligatures w14:val="none"/>
+        </w:rPr>
+        <w:t>\[ w_i=e^{S_i/t_{\mathrm{sel}}} \]</w:t>
+      </w:r>
+    </w:p>
+    <w:p>
+      <w:pPr>
+        <w:spacing w:before="100" w:beforeAutospacing="1" w:after="100" w:afterAutospacing="1" w:line="240" w:lineRule="auto"/>
+        <w:rPr>
+          <w:rFonts w:ascii="Times New Roman" w:eastAsia="Times New Roman" w:hAnsi="Times New Roman" w:cs="Times New Roman"/>
+          <w:kern w:val="0"/>
+          <w14:ligatures w14:val="none"/>
+        </w:rPr>
+      </w:pPr>
+      <w:r>
+        <w:rPr>
+          <w:rFonts w:ascii="Times New Roman" w:eastAsia="Times New Roman" w:hAnsi="Times New Roman" w:cs="Times New Roman"/>
+          <w:kern w:val="0"/>
+          <w14:ligatures w14:val="none"/>
+        </w:rPr>
+        <w:t>where \(t_{\mathrm{sel}}&gt;0\) is the selection temperature.</w:t>
+      </w:r>
+    </w:p>
+    <w:p>
+      <w:pPr>
+        <w:spacing w:before="100" w:beforeAutospacing="1" w:after="100" w:afterAutospacing="1" w:line="240" w:lineRule="auto"/>
+        <w:rPr>
+          <w:rFonts w:ascii="Times New Roman" w:eastAsia="Times New Roman" w:hAnsi="Times New Roman" w:cs="Times New Roman"/>
+          <w:kern w:val="0"/>
+          <w14:ligatures w14:val="none"/>
+        </w:rPr>
+      </w:pPr>
+      <w:r>
+        <w:rPr>
+          <w:rFonts w:ascii="Times New Roman" w:eastAsia="Times New Roman" w:hAnsi="Times New Roman" w:cs="Times New Roman"/>
+          <w:kern w:val="0"/>
+          <w14:ligatures w14:val="none"/>
+        </w:rPr>
+        <w:t>Sequential exact-K selection:</w:t>
+      </w:r>
+    </w:p>
+    <w:p>
+      <w:pPr>
+        <w:numPr>
+          <w:ilvl w:val="0"/>
+          <w:numId w:val="9"/>
+        </w:numPr>
+        <w:spacing w:before="100" w:beforeAutospacing="1" w:after="100" w:afterAutospacing="1" w:line="240" w:lineRule="auto"/>
+        <w:rPr>
+          <w:rFonts w:ascii="Times New Roman" w:eastAsia="Times New Roman" w:hAnsi="Times New Roman" w:cs="Times New Roman"/>
+          <w:kern w:val="0"/>
+          <w14:ligatures w14:val="none"/>
+        </w:rPr>
+      </w:pPr>
+      <w:r>
+        <w:rPr>
+          <w:rFonts w:ascii="Times New Roman" w:eastAsia="Times New Roman" w:hAnsi="Times New Roman" w:cs="Times New Roman"/>
+          <w:kern w:val="0"/>
+          <w14:ligatures w14:val="none"/>
+        </w:rPr>
+        <w:t>draw one individual,</w:t>
+      </w:r>
+    </w:p>
+    <w:p>
+      <w:pPr>
+        <w:numPr>
+          <w:ilvl w:val="0"/>
+          <w:numId w:val="9"/>
+        </w:numPr>
+        <w:spacing w:before="100" w:beforeAutospacing="1" w:after="100" w:afterAutospacing="1" w:line="240" w:lineRule="auto"/>
+        <w:rPr>
+          <w:rFonts w:ascii="Times New Roman" w:eastAsia="Times New Roman" w:hAnsi="Times New Roman" w:cs="Times New Roman"/>
+          <w:kern w:val="0"/>
+          <w14:ligatures w14:val="none"/>
+        </w:rPr>
+      </w:pPr>
+      <w:r>
+        <w:rPr>
+          <w:rFonts w:ascii="Times New Roman" w:eastAsia="Times New Roman" w:hAnsi="Times New Roman" w:cs="Times New Roman"/>
+          <w:kern w:val="0"/>
+          <w14:ligatures w14:val="none"/>
+        </w:rPr>
+        <w:t>remove that individual,</w:t>
+      </w:r>
+    </w:p>
+    <w:p>
+      <w:pPr>
+        <w:numPr>
+          <w:ilvl w:val="0"/>
+          <w:numId w:val="9"/>
+        </w:numPr>
+        <w:spacing w:before="100" w:beforeAutospacing="1" w:after="100" w:afterAutospacing="1" w:line="240" w:lineRule="auto"/>
+        <w:rPr>
+          <w:rFonts w:ascii="Times New Roman" w:eastAsia="Times New Roman" w:hAnsi="Times New Roman" w:cs="Times New Roman"/>
+          <w:kern w:val="0"/>
+          <w14:ligatures w14:val="none"/>
+        </w:rPr>
+      </w:pPr>
+      <w:r>
+        <w:rPr>
+          <w:rFonts w:ascii="Times New Roman" w:eastAsia="Times New Roman" w:hAnsi="Times New Roman" w:cs="Times New Roman"/>
+          <w:kern w:val="0"/>
+          <w14:ligatures w14:val="none"/>
+        </w:rPr>
+        <w:t>renormalize over candidates still eligible,</w:t>
+      </w:r>
+    </w:p>
+    <w:p>
+      <w:pPr>
+        <w:numPr>
+          <w:ilvl w:val="0"/>
+          <w:numId w:val="9"/>
+        </w:numPr>
+        <w:spacing w:before="100" w:beforeAutospacing="1" w:after="100" w:afterAutospacing="1" w:line="240" w:lineRule="auto"/>
+        <w:rPr>
+          <w:rFonts w:ascii="Times New Roman" w:eastAsia="Times New Roman" w:hAnsi="Times New Roman" w:cs="Times New Roman"/>
+          <w:kern w:val="0"/>
+          <w14:ligatures w14:val="none"/>
+        </w:rPr>
+      </w:pPr>
+      <w:r>
+        <w:rPr>
+          <w:rFonts w:ascii="Times New Roman" w:eastAsia="Times New Roman" w:hAnsi="Times New Roman" w:cs="Times New Roman"/>
+          <w:kern w:val="0"/>
+          <w14:ligatures w14:val="none"/>
+        </w:rPr>
+        <w:t>continue until K distinct individuals are selected.</w:t>
+      </w:r>
+    </w:p>
+    <w:p>
+      <w:pPr>
+        <w:spacing w:before="100" w:beforeAutospacing="1" w:after="100" w:afterAutospacing="1" w:line="240" w:lineRule="auto"/>
+        <w:rPr>
+          <w:rFonts w:ascii="Times New Roman" w:eastAsia="Times New Roman" w:hAnsi="Times New Roman" w:cs="Times New Roman"/>
+          <w:kern w:val="0"/>
+          <w14:ligatures w14:val="none"/>
+        </w:rPr>
+      </w:pPr>
+      <w:r>
+        <w:rPr>
+          <w:rFonts w:ascii="Times New Roman" w:eastAsia="Times New Roman" w:hAnsi="Times New Roman" w:cs="Times New Roman"/>
+          <w:kern w:val="0"/>
+          <w14:ligatures w14:val="none"/>
+        </w:rPr>
+        <w:t>Notation:</w:t>
+      </w:r>
+    </w:p>
+    <w:p>
+      <w:pPr>
+        <w:numPr>
+          <w:ilvl w:val="0"/>
+          <w:numId w:val="10"/>
+        </w:numPr>
+        <w:spacing w:before="100" w:beforeAutospacing="1" w:after="100" w:afterAutospacing="1" w:line="240" w:lineRule="auto"/>
+        <w:rPr>
+          <w:rFonts w:ascii="Times New Roman" w:eastAsia="Times New Roman" w:hAnsi="Times New Roman" w:cs="Times New Roman"/>
+          <w:kern w:val="0"/>
+          <w14:ligatures w14:val="none"/>
+        </w:rPr>
+      </w:pPr>
+      <w:r>
+        <w:rPr>
+          <w:rFonts w:ascii="Times New Roman" w:eastAsia="Times New Roman" w:hAnsi="Times New Roman" w:cs="Times New Roman"/>
+          <w:kern w:val="0"/>
+          <w14:ligatures w14:val="none"/>
+        </w:rPr>
+        <w:t>\(I_r\): individual selected on draw \(r\)</w:t>
+      </w:r>
+    </w:p>
+    <w:p>
+      <w:pPr>
+        <w:numPr>
+          <w:ilvl w:val="0"/>
+          <w:numId w:val="10"/>
+        </w:numPr>
+        <w:spacing w:before="100" w:beforeAutospacing="1" w:after="100" w:afterAutospacing="1" w:line="240" w:lineRule="auto"/>
+        <w:rPr>
+          <w:rFonts w:ascii="Times New Roman" w:eastAsia="Times New Roman" w:hAnsi="Times New Roman" w:cs="Times New Roman"/>
+          <w:kern w:val="0"/>
+          <w14:ligatures w14:val="none"/>
+        </w:rPr>
+      </w:pPr>
+      <w:r>
+        <w:rPr>
+          <w:rFonts w:ascii="Times New Roman" w:eastAsia="Times New Roman" w:hAnsi="Times New Roman" w:cs="Times New Roman"/>
+          <w:kern w:val="0"/>
+          <w14:ligatures w14:val="none"/>
+        </w:rPr>
+        <w:t>\(R_r\): current eligible pool immediately before draw \(r\)</w:t>
+      </w:r>
+    </w:p>
+    <w:p>
+      <w:pPr>
+        <w:spacing w:after="0" w:line="240" w:lineRule="auto"/>
+        <w:rPr>
+          <w:rFonts w:ascii="Times New Roman" w:eastAsia="Times New Roman" w:hAnsi="Times New Roman" w:cs="Times New Roman"/>
+          <w:kern w:val="0"/>
+          <w14:ligatures w14:val="none"/>
+        </w:rPr>
+      </w:pPr>
+      <w:r>
+        <w:rPr>
+          <w:rFonts w:ascii="Times New Roman" w:eastAsia="Times New Roman" w:hAnsi="Times New Roman" w:cs="Times New Roman"/>
+          <w:kern w:val="0"/>
+          <w14:ligatures w14:val="none"/>
+        </w:rPr>
+        <w:t>\[ R_r= \mathcal E\setminus \{I_1,\ldots,I_{r-1}\} \]</w:t>
+      </w:r>
+    </w:p>
+    <w:p>
+      <w:pPr>
+        <w:spacing w:before="100" w:beforeAutospacing="1" w:after="100" w:afterAutospacing="1" w:line="240" w:lineRule="auto"/>
+        <w:rPr>
+          <w:rFonts w:ascii="Times New Roman" w:eastAsia="Times New Roman" w:hAnsi="Times New Roman" w:cs="Times New Roman"/>
+          <w:kern w:val="0"/>
+          <w14:ligatures w14:val="none"/>
+        </w:rPr>
+      </w:pPr>
+      <w:r>
+        <w:rPr>
+          <w:rFonts w:ascii="Times New Roman" w:eastAsia="Times New Roman" w:hAnsi="Times New Roman" w:cs="Times New Roman"/>
+          <w:kern w:val="0"/>
+          <w14:ligatures w14:val="none"/>
+        </w:rPr>
+        <w:t>Conditional probability:</w:t>
+      </w:r>
+    </w:p>
+    <w:p>
+      <w:pPr>
+        <w:spacing w:after="0" w:line="240" w:lineRule="auto"/>
+        <w:rPr>
+          <w:rFonts w:ascii="Times New Roman" w:eastAsia="Times New Roman" w:hAnsi="Times New Roman" w:cs="Times New Roman"/>
+          <w:kern w:val="0"/>
+          <w14:ligatures w14:val="none"/>
+        </w:rPr>
+      </w:pPr>
+      <w:r>
+        <w:rPr>
+          <w:rFonts w:ascii="Times New Roman" w:eastAsia="Times New Roman" w:hAnsi="Times New Roman" w:cs="Times New Roman"/>
+          <w:kern w:val="0"/>
+          <w14:ligatures w14:val="none"/>
+        </w:rPr>
+        <w:t>\[ \Pr(I_r=i\mid I_1,\ldots,I_{r-1},\mathbf S) = \frac{e^{S_i/t_{\mathrm{sel}}}} {\sum_{h\in R_r}e^{S_h/t_{\mathrm{sel}}}} \]</w:t>
+      </w:r>
+    </w:p>
+    <w:p>
+      <w:pPr>
+        <w:spacing w:before="100" w:beforeAutospacing="1" w:after="100" w:afterAutospacing="1" w:line="240" w:lineRule="auto"/>
+        <w:rPr>
+          <w:rFonts w:ascii="Times New Roman" w:eastAsia="Times New Roman" w:hAnsi="Times New Roman" w:cs="Times New Roman"/>
+          <w:kern w:val="0"/>
+          <w14:ligatures w14:val="none"/>
+        </w:rPr>
+      </w:pPr>
+      <w:r>
+        <w:rPr>
+          <w:rFonts w:ascii="Times New Roman" w:eastAsia="Times New Roman" w:hAnsi="Times New Roman" w:cs="Times New Roman"/>
+          <w:kern w:val="0"/>
+          <w14:ligatures w14:val="none"/>
+        </w:rPr>
+        <w:t>Final outcome:</w:t>
+      </w:r>
+    </w:p>
+    <w:p>
+      <w:pPr>
+        <w:spacing w:after="0" w:line="240" w:lineRule="auto"/>
+        <w:rPr>
+          <w:rFonts w:ascii="Times New Roman" w:eastAsia="Times New Roman" w:hAnsi="Times New Roman" w:cs="Times New Roman"/>
+          <w:kern w:val="0"/>
+          <w14:ligatures w14:val="none"/>
+        </w:rPr>
+      </w:pPr>
+      <w:r>
+        <w:rPr>
+          <w:rFonts w:ascii="Times New Roman" w:eastAsia="Times New Roman" w:hAnsi="Times New Roman" w:cs="Times New Roman"/>
+          <w:kern w:val="0"/>
+          <w14:ligatures w14:val="none"/>
+        </w:rPr>
+        <w:t>\[ Y_i= \mathbf 1\{i\in\{I_1,\ldots,I_K\}\}, \qquad \sum_{i\in\mathcal E}Y_i=K \]</w:t>
+      </w:r>
+    </w:p>
+    <w:p>
+      <w:pPr>
+        <w:spacing w:before="100" w:beforeAutospacing="1" w:after="100" w:afterAutospacing="1" w:line="240" w:lineRule="auto"/>
+        <w:rPr>
+          <w:rFonts w:ascii="Times New Roman" w:eastAsia="Times New Roman" w:hAnsi="Times New Roman" w:cs="Times New Roman"/>
+          <w:kern w:val="0"/>
+          <w14:ligatures w14:val="none"/>
+        </w:rPr>
+      </w:pPr>
+      <w:r>
+        <w:rPr>
+          <w:rFonts w:ascii="Times New Roman" w:eastAsia="Times New Roman" w:hAnsi="Times New Roman" w:cs="Times New Roman"/>
+          <w:kern w:val="0"/>
+          <w14:ligatures w14:val="none"/>
+        </w:rPr>
+        <w:t>This is a Gibbs-weighted / Plackett–Luce form of weighted sampling without replacement.</w:t>
+      </w:r>
+    </w:p>
+    <w:p>
+      <w:pPr>
+        <w:spacing w:before="100" w:beforeAutospacing="1" w:after="100" w:afterAutospacing="1" w:line="240" w:lineRule="auto"/>
+        <w:rPr>
+          <w:rFonts w:ascii="Times New Roman" w:eastAsia="Times New Roman" w:hAnsi="Times New Roman" w:cs="Times New Roman"/>
+          <w:kern w:val="0"/>
+          <w14:ligatures w14:val="none"/>
+        </w:rPr>
+      </w:pPr>
+      <w:r>
+        <w:rPr>
+          <w:rFonts w:ascii="Times New Roman" w:eastAsia="Times New Roman" w:hAnsi="Times New Roman" w:cs="Times New Roman"/>
+          <w:kern w:val="0"/>
+          <w14:ligatures w14:val="none"/>
+        </w:rPr>
+        <w:t>Important distinction:</w:t>
+      </w:r>
+    </w:p>
+    <w:p>
+      <w:pPr>
+        <w:spacing w:before="100" w:beforeAutospacing="1" w:after="100" w:afterAutospacing="1" w:line="240" w:lineRule="auto"/>
+        <w:rPr>
+          <w:rFonts w:ascii="Times New Roman" w:eastAsia="Times New Roman" w:hAnsi="Times New Roman" w:cs="Times New Roman"/>
+          <w:kern w:val="0"/>
+          <w14:ligatures w14:val="none"/>
+        </w:rPr>
+      </w:pPr>
+      <w:r>
+        <w:rPr>
+          <w:rFonts w:ascii="Times New Roman" w:eastAsia="Times New Roman" w:hAnsi="Times New Roman" w:cs="Times New Roman"/>
+          <w:kern w:val="0"/>
+          <w14:ligatures w14:val="none"/>
+        </w:rPr>
+        <w:t xml:space="preserve">The conditional probability above is the probability of being selected </w:t>
+      </w:r>
+      <w:r>
+        <w:rPr>
+          <w:rFonts w:ascii="Times New Roman" w:eastAsia="Times New Roman" w:hAnsi="Times New Roman" w:cs="Times New Roman"/>
+          <w:b/>
+          <w:bCs/>
+          <w:kern w:val="0"/>
+          <w14:ligatures w14:val="none"/>
+        </w:rPr>
+        <w:t>on the next draw</w:t>
+      </w:r>
+      <w:r>
+        <w:rPr>
+          <w:rFonts w:ascii="Times New Roman" w:eastAsia="Times New Roman" w:hAnsi="Times New Roman" w:cs="Times New Roman"/>
+          <w:kern w:val="0"/>
+          <w14:ligatures w14:val="none"/>
+        </w:rPr>
+        <w:t>, not the marginal probability of being somewhere among the final K winners.</w:t>
+      </w:r>
+    </w:p>
+    <w:p>
+      <w:pPr>
+        <w:spacing w:before="100" w:beforeAutospacing="1" w:after="100" w:afterAutospacing="1" w:line="240" w:lineRule="auto"/>
+        <w:rPr>
+          <w:rFonts w:ascii="Times New Roman" w:eastAsia="Times New Roman" w:hAnsi="Times New Roman" w:cs="Times New Roman"/>
+          <w:kern w:val="0"/>
+          <w14:ligatures w14:val="none"/>
+        </w:rPr>
+      </w:pPr>
+      <w:r>
+        <w:rPr>
+          <w:rFonts w:ascii="Times New Roman" w:eastAsia="Times New Roman" w:hAnsi="Times New Roman" w:cs="Times New Roman"/>
+          <w:kern w:val="0"/>
+          <w14:ligatures w14:val="none"/>
+        </w:rPr>
+        <w:t>For an ordered sequence of K winners, multiply successive conditional probabilities.</w:t>
+      </w:r>
+    </w:p>
+    <w:p>
+      <w:pPr>
+        <w:spacing w:before="100" w:beforeAutospacing="1" w:after="100" w:afterAutospacing="1" w:line="240" w:lineRule="auto"/>
+        <w:rPr>
+          <w:rFonts w:ascii="Times New Roman" w:eastAsia="Times New Roman" w:hAnsi="Times New Roman" w:cs="Times New Roman"/>
+          <w:kern w:val="0"/>
+          <w14:ligatures w14:val="none"/>
+        </w:rPr>
+      </w:pPr>
+      <w:r>
+        <w:rPr>
+          <w:rFonts w:ascii="Times New Roman" w:eastAsia="Times New Roman" w:hAnsi="Times New Roman" w:cs="Times New Roman"/>
+          <w:kern w:val="0"/>
+          <w14:ligatures w14:val="none"/>
+        </w:rPr>
+        <w:lastRenderedPageBreak/>
+        <w:t>For an unordered winner set, sum those ordered-sequence probabilities across all possible orderings.</w:t>
+      </w:r>
+    </w:p>
+    <w:p>
+      <w:pPr>
+        <w:spacing w:before="100" w:beforeAutospacing="1" w:after="100" w:afterAutospacing="1" w:line="240" w:lineRule="auto"/>
+        <w:rPr>
+          <w:rFonts w:ascii="Times New Roman" w:eastAsia="Times New Roman" w:hAnsi="Times New Roman" w:cs="Times New Roman"/>
+          <w:kern w:val="0"/>
+          <w14:ligatures w14:val="none"/>
+        </w:rPr>
+      </w:pPr>
+      <w:r>
+        <w:rPr>
+          <w:rFonts w:ascii="Times New Roman" w:eastAsia="Times New Roman" w:hAnsi="Times New Roman" w:cs="Times New Roman"/>
+          <w:kern w:val="0"/>
+          <w14:ligatures w14:val="none"/>
+        </w:rPr>
+        <w:t xml:space="preserve">This matters later because exact-K selection does </w:t>
+      </w:r>
+      <w:r>
+        <w:rPr>
+          <w:rFonts w:ascii="Times New Roman" w:eastAsia="Times New Roman" w:hAnsi="Times New Roman" w:cs="Times New Roman"/>
+          <w:b/>
+          <w:bCs/>
+          <w:kern w:val="0"/>
+          <w14:ligatures w14:val="none"/>
+        </w:rPr>
+        <w:t>not</w:t>
+      </w:r>
+      <w:r>
+        <w:rPr>
+          <w:rFonts w:ascii="Times New Roman" w:eastAsia="Times New Roman" w:hAnsi="Times New Roman" w:cs="Times New Roman"/>
+          <w:kern w:val="0"/>
+          <w14:ligatures w14:val="none"/>
+        </w:rPr>
+        <w:t xml:space="preserve"> have the same likelihood as independent Bernoulli outcomes.</w:t>
+      </w:r>
+    </w:p>
+    <w:p>
+      <w:pPr>
+        <w:spacing w:after="0" w:line="240" w:lineRule="auto"/>
+        <w:rPr>
+          <w:rFonts w:ascii="Times New Roman" w:eastAsia="Times New Roman" w:hAnsi="Times New Roman" w:cs="Times New Roman"/>
+          <w:kern w:val="0"/>
+          <w14:ligatures w14:val="none"/>
+        </w:rPr>
+      </w:pPr>
+      <w:r>
+        <w:rPr>
+          <w:rFonts w:ascii="Times New Roman" w:eastAsia="Times New Roman" w:hAnsi="Times New Roman" w:cs="Times New Roman"/>
+          <w:noProof/>
+          <w:kern w:val="0"/>
+        </w:rPr>
+        <w:pict w14:anchorId="37D941B4">
+          <v:rect id="_x0000_i1030" alt="" style="width:468pt;height:.05pt;mso-width-percent:0;mso-height-percent:0;mso-width-percent:0;mso-height-percent:0" o:hralign="center" o:hrstd="t" o:hr="t" fillcolor="#a0a0a0" stroked="f"/>
+        </w:pict>
+      </w:r>
+    </w:p>
+    <w:p>
+      <w:pPr>
+        <w:spacing w:before="100" w:beforeAutospacing="1" w:after="100" w:afterAutospacing="1" w:line="240" w:lineRule="auto"/>
+        <w:outlineLvl w:val="1"/>
+        <w:rPr>
+          <w:rFonts w:ascii="Times New Roman" w:eastAsia="Times New Roman" w:hAnsi="Times New Roman" w:cs="Times New Roman"/>
+          <w:b/>
+          <w:bCs/>
+          <w:kern w:val="0"/>
+          <w:sz w:val="36"/>
+          <w:szCs w:val="36"/>
+          <w14:ligatures w14:val="none"/>
+        </w:rPr>
+      </w:pPr>
+      <w:r>
+        <w:rPr>
+          <w:rFonts w:ascii="Times New Roman" w:eastAsia="Times New Roman" w:hAnsi="Times New Roman" w:cs="Times New Roman"/>
+          <w:b/>
+          <w:bCs/>
+          <w:kern w:val="0"/>
+          <w:sz w:val="36"/>
+          <w:szCs w:val="36"/>
+          <w14:ligatures w14:val="none"/>
+        </w:rPr>
+        <w:t>4.3.3 Selection temperature and limiting behavior</w:t>
+      </w:r>
+    </w:p>
+    <w:p>
+      <w:pPr>
+        <w:spacing w:before="100" w:beforeAutospacing="1" w:after="100" w:afterAutospacing="1" w:line="240" w:lineRule="auto"/>
+        <w:rPr>
+          <w:rFonts w:ascii="Times New Roman" w:eastAsia="Times New Roman" w:hAnsi="Times New Roman" w:cs="Times New Roman"/>
+          <w:kern w:val="0"/>
+          <w14:ligatures w14:val="none"/>
+        </w:rPr>
+      </w:pPr>
+      <w:r>
+        <w:rPr>
+          <w:rFonts w:ascii="Times New Roman" w:eastAsia="Times New Roman" w:hAnsi="Times New Roman" w:cs="Times New Roman"/>
+          <w:kern w:val="0"/>
+          <w14:ligatures w14:val="none"/>
+        </w:rPr>
+        <w:t>Current goal:</w:t>
+      </w:r>
+    </w:p>
+    <w:p>
+      <w:pPr>
+        <w:spacing w:before="100" w:beforeAutospacing="1" w:after="100" w:afterAutospacing="1" w:line="240" w:lineRule="auto"/>
+        <w:rPr>
+          <w:rFonts w:ascii="Times New Roman" w:eastAsia="Times New Roman" w:hAnsi="Times New Roman" w:cs="Times New Roman"/>
+          <w:kern w:val="0"/>
+          <w14:ligatures w14:val="none"/>
+        </w:rPr>
+      </w:pPr>
+      <w:r>
+        <w:rPr>
+          <w:rFonts w:ascii="Times New Roman" w:eastAsia="Times New Roman" w:hAnsi="Times New Roman" w:cs="Times New Roman"/>
+          <w:kern w:val="0"/>
+          <w14:ligatures w14:val="none"/>
+        </w:rPr>
+        <w:t>Derive how much a score advantage matters.</w:t>
+      </w:r>
+    </w:p>
+    <w:p>
+      <w:pPr>
+        <w:spacing w:before="100" w:beforeAutospacing="1" w:after="100" w:afterAutospacing="1" w:line="240" w:lineRule="auto"/>
+        <w:rPr>
+          <w:rFonts w:ascii="Times New Roman" w:eastAsia="Times New Roman" w:hAnsi="Times New Roman" w:cs="Times New Roman"/>
+          <w:kern w:val="0"/>
+          <w14:ligatures w14:val="none"/>
+        </w:rPr>
+      </w:pPr>
+      <w:r>
+        <w:rPr>
+          <w:rFonts w:ascii="Times New Roman" w:eastAsia="Times New Roman" w:hAnsi="Times New Roman" w:cs="Times New Roman"/>
+          <w:kern w:val="0"/>
+          <w14:ligatures w14:val="none"/>
+        </w:rPr>
+        <w:t>Consider two candidates \(i\) and \(h\) that are both eligible at the same draw \(r\).</w:t>
+      </w:r>
+    </w:p>
+    <w:p>
+      <w:pPr>
+        <w:spacing w:before="100" w:beforeAutospacing="1" w:after="100" w:afterAutospacing="1" w:line="240" w:lineRule="auto"/>
+        <w:rPr>
+          <w:rFonts w:ascii="Times New Roman" w:eastAsia="Times New Roman" w:hAnsi="Times New Roman" w:cs="Times New Roman"/>
+          <w:kern w:val="0"/>
+          <w14:ligatures w14:val="none"/>
+        </w:rPr>
+      </w:pPr>
+      <w:r>
+        <w:rPr>
+          <w:rFonts w:ascii="Times New Roman" w:eastAsia="Times New Roman" w:hAnsi="Times New Roman" w:cs="Times New Roman"/>
+          <w:kern w:val="0"/>
+          <w14:ligatures w14:val="none"/>
+        </w:rPr>
+        <w:t xml:space="preserve">Charles and Alex identified a wording issue with </w:t>
+      </w:r>
+      <w:r>
+        <w:rPr>
+          <w:rFonts w:ascii="Times New Roman" w:eastAsia="Times New Roman" w:hAnsi="Times New Roman" w:cs="Times New Roman"/>
+          <w:b/>
+          <w:bCs/>
+          <w:kern w:val="0"/>
+          <w14:ligatures w14:val="none"/>
+        </w:rPr>
+        <w:t>“remaining candidates.”</w:t>
+      </w:r>
+    </w:p>
+    <w:p>
+      <w:pPr>
+        <w:spacing w:before="100" w:beforeAutospacing="1" w:after="100" w:afterAutospacing="1" w:line="240" w:lineRule="auto"/>
+        <w:rPr>
+          <w:rFonts w:ascii="Times New Roman" w:eastAsia="Times New Roman" w:hAnsi="Times New Roman" w:cs="Times New Roman"/>
+          <w:kern w:val="0"/>
+          <w14:ligatures w14:val="none"/>
+        </w:rPr>
+      </w:pPr>
+      <w:r>
+        <w:rPr>
+          <w:rFonts w:ascii="Times New Roman" w:eastAsia="Times New Roman" w:hAnsi="Times New Roman" w:cs="Times New Roman"/>
+          <w:kern w:val="0"/>
+          <w14:ligatures w14:val="none"/>
+        </w:rPr>
+        <w:t>Avoid language such as:</w:t>
+      </w:r>
+    </w:p>
+    <w:p>
+      <w:pPr>
+        <w:spacing w:before="200" w:beforeAutospacing="1" w:after="200" w:afterAutospacing="1" w:line="240" w:lineRule="auto"/>
+        <w:ind w:left="720" w:right="720"/>
+        <w:rPr>
+          <w:rFonts w:ascii="Times New Roman" w:eastAsia="Times New Roman" w:hAnsi="Times New Roman" w:cs="Times New Roman"/>
+          <w:kern w:val="0"/>
+          <w14:ligatures w14:val="none"/>
+        </w:rPr>
+      </w:pPr>
+      <w:r>
+        <w:rPr>
+          <w:rFonts w:ascii="Times New Roman" w:eastAsia="Times New Roman" w:hAnsi="Times New Roman" w:cs="Times New Roman"/>
+          <w:kern w:val="0"/>
+          <w14:ligatures w14:val="none"/>
+        </w:rPr>
+        <w:t>total remaining weight</w:t>
+      </w:r>
+    </w:p>
+    <w:p>
+      <w:pPr>
+        <w:spacing w:before="100" w:beforeAutospacing="1" w:after="100" w:afterAutospacing="1" w:line="240" w:lineRule="auto"/>
+        <w:rPr>
+          <w:rFonts w:ascii="Times New Roman" w:eastAsia="Times New Roman" w:hAnsi="Times New Roman" w:cs="Times New Roman"/>
+          <w:kern w:val="0"/>
+          <w14:ligatures w14:val="none"/>
+        </w:rPr>
+      </w:pPr>
+      <w:r>
+        <w:rPr>
+          <w:rFonts w:ascii="Times New Roman" w:eastAsia="Times New Roman" w:hAnsi="Times New Roman" w:cs="Times New Roman"/>
+          <w:kern w:val="0"/>
+          <w14:ligatures w14:val="none"/>
+        </w:rPr>
+        <w:t>because it sounds as though \(i\) or \(h\) have already been removed.</w:t>
+      </w:r>
+    </w:p>
+    <w:p>
+      <w:pPr>
+        <w:spacing w:before="100" w:beforeAutospacing="1" w:after="100" w:afterAutospacing="1" w:line="240" w:lineRule="auto"/>
+        <w:rPr>
+          <w:rFonts w:ascii="Times New Roman" w:eastAsia="Times New Roman" w:hAnsi="Times New Roman" w:cs="Times New Roman"/>
+          <w:kern w:val="0"/>
+          <w14:ligatures w14:val="none"/>
+        </w:rPr>
+      </w:pPr>
+      <w:r>
+        <w:rPr>
+          <w:rFonts w:ascii="Times New Roman" w:eastAsia="Times New Roman" w:hAnsi="Times New Roman" w:cs="Times New Roman"/>
+          <w:kern w:val="0"/>
+          <w14:ligatures w14:val="none"/>
+        </w:rPr>
+        <w:t>Preferred terminology:</w:t>
+      </w:r>
+    </w:p>
+    <w:p>
+      <w:pPr>
+        <w:spacing w:before="200" w:beforeAutospacing="1" w:after="200" w:afterAutospacing="1" w:line="240" w:lineRule="auto"/>
+        <w:ind w:left="720" w:right="720"/>
+        <w:rPr>
+          <w:rFonts w:ascii="Times New Roman" w:eastAsia="Times New Roman" w:hAnsi="Times New Roman" w:cs="Times New Roman"/>
+          <w:kern w:val="0"/>
+          <w14:ligatures w14:val="none"/>
+        </w:rPr>
+      </w:pPr>
+      <w:r>
+        <w:rPr>
+          <w:rFonts w:ascii="Times New Roman" w:eastAsia="Times New Roman" w:hAnsi="Times New Roman" w:cs="Times New Roman"/>
+          <w:b/>
+          <w:bCs/>
+          <w:kern w:val="0"/>
+          <w14:ligatures w14:val="none"/>
+        </w:rPr>
+        <w:t>current eligible pool</w:t>
+      </w:r>
+    </w:p>
+    <w:p>
+      <w:pPr>
+        <w:spacing w:before="100" w:beforeAutospacing="1" w:after="100" w:afterAutospacing="1" w:line="240" w:lineRule="auto"/>
+        <w:rPr>
+          <w:rFonts w:ascii="Times New Roman" w:eastAsia="Times New Roman" w:hAnsi="Times New Roman" w:cs="Times New Roman"/>
+          <w:kern w:val="0"/>
+          <w14:ligatures w14:val="none"/>
+        </w:rPr>
+      </w:pPr>
+      <w:r>
+        <w:rPr>
+          <w:rFonts w:ascii="Times New Roman" w:eastAsia="Times New Roman" w:hAnsi="Times New Roman" w:cs="Times New Roman"/>
+          <w:kern w:val="0"/>
+          <w14:ligatures w14:val="none"/>
+        </w:rPr>
+        <w:t>Define:</w:t>
+      </w:r>
+    </w:p>
+    <w:p>
+      <w:pPr>
+        <w:spacing w:after="0" w:line="240" w:lineRule="auto"/>
+        <w:rPr>
+          <w:rFonts w:ascii="Times New Roman" w:eastAsia="Times New Roman" w:hAnsi="Times New Roman" w:cs="Times New Roman"/>
+          <w:kern w:val="0"/>
+          <w14:ligatures w14:val="none"/>
+        </w:rPr>
+      </w:pPr>
+      <w:r>
+        <w:rPr>
+          <w:rFonts w:ascii="Times New Roman" w:eastAsia="Times New Roman" w:hAnsi="Times New Roman" w:cs="Times New Roman"/>
+          <w:kern w:val="0"/>
+          <w14:ligatures w14:val="none"/>
+        </w:rPr>
+        <w:t>\[ Z_r= \sum_{j\in R_r}e^{S_j/t_{\mathrm{sel}}} \]</w:t>
+      </w:r>
+    </w:p>
+    <w:p>
+      <w:pPr>
+        <w:spacing w:before="100" w:beforeAutospacing="1" w:after="100" w:afterAutospacing="1" w:line="240" w:lineRule="auto"/>
+        <w:rPr>
+          <w:rFonts w:ascii="Times New Roman" w:eastAsia="Times New Roman" w:hAnsi="Times New Roman" w:cs="Times New Roman"/>
+          <w:kern w:val="0"/>
+          <w14:ligatures w14:val="none"/>
+        </w:rPr>
+      </w:pPr>
+      <w:r>
+        <w:rPr>
+          <w:rFonts w:ascii="Times New Roman" w:eastAsia="Times New Roman" w:hAnsi="Times New Roman" w:cs="Times New Roman"/>
+          <w:kern w:val="0"/>
+          <w14:ligatures w14:val="none"/>
+        </w:rPr>
+        <w:t>as:</w:t>
+      </w:r>
+    </w:p>
+    <w:p>
+      <w:pPr>
+        <w:spacing w:before="200" w:beforeAutospacing="1" w:after="200" w:afterAutospacing="1" w:line="240" w:lineRule="auto"/>
+        <w:ind w:left="720" w:right="720"/>
+        <w:rPr>
+          <w:rFonts w:ascii="Times New Roman" w:eastAsia="Times New Roman" w:hAnsi="Times New Roman" w:cs="Times New Roman"/>
+          <w:kern w:val="0"/>
+          <w14:ligatures w14:val="none"/>
+        </w:rPr>
+      </w:pPr>
+      <w:r>
+        <w:rPr>
+          <w:rFonts w:ascii="Times New Roman" w:eastAsia="Times New Roman" w:hAnsi="Times New Roman" w:cs="Times New Roman"/>
+          <w:kern w:val="0"/>
+          <w14:ligatures w14:val="none"/>
+        </w:rPr>
+        <w:t>the total Gibbs weight of all candidates in the current eligible pool \(R_r\)</w:t>
+      </w:r>
+    </w:p>
+    <w:p>
+      <w:pPr>
+        <w:spacing w:before="100" w:beforeAutospacing="1" w:after="100" w:afterAutospacing="1" w:line="240" w:lineRule="auto"/>
+        <w:rPr>
+          <w:rFonts w:ascii="Times New Roman" w:eastAsia="Times New Roman" w:hAnsi="Times New Roman" w:cs="Times New Roman"/>
+          <w:kern w:val="0"/>
+          <w14:ligatures w14:val="none"/>
+        </w:rPr>
+      </w:pPr>
+      <w:r>
+        <w:rPr>
+          <w:rFonts w:ascii="Times New Roman" w:eastAsia="Times New Roman" w:hAnsi="Times New Roman" w:cs="Times New Roman"/>
+          <w:kern w:val="0"/>
+          <w14:ligatures w14:val="none"/>
+        </w:rPr>
+        <w:t>Both \(i\) and \(h\) are included in \(R_r\).</w:t>
+      </w:r>
+    </w:p>
+    <w:p>
+      <w:pPr>
+        <w:spacing w:before="100" w:beforeAutospacing="1" w:after="100" w:afterAutospacing="1" w:line="240" w:lineRule="auto"/>
+        <w:rPr>
+          <w:rFonts w:ascii="Times New Roman" w:eastAsia="Times New Roman" w:hAnsi="Times New Roman" w:cs="Times New Roman"/>
+          <w:kern w:val="0"/>
+          <w14:ligatures w14:val="none"/>
+        </w:rPr>
+      </w:pPr>
+      <w:r>
+        <w:rPr>
+          <w:rFonts w:ascii="Times New Roman" w:eastAsia="Times New Roman" w:hAnsi="Times New Roman" w:cs="Times New Roman"/>
+          <w:kern w:val="0"/>
+          <w14:ligatures w14:val="none"/>
+        </w:rPr>
+        <w:t>The ratio is:</w:t>
+      </w:r>
+    </w:p>
+    <w:p>
+      <w:pPr>
+        <w:spacing w:after="0" w:line="240" w:lineRule="auto"/>
+        <w:rPr>
+          <w:rFonts w:ascii="Times New Roman" w:eastAsia="Times New Roman" w:hAnsi="Times New Roman" w:cs="Times New Roman"/>
+          <w:kern w:val="0"/>
+          <w14:ligatures w14:val="none"/>
+        </w:rPr>
+      </w:pPr>
+      <w:r>
+        <w:rPr>
+          <w:rFonts w:ascii="Times New Roman" w:eastAsia="Times New Roman" w:hAnsi="Times New Roman" w:cs="Times New Roman"/>
+          <w:kern w:val="0"/>
+          <w14:ligatures w14:val="none"/>
+        </w:rPr>
+        <w:t>\[ \frac{ \Pr(I_r=i\mid \cdots) }{ \Pr(I_r=h\mid \cdots) } = e^{(S_i-S_h)/t_{\mathrm{sel}}} \]</w:t>
+      </w:r>
+    </w:p>
+    <w:p>
+      <w:pPr>
+        <w:spacing w:before="100" w:beforeAutospacing="1" w:after="100" w:afterAutospacing="1" w:line="240" w:lineRule="auto"/>
+        <w:rPr>
+          <w:rFonts w:ascii="Times New Roman" w:eastAsia="Times New Roman" w:hAnsi="Times New Roman" w:cs="Times New Roman"/>
+          <w:kern w:val="0"/>
+          <w14:ligatures w14:val="none"/>
+        </w:rPr>
+      </w:pPr>
+      <w:r>
+        <w:rPr>
+          <w:rFonts w:ascii="Times New Roman" w:eastAsia="Times New Roman" w:hAnsi="Times New Roman" w:cs="Times New Roman"/>
+          <w:kern w:val="0"/>
+          <w14:ligatures w14:val="none"/>
+        </w:rPr>
+        <w:t>Preferred interpretation:</w:t>
+      </w:r>
+    </w:p>
+    <w:p>
+      <w:pPr>
+        <w:spacing w:before="200" w:beforeAutospacing="1" w:after="200" w:afterAutospacing="1" w:line="240" w:lineRule="auto"/>
+        <w:ind w:left="720" w:right="720"/>
+        <w:rPr>
+          <w:rFonts w:ascii="Times New Roman" w:eastAsia="Times New Roman" w:hAnsi="Times New Roman" w:cs="Times New Roman"/>
+          <w:kern w:val="0"/>
+          <w14:ligatures w14:val="none"/>
+        </w:rPr>
+      </w:pPr>
+      <w:r>
+        <w:rPr>
+          <w:rFonts w:ascii="Times New Roman" w:eastAsia="Times New Roman" w:hAnsi="Times New Roman" w:cs="Times New Roman"/>
+          <w:kern w:val="0"/>
+          <w14:ligatures w14:val="none"/>
+        </w:rPr>
+        <w:t xml:space="preserve">The common denominator cancels because both candidates are being compared within the same current eligible pool. Their relative probability of being selected </w:t>
+      </w:r>
+      <w:r>
+        <w:rPr>
+          <w:rFonts w:ascii="Times New Roman" w:eastAsia="Times New Roman" w:hAnsi="Times New Roman" w:cs="Times New Roman"/>
+          <w:kern w:val="0"/>
+          <w14:ligatures w14:val="none"/>
+        </w:rPr>
+        <w:lastRenderedPageBreak/>
+        <w:t>next therefore depends only on the score difference \(S_i-S_h\), scaled by the selection temperature.</w:t>
+      </w:r>
+    </w:p>
+    <w:p>
+      <w:pPr>
+        <w:spacing w:before="100" w:beforeAutospacing="1" w:after="100" w:afterAutospacing="1" w:line="240" w:lineRule="auto"/>
+        <w:rPr>
+          <w:rFonts w:ascii="Times New Roman" w:eastAsia="Times New Roman" w:hAnsi="Times New Roman" w:cs="Times New Roman"/>
+          <w:kern w:val="0"/>
+          <w14:ligatures w14:val="none"/>
+        </w:rPr>
+      </w:pPr>
+      <w:r>
+        <w:rPr>
+          <w:rFonts w:ascii="Times New Roman" w:eastAsia="Times New Roman" w:hAnsi="Times New Roman" w:cs="Times New Roman"/>
+          <w:kern w:val="0"/>
+          <w14:ligatures w14:val="none"/>
+        </w:rPr>
+        <w:t>Limiting behavior:</w:t>
+      </w:r>
+    </w:p>
+    <w:p>
+      <w:pPr>
+        <w:numPr>
+          <w:ilvl w:val="0"/>
+          <w:numId w:val="11"/>
+        </w:numPr>
+        <w:spacing w:before="100" w:beforeAutospacing="1" w:after="100" w:afterAutospacing="1" w:line="240" w:lineRule="auto"/>
+        <w:rPr>
+          <w:rFonts w:ascii="Times New Roman" w:eastAsia="Times New Roman" w:hAnsi="Times New Roman" w:cs="Times New Roman"/>
+          <w:kern w:val="0"/>
+          <w14:ligatures w14:val="none"/>
+        </w:rPr>
+      </w:pPr>
+      <w:r>
+        <w:rPr>
+          <w:rFonts w:ascii="Times New Roman" w:eastAsia="Times New Roman" w:hAnsi="Times New Roman" w:cs="Times New Roman"/>
+          <w:kern w:val="0"/>
+          <w14:ligatures w14:val="none"/>
+        </w:rPr>
+        <w:t>as \(t_{\mathrm{sel}}\to 0\), selection approaches deterministic top-K absent boundary ties;</w:t>
+      </w:r>
+    </w:p>
+    <w:p>
+      <w:pPr>
+        <w:numPr>
+          <w:ilvl w:val="0"/>
+          <w:numId w:val="11"/>
+        </w:numPr>
+        <w:spacing w:before="100" w:beforeAutospacing="1" w:after="100" w:afterAutospacing="1" w:line="240" w:lineRule="auto"/>
+        <w:rPr>
+          <w:rFonts w:ascii="Times New Roman" w:eastAsia="Times New Roman" w:hAnsi="Times New Roman" w:cs="Times New Roman"/>
+          <w:kern w:val="0"/>
+          <w14:ligatures w14:val="none"/>
+        </w:rPr>
+      </w:pPr>
+      <w:r>
+        <w:rPr>
+          <w:rFonts w:ascii="Times New Roman" w:eastAsia="Times New Roman" w:hAnsi="Times New Roman" w:cs="Times New Roman"/>
+          <w:kern w:val="0"/>
+          <w14:ligatures w14:val="none"/>
+        </w:rPr>
+        <w:t>as \(t_{\mathrm{sel}}\to\infty\), each draw approaches uniform selection from the current eligible pool and final inclusion approaches \(K/N\).</w:t>
+      </w:r>
+    </w:p>
+    <w:p>
+      <w:pPr>
+        <w:spacing w:before="100" w:beforeAutospacing="1" w:after="100" w:afterAutospacing="1" w:line="240" w:lineRule="auto"/>
+        <w:rPr>
+          <w:rFonts w:ascii="Times New Roman" w:eastAsia="Times New Roman" w:hAnsi="Times New Roman" w:cs="Times New Roman"/>
+          <w:kern w:val="0"/>
+          <w14:ligatures w14:val="none"/>
+        </w:rPr>
+      </w:pPr>
+      <w:r>
+        <w:rPr>
+          <w:rFonts w:ascii="Times New Roman" w:eastAsia="Times New Roman" w:hAnsi="Times New Roman" w:cs="Times New Roman"/>
+          <w:kern w:val="0"/>
+          <w14:ligatures w14:val="none"/>
+        </w:rPr>
+        <w:t>Invariance:</w:t>
+      </w:r>
+    </w:p>
+    <w:p>
+      <w:pPr>
+        <w:numPr>
+          <w:ilvl w:val="0"/>
+          <w:numId w:val="12"/>
+        </w:numPr>
+        <w:spacing w:before="100" w:beforeAutospacing="1" w:after="100" w:afterAutospacing="1" w:line="240" w:lineRule="auto"/>
+        <w:rPr>
+          <w:rFonts w:ascii="Times New Roman" w:eastAsia="Times New Roman" w:hAnsi="Times New Roman" w:cs="Times New Roman"/>
+          <w:kern w:val="0"/>
+          <w14:ligatures w14:val="none"/>
+        </w:rPr>
+      </w:pPr>
+      <w:r>
+        <w:rPr>
+          <w:rFonts w:ascii="Times New Roman" w:eastAsia="Times New Roman" w:hAnsi="Times New Roman" w:cs="Times New Roman"/>
+          <w:kern w:val="0"/>
+          <w14:ligatures w14:val="none"/>
+        </w:rPr>
+        <w:t>adding the same finite constant to all scores changes nothing;</w:t>
+      </w:r>
+    </w:p>
+    <w:p>
+      <w:pPr>
+        <w:numPr>
+          <w:ilvl w:val="0"/>
+          <w:numId w:val="12"/>
+        </w:numPr>
+        <w:spacing w:before="100" w:beforeAutospacing="1" w:after="100" w:afterAutospacing="1" w:line="240" w:lineRule="auto"/>
+        <w:rPr>
+          <w:rFonts w:ascii="Times New Roman" w:eastAsia="Times New Roman" w:hAnsi="Times New Roman" w:cs="Times New Roman"/>
+          <w:kern w:val="0"/>
+          <w14:ligatures w14:val="none"/>
+        </w:rPr>
+      </w:pPr>
+      <w:r>
+        <w:rPr>
+          <w:rFonts w:ascii="Times New Roman" w:eastAsia="Times New Roman" w:hAnsi="Times New Roman" w:cs="Times New Roman"/>
+          <w:kern w:val="0"/>
+          <w14:ligatures w14:val="none"/>
+        </w:rPr>
+        <w:t>multiplying all scores and \(t_{\mathrm{sel}}\) by the same positive constant changes nothing;</w:t>
+      </w:r>
+    </w:p>
+    <w:p>
+      <w:pPr>
+        <w:numPr>
+          <w:ilvl w:val="0"/>
+          <w:numId w:val="12"/>
+        </w:numPr>
+        <w:spacing w:before="100" w:beforeAutospacing="1" w:after="100" w:afterAutospacing="1" w:line="240" w:lineRule="auto"/>
+        <w:rPr>
+          <w:rFonts w:ascii="Times New Roman" w:eastAsia="Times New Roman" w:hAnsi="Times New Roman" w:cs="Times New Roman"/>
+          <w:kern w:val="0"/>
+          <w14:ligatures w14:val="none"/>
+        </w:rPr>
+      </w:pPr>
+      <w:r>
+        <w:rPr>
+          <w:rFonts w:ascii="Times New Roman" w:eastAsia="Times New Roman" w:hAnsi="Times New Roman" w:cs="Times New Roman"/>
+          <w:kern w:val="0"/>
+          <w14:ligatures w14:val="none"/>
+        </w:rPr>
+        <w:t>selection depends on relative score differences scaled by temperature;</w:t>
+      </w:r>
+    </w:p>
+    <w:p>
+      <w:pPr>
+        <w:numPr>
+          <w:ilvl w:val="0"/>
+          <w:numId w:val="12"/>
+        </w:numPr>
+        <w:spacing w:before="100" w:beforeAutospacing="1" w:after="100" w:afterAutospacing="1" w:line="240" w:lineRule="auto"/>
+        <w:rPr>
+          <w:rFonts w:ascii="Times New Roman" w:eastAsia="Times New Roman" w:hAnsi="Times New Roman" w:cs="Times New Roman"/>
+          <w:kern w:val="0"/>
+          <w14:ligatures w14:val="none"/>
+        </w:rPr>
+      </w:pPr>
+      <w:r>
+        <w:rPr>
+          <w:rFonts w:ascii="Times New Roman" w:eastAsia="Times New Roman" w:hAnsi="Times New Roman" w:cs="Times New Roman"/>
+          <w:kern w:val="0"/>
+          <w14:ligatures w14:val="none"/>
+        </w:rPr>
+        <w:t>finite negative scores are allowed mathematically.</w:t>
+      </w:r>
+    </w:p>
+    <w:p>
+      <w:pPr>
+        <w:spacing w:before="100" w:beforeAutospacing="1" w:after="100" w:afterAutospacing="1" w:line="240" w:lineRule="auto"/>
+        <w:rPr>
+          <w:rFonts w:ascii="Times New Roman" w:eastAsia="Times New Roman" w:hAnsi="Times New Roman" w:cs="Times New Roman"/>
+          <w:kern w:val="0"/>
+          <w14:ligatures w14:val="none"/>
+        </w:rPr>
+      </w:pPr>
+      <w:r>
+        <w:rPr>
+          <w:rFonts w:ascii="Times New Roman" w:eastAsia="Times New Roman" w:hAnsi="Times New Roman" w:cs="Times New Roman"/>
+          <w:kern w:val="0"/>
+          <w14:ligatures w14:val="none"/>
+        </w:rPr>
+        <w:t>Legacy code sometimes clipped negative scores or altered K. That implementation history belongs in Appendix 4A, not the main model.</w:t>
+      </w:r>
+    </w:p>
+    <w:p>
+      <w:pPr>
+        <w:spacing w:before="100" w:beforeAutospacing="1" w:after="100" w:afterAutospacing="1" w:line="240" w:lineRule="auto"/>
+        <w:rPr>
+          <w:rFonts w:ascii="Times New Roman" w:eastAsia="Times New Roman" w:hAnsi="Times New Roman" w:cs="Times New Roman"/>
+          <w:kern w:val="0"/>
+          <w14:ligatures w14:val="none"/>
+        </w:rPr>
+      </w:pPr>
+      <w:r>
+        <w:rPr>
+          <w:rFonts w:ascii="Times New Roman" w:eastAsia="Times New Roman" w:hAnsi="Times New Roman" w:cs="Times New Roman"/>
+          <w:kern w:val="0"/>
+          <w14:ligatures w14:val="none"/>
+        </w:rPr>
+        <w:t>Current Word cross-reference issue:</w:t>
+      </w:r>
+    </w:p>
+    <w:p>
+      <w:pPr>
+        <w:spacing w:before="100" w:beforeAutospacing="1" w:after="100" w:afterAutospacing="1" w:line="240" w:lineRule="auto"/>
+        <w:rPr>
+          <w:rFonts w:ascii="Times New Roman" w:eastAsia="Times New Roman" w:hAnsi="Times New Roman" w:cs="Times New Roman"/>
+          <w:kern w:val="0"/>
+          <w14:ligatures w14:val="none"/>
+        </w:rPr>
+      </w:pPr>
+      <w:r>
+        <w:rPr>
+          <w:rFonts w:ascii="Times New Roman" w:eastAsia="Times New Roman" w:hAnsi="Times New Roman" w:cs="Times New Roman"/>
+          <w:kern w:val="0"/>
+          <w14:ligatures w14:val="none"/>
+        </w:rPr>
+        <w:t>The latest manual text had:</w:t>
+      </w:r>
+    </w:p>
+    <w:p>
+      <w:pPr>
+        <w:spacing w:before="200" w:beforeAutospacing="1" w:after="200" w:afterAutospacing="1" w:line="240" w:lineRule="auto"/>
+        <w:ind w:left="720" w:right="720"/>
+        <w:rPr>
+          <w:rFonts w:ascii="Times New Roman" w:eastAsia="Times New Roman" w:hAnsi="Times New Roman" w:cs="Times New Roman"/>
+          <w:kern w:val="0"/>
+          <w14:ligatures w14:val="none"/>
+        </w:rPr>
+      </w:pPr>
+      <w:r>
+        <w:rPr>
+          <w:rFonts w:ascii="Times New Roman" w:eastAsia="Times New Roman" w:hAnsi="Times New Roman" w:cs="Times New Roman"/>
+          <w:b/>
+          <w:bCs/>
+          <w:kern w:val="0"/>
+          <w14:ligatures w14:val="none"/>
+        </w:rPr>
+        <w:t>Error! Reference source not found.</w:t>
+      </w:r>
+    </w:p>
+    <w:p>
+      <w:pPr>
+        <w:spacing w:before="100" w:beforeAutospacing="1" w:after="100" w:afterAutospacing="1" w:line="240" w:lineRule="auto"/>
+        <w:rPr>
+          <w:rFonts w:ascii="Times New Roman" w:eastAsia="Times New Roman" w:hAnsi="Times New Roman" w:cs="Times New Roman"/>
+          <w:kern w:val="0"/>
+          <w14:ligatures w14:val="none"/>
+        </w:rPr>
+      </w:pPr>
+      <w:r>
+        <w:rPr>
+          <w:rFonts w:ascii="Times New Roman" w:eastAsia="Times New Roman" w:hAnsi="Times New Roman" w:cs="Times New Roman"/>
+          <w:kern w:val="0"/>
+          <w14:ligatures w14:val="none"/>
+        </w:rPr>
+        <w:t>where the paragraph should refer back to the score-ratio equation.</w:t>
+      </w:r>
+    </w:p>
+    <w:p>
+      <w:pPr>
+        <w:spacing w:before="100" w:beforeAutospacing="1" w:after="100" w:afterAutospacing="1" w:line="240" w:lineRule="auto"/>
+        <w:rPr>
+          <w:rFonts w:ascii="Times New Roman" w:eastAsia="Times New Roman" w:hAnsi="Times New Roman" w:cs="Times New Roman"/>
+          <w:kern w:val="0"/>
+          <w14:ligatures w14:val="none"/>
+        </w:rPr>
+      </w:pPr>
+      <w:r>
+        <w:rPr>
+          <w:rFonts w:ascii="Times New Roman" w:eastAsia="Times New Roman" w:hAnsi="Times New Roman" w:cs="Times New Roman"/>
+          <w:kern w:val="0"/>
+          <w14:ligatures w14:val="none"/>
+        </w:rPr>
+        <w:t>This needs repair after equation numbering stabilizes.</w:t>
+      </w:r>
+    </w:p>
+    <w:p>
+      <w:pPr>
+        <w:spacing w:after="0" w:line="240" w:lineRule="auto"/>
+        <w:rPr>
+          <w:rFonts w:ascii="Times New Roman" w:eastAsia="Times New Roman" w:hAnsi="Times New Roman" w:cs="Times New Roman"/>
+          <w:kern w:val="0"/>
+          <w14:ligatures w14:val="none"/>
+        </w:rPr>
+      </w:pPr>
+      <w:r>
+        <w:rPr>
+          <w:rFonts w:ascii="Times New Roman" w:eastAsia="Times New Roman" w:hAnsi="Times New Roman" w:cs="Times New Roman"/>
+          <w:noProof/>
+          <w:kern w:val="0"/>
+        </w:rPr>
+        <w:pict w14:anchorId="28123E4C">
+          <v:rect id="_x0000_i1029" alt="" style="width:468pt;height:.05pt;mso-width-percent:0;mso-height-percent:0;mso-width-percent:0;mso-height-percent:0" o:hralign="center" o:hrstd="t" o:hr="t" fillcolor="#a0a0a0" stroked="f"/>
+        </w:pict>
+      </w:r>
+    </w:p>
+    <w:p>
+      <w:pPr>
+        <w:spacing w:before="100" w:beforeAutospacing="1" w:after="100" w:afterAutospacing="1" w:line="240" w:lineRule="auto"/>
+        <w:outlineLvl w:val="0"/>
+        <w:rPr>
+          <w:rFonts w:ascii="Times New Roman" w:eastAsia="Times New Roman" w:hAnsi="Times New Roman" w:cs="Times New Roman"/>
+          <w:b/>
+          <w:bCs/>
+          <w:kern w:val="36"/>
+          <w:sz w:val="48"/>
+          <w:szCs w:val="48"/>
+          <w14:ligatures w14:val="none"/>
+        </w:rPr>
+      </w:pPr>
+      <w:r>
+        <w:rPr>
+          <w:rFonts w:ascii="Times New Roman" w:eastAsia="Times New Roman" w:hAnsi="Times New Roman" w:cs="Times New Roman"/>
+          <w:b/>
+          <w:bCs/>
+          <w:kern w:val="36"/>
+          <w:sz w:val="48"/>
+          <w:szCs w:val="48"/>
+          <w14:ligatures w14:val="none"/>
+        </w:rPr>
+        <w:t>5. Section 4.4: current next major task</w:t>
+      </w:r>
+    </w:p>
+    <w:p>
+      <w:pPr>
+        <w:spacing w:before="100" w:beforeAutospacing="1" w:after="100" w:afterAutospacing="1" w:line="240" w:lineRule="auto"/>
+        <w:rPr>
+          <w:rFonts w:ascii="Times New Roman" w:eastAsia="Times New Roman" w:hAnsi="Times New Roman" w:cs="Times New Roman"/>
+          <w:kern w:val="0"/>
+          <w14:ligatures w14:val="none"/>
+        </w:rPr>
+      </w:pPr>
+      <w:r>
+        <w:rPr>
+          <w:rFonts w:ascii="Times New Roman" w:eastAsia="Times New Roman" w:hAnsi="Times New Roman" w:cs="Times New Roman"/>
+          <w:kern w:val="0"/>
+          <w14:ligatures w14:val="none"/>
+        </w:rPr>
+        <w:t>The next substantive task is rewriting 4.4.</w:t>
+      </w:r>
+    </w:p>
+    <w:p>
+      <w:pPr>
+        <w:spacing w:before="100" w:beforeAutospacing="1" w:after="100" w:afterAutospacing="1" w:line="240" w:lineRule="auto"/>
+        <w:rPr>
+          <w:rFonts w:ascii="Times New Roman" w:eastAsia="Times New Roman" w:hAnsi="Times New Roman" w:cs="Times New Roman"/>
+          <w:kern w:val="0"/>
+          <w14:ligatures w14:val="none"/>
+        </w:rPr>
+      </w:pPr>
+      <w:r>
+        <w:rPr>
+          <w:rFonts w:ascii="Times New Roman" w:eastAsia="Times New Roman" w:hAnsi="Times New Roman" w:cs="Times New Roman"/>
+          <w:kern w:val="0"/>
+          <w14:ligatures w14:val="none"/>
+        </w:rPr>
+        <w:t>Alex questioned the old decision to lead with LOO peer averages.</w:t>
+      </w:r>
+    </w:p>
+    <w:p>
+      <w:pPr>
+        <w:spacing w:before="100" w:beforeAutospacing="1" w:after="100" w:afterAutospacing="1" w:line="240" w:lineRule="auto"/>
+        <w:rPr>
+          <w:rFonts w:ascii="Times New Roman" w:eastAsia="Times New Roman" w:hAnsi="Times New Roman" w:cs="Times New Roman"/>
+          <w:kern w:val="0"/>
+          <w14:ligatures w14:val="none"/>
+        </w:rPr>
+      </w:pPr>
+      <w:r>
+        <w:rPr>
+          <w:rFonts w:ascii="Times New Roman" w:eastAsia="Times New Roman" w:hAnsi="Times New Roman" w:cs="Times New Roman"/>
+          <w:kern w:val="0"/>
+          <w14:ligatures w14:val="none"/>
+        </w:rPr>
+        <w:t>Charles and Alex agree that:</w:t>
+      </w:r>
+    </w:p>
+    <w:p>
+      <w:pPr>
+        <w:spacing w:before="100" w:beforeAutospacing="1" w:after="100" w:afterAutospacing="1" w:line="240" w:lineRule="auto"/>
+        <w:rPr>
+          <w:rFonts w:ascii="Times New Roman" w:eastAsia="Times New Roman" w:hAnsi="Times New Roman" w:cs="Times New Roman"/>
+          <w:kern w:val="0"/>
+          <w14:ligatures w14:val="none"/>
+        </w:rPr>
+      </w:pPr>
+      <w:r>
+        <w:rPr>
+          <w:rFonts w:ascii="Times New Roman" w:eastAsia="Times New Roman" w:hAnsi="Times New Roman" w:cs="Times New Roman"/>
+          <w:b/>
+          <w:bCs/>
+          <w:kern w:val="0"/>
+          <w14:ligatures w14:val="none"/>
+        </w:rPr>
+        <w:t>full-group mean performance \(T_j\) should precede LOO in the narrative.</w:t>
+      </w:r>
+    </w:p>
+    <w:p>
+      <w:pPr>
+        <w:spacing w:before="100" w:beforeAutospacing="1" w:after="100" w:afterAutospacing="1" w:line="240" w:lineRule="auto"/>
+        <w:rPr>
+          <w:rFonts w:ascii="Times New Roman" w:eastAsia="Times New Roman" w:hAnsi="Times New Roman" w:cs="Times New Roman"/>
+          <w:kern w:val="0"/>
+          <w14:ligatures w14:val="none"/>
+        </w:rPr>
+      </w:pPr>
+      <w:r>
+        <w:rPr>
+          <w:rFonts w:ascii="Times New Roman" w:eastAsia="Times New Roman" w:hAnsi="Times New Roman" w:cs="Times New Roman"/>
+          <w:kern w:val="0"/>
+          <w14:ligatures w14:val="none"/>
+        </w:rPr>
+        <w:t xml:space="preserve">However, do </w:t>
+      </w:r>
+      <w:r>
+        <w:rPr>
+          <w:rFonts w:ascii="Times New Roman" w:eastAsia="Times New Roman" w:hAnsi="Times New Roman" w:cs="Times New Roman"/>
+          <w:b/>
+          <w:bCs/>
+          <w:kern w:val="0"/>
+          <w14:ligatures w14:val="none"/>
+        </w:rPr>
+        <w:t>not</w:t>
+      </w:r>
+      <w:r>
+        <w:rPr>
+          <w:rFonts w:ascii="Times New Roman" w:eastAsia="Times New Roman" w:hAnsi="Times New Roman" w:cs="Times New Roman"/>
+          <w:kern w:val="0"/>
+          <w14:ligatures w14:val="none"/>
+        </w:rPr>
+        <w:t xml:space="preserve"> casually delete LOO.</w:t>
+      </w:r>
+    </w:p>
+    <w:p>
+      <w:pPr>
+        <w:spacing w:before="100" w:beforeAutospacing="1" w:after="100" w:afterAutospacing="1" w:line="240" w:lineRule="auto"/>
+        <w:rPr>
+          <w:rFonts w:ascii="Times New Roman" w:eastAsia="Times New Roman" w:hAnsi="Times New Roman" w:cs="Times New Roman"/>
+          <w:kern w:val="0"/>
+          <w14:ligatures w14:val="none"/>
+        </w:rPr>
+      </w:pPr>
+      <w:r>
+        <w:rPr>
+          <w:rFonts w:ascii="Times New Roman" w:eastAsia="Times New Roman" w:hAnsi="Times New Roman" w:cs="Times New Roman"/>
+          <w:kern w:val="0"/>
+          <w14:ligatures w14:val="none"/>
+        </w:rPr>
+        <w:lastRenderedPageBreak/>
+        <w:t>NVector completed a targeted repository audit showing LOO remains scientifically important across empirical work.</w:t>
+      </w:r>
+    </w:p>
+    <w:p>
+      <w:pPr>
+        <w:spacing w:before="100" w:beforeAutospacing="1" w:after="100" w:afterAutospacing="1" w:line="240" w:lineRule="auto"/>
+        <w:rPr>
+          <w:rFonts w:ascii="Times New Roman" w:eastAsia="Times New Roman" w:hAnsi="Times New Roman" w:cs="Times New Roman"/>
+          <w:kern w:val="0"/>
+          <w14:ligatures w14:val="none"/>
+        </w:rPr>
+      </w:pPr>
+      <w:r>
+        <w:rPr>
+          <w:rFonts w:ascii="Times New Roman" w:eastAsia="Times New Roman" w:hAnsi="Times New Roman" w:cs="Times New Roman"/>
+          <w:kern w:val="0"/>
+          <w14:ligatures w14:val="none"/>
+        </w:rPr>
+        <w:t>The agreed distinction is:</w:t>
+      </w:r>
+    </w:p>
+    <w:p>
+      <w:pPr>
+        <w:numPr>
+          <w:ilvl w:val="0"/>
+          <w:numId w:val="13"/>
+        </w:numPr>
+        <w:spacing w:before="100" w:beforeAutospacing="1" w:after="100" w:afterAutospacing="1" w:line="240" w:lineRule="auto"/>
+        <w:rPr>
+          <w:rFonts w:ascii="Times New Roman" w:eastAsia="Times New Roman" w:hAnsi="Times New Roman" w:cs="Times New Roman"/>
+          <w:kern w:val="0"/>
+          <w14:ligatures w14:val="none"/>
+        </w:rPr>
+      </w:pPr>
+      <w:r>
+        <w:rPr>
+          <w:rFonts w:ascii="Times New Roman" w:eastAsia="Times New Roman" w:hAnsi="Times New Roman" w:cs="Times New Roman"/>
+          <w:kern w:val="0"/>
+          <w14:ligatures w14:val="none"/>
+        </w:rPr>
+        <w:t>\(T_j\): full-group mean performance</w:t>
+      </w:r>
+    </w:p>
+    <w:p>
+      <w:pPr>
+        <w:numPr>
+          <w:ilvl w:val="0"/>
+          <w:numId w:val="13"/>
+        </w:numPr>
+        <w:spacing w:before="100" w:beforeAutospacing="1" w:after="100" w:afterAutospacing="1" w:line="240" w:lineRule="auto"/>
+        <w:rPr>
+          <w:rFonts w:ascii="Times New Roman" w:eastAsia="Times New Roman" w:hAnsi="Times New Roman" w:cs="Times New Roman"/>
+          <w:kern w:val="0"/>
+          <w14:ligatures w14:val="none"/>
+        </w:rPr>
+      </w:pPr>
+      <w:r>
+        <w:rPr>
+          <w:rFonts w:ascii="Times New Roman" w:eastAsia="Times New Roman" w:hAnsi="Times New Roman" w:cs="Times New Roman"/>
+          <w:kern w:val="0"/>
+          <w14:ligatures w14:val="none"/>
+        </w:rPr>
+        <w:t>\(L_{Q,i}\): leave-one-out peer performance</w:t>
+      </w:r>
+    </w:p>
+    <w:p>
+      <w:pPr>
+        <w:numPr>
+          <w:ilvl w:val="0"/>
+          <w:numId w:val="13"/>
+        </w:numPr>
+        <w:spacing w:before="100" w:beforeAutospacing="1" w:after="100" w:afterAutospacing="1" w:line="240" w:lineRule="auto"/>
+        <w:rPr>
+          <w:rFonts w:ascii="Times New Roman" w:eastAsia="Times New Roman" w:hAnsi="Times New Roman" w:cs="Times New Roman"/>
+          <w:kern w:val="0"/>
+          <w14:ligatures w14:val="none"/>
+        </w:rPr>
+      </w:pPr>
+      <w:r>
+        <w:rPr>
+          <w:rFonts w:ascii="Times New Roman" w:eastAsia="Times New Roman" w:hAnsi="Times New Roman" w:cs="Times New Roman"/>
+          <w:kern w:val="0"/>
+          <w14:ligatures w14:val="none"/>
+        </w:rPr>
+        <w:t>\(A_i-L_{Q,i}\): relative standing</w:t>
+      </w:r>
+    </w:p>
+    <w:p>
+      <w:pPr>
+        <w:numPr>
+          <w:ilvl w:val="0"/>
+          <w:numId w:val="13"/>
+        </w:numPr>
+        <w:spacing w:before="100" w:beforeAutospacing="1" w:after="100" w:afterAutospacing="1" w:line="240" w:lineRule="auto"/>
+        <w:rPr>
+          <w:rFonts w:ascii="Times New Roman" w:eastAsia="Times New Roman" w:hAnsi="Times New Roman" w:cs="Times New Roman"/>
+          <w:kern w:val="0"/>
+          <w14:ligatures w14:val="none"/>
+        </w:rPr>
+      </w:pPr>
+      <w:r>
+        <w:rPr>
+          <w:rFonts w:ascii="Times New Roman" w:eastAsia="Times New Roman" w:hAnsi="Times New Roman" w:cs="Times New Roman"/>
+          <w:kern w:val="0"/>
+          <w14:ligatures w14:val="none"/>
+        </w:rPr>
+        <w:t>\(C_j\): shared group congestion in the refined SCORE model</w:t>
+      </w:r>
+    </w:p>
+    <w:p>
+      <w:pPr>
+        <w:spacing w:before="100" w:beforeAutospacing="1" w:after="100" w:afterAutospacing="1" w:line="240" w:lineRule="auto"/>
+        <w:rPr>
+          <w:rFonts w:ascii="Times New Roman" w:eastAsia="Times New Roman" w:hAnsi="Times New Roman" w:cs="Times New Roman"/>
+          <w:kern w:val="0"/>
+          <w14:ligatures w14:val="none"/>
+        </w:rPr>
+      </w:pPr>
+      <w:r>
+        <w:rPr>
+          <w:rFonts w:ascii="Times New Roman" w:eastAsia="Times New Roman" w:hAnsi="Times New Roman" w:cs="Times New Roman"/>
+          <w:kern w:val="0"/>
+          <w14:ligatures w14:val="none"/>
+        </w:rPr>
+        <w:t>LOO is especially important because:</w:t>
+      </w:r>
+    </w:p>
+    <w:p>
+      <w:pPr>
+        <w:numPr>
+          <w:ilvl w:val="0"/>
+          <w:numId w:val="14"/>
+        </w:numPr>
+        <w:spacing w:before="100" w:beforeAutospacing="1" w:after="100" w:afterAutospacing="1" w:line="240" w:lineRule="auto"/>
+        <w:rPr>
+          <w:rFonts w:ascii="Times New Roman" w:eastAsia="Times New Roman" w:hAnsi="Times New Roman" w:cs="Times New Roman"/>
+          <w:kern w:val="0"/>
+          <w14:ligatures w14:val="none"/>
+        </w:rPr>
+      </w:pPr>
+      <w:r>
+        <w:rPr>
+          <w:rFonts w:ascii="Times New Roman" w:eastAsia="Times New Roman" w:hAnsi="Times New Roman" w:cs="Times New Roman"/>
+          <w:kern w:val="0"/>
+          <w14:ligatures w14:val="none"/>
+        </w:rPr>
+        <w:t>Army analyses use self-excluded peer measures and own-minus-peer relative standing;</w:t>
+      </w:r>
+    </w:p>
+    <w:p>
+      <w:pPr>
+        <w:numPr>
+          <w:ilvl w:val="0"/>
+          <w:numId w:val="14"/>
+        </w:numPr>
+        <w:spacing w:before="100" w:beforeAutospacing="1" w:after="100" w:afterAutospacing="1" w:line="240" w:lineRule="auto"/>
+        <w:rPr>
+          <w:rFonts w:ascii="Times New Roman" w:eastAsia="Times New Roman" w:hAnsi="Times New Roman" w:cs="Times New Roman"/>
+          <w:kern w:val="0"/>
+          <w14:ligatures w14:val="none"/>
+        </w:rPr>
+      </w:pPr>
+      <w:r>
+        <w:rPr>
+          <w:rFonts w:ascii="Times New Roman" w:eastAsia="Times New Roman" w:hAnsi="Times New Roman" w:cs="Times New Roman"/>
+          <w:kern w:val="0"/>
+          <w14:ligatures w14:val="none"/>
+        </w:rPr>
+        <w:t>basketball HERO plots use LOO teammate performance;</w:t>
+      </w:r>
+    </w:p>
+    <w:p>
+      <w:pPr>
+        <w:numPr>
+          <w:ilvl w:val="0"/>
+          <w:numId w:val="14"/>
+        </w:numPr>
+        <w:spacing w:before="100" w:beforeAutospacing="1" w:after="100" w:afterAutospacing="1" w:line="240" w:lineRule="auto"/>
+        <w:rPr>
+          <w:rFonts w:ascii="Times New Roman" w:eastAsia="Times New Roman" w:hAnsi="Times New Roman" w:cs="Times New Roman"/>
+          <w:kern w:val="0"/>
+          <w14:ligatures w14:val="none"/>
+        </w:rPr>
+      </w:pPr>
+      <w:r>
+        <w:rPr>
+          <w:rFonts w:ascii="Times New Roman" w:eastAsia="Times New Roman" w:hAnsi="Times New Roman" w:cs="Times New Roman"/>
+          <w:kern w:val="0"/>
+          <w14:ligatures w14:val="none"/>
+        </w:rPr>
+        <w:t>tenure HERO uses LOO department peer publication performance.</w:t>
+      </w:r>
+    </w:p>
+    <w:p>
+      <w:pPr>
+        <w:spacing w:before="100" w:beforeAutospacing="1" w:after="100" w:afterAutospacing="1" w:line="240" w:lineRule="auto"/>
+        <w:rPr>
+          <w:rFonts w:ascii="Times New Roman" w:eastAsia="Times New Roman" w:hAnsi="Times New Roman" w:cs="Times New Roman"/>
+          <w:kern w:val="0"/>
+          <w14:ligatures w14:val="none"/>
+        </w:rPr>
+      </w:pPr>
+      <w:r>
+        <w:rPr>
+          <w:rFonts w:ascii="Times New Roman" w:eastAsia="Times New Roman" w:hAnsi="Times New Roman" w:cs="Times New Roman"/>
+          <w:kern w:val="0"/>
+          <w14:ligatures w14:val="none"/>
+        </w:rPr>
+        <w:t>Therefore:</w:t>
+      </w:r>
+    </w:p>
+    <w:p>
+      <w:pPr>
+        <w:spacing w:before="100" w:beforeAutospacing="1" w:after="100" w:afterAutospacing="1" w:line="240" w:lineRule="auto"/>
+        <w:rPr>
+          <w:rFonts w:ascii="Times New Roman" w:eastAsia="Times New Roman" w:hAnsi="Times New Roman" w:cs="Times New Roman"/>
+          <w:kern w:val="0"/>
+          <w14:ligatures w14:val="none"/>
+        </w:rPr>
+      </w:pPr>
+      <w:r>
+        <w:rPr>
+          <w:rFonts w:ascii="Times New Roman" w:eastAsia="Times New Roman" w:hAnsi="Times New Roman" w:cs="Times New Roman"/>
+          <w:b/>
+          <w:bCs/>
+          <w:kern w:val="0"/>
+          <w14:ligatures w14:val="none"/>
+        </w:rPr>
+        <w:t>LOO should remain visibly defined in the main text, but it should not be presented as the necessary precursor to the canonical congestion mechanism.</w:t>
+      </w:r>
+    </w:p>
+    <w:p>
+      <w:pPr>
+        <w:spacing w:before="100" w:beforeAutospacing="1" w:after="100" w:afterAutospacing="1" w:line="240" w:lineRule="auto"/>
+        <w:rPr>
+          <w:rFonts w:ascii="Times New Roman" w:eastAsia="Times New Roman" w:hAnsi="Times New Roman" w:cs="Times New Roman"/>
+          <w:kern w:val="0"/>
+          <w14:ligatures w14:val="none"/>
+        </w:rPr>
+      </w:pPr>
+      <w:r>
+        <w:rPr>
+          <w:rFonts w:ascii="Times New Roman" w:eastAsia="Times New Roman" w:hAnsi="Times New Roman" w:cs="Times New Roman"/>
+          <w:kern w:val="0"/>
+          <w14:ligatures w14:val="none"/>
+        </w:rPr>
+        <w:t>The longer LOO algebra and any LOO congestion variant belong in the appendix.</w:t>
+      </w:r>
+    </w:p>
+    <w:p>
+      <w:pPr>
+        <w:spacing w:after="0" w:line="240" w:lineRule="auto"/>
+        <w:rPr>
+          <w:rFonts w:ascii="Times New Roman" w:eastAsia="Times New Roman" w:hAnsi="Times New Roman" w:cs="Times New Roman"/>
+          <w:kern w:val="0"/>
+          <w14:ligatures w14:val="none"/>
+        </w:rPr>
+      </w:pPr>
+      <w:r>
+        <w:rPr>
+          <w:rFonts w:ascii="Times New Roman" w:eastAsia="Times New Roman" w:hAnsi="Times New Roman" w:cs="Times New Roman"/>
+          <w:noProof/>
+          <w:kern w:val="0"/>
+        </w:rPr>
+        <w:pict w14:anchorId="30F81AE5">
+          <v:rect id="_x0000_i1028" alt="" style="width:468pt;height:.05pt;mso-width-percent:0;mso-height-percent:0;mso-width-percent:0;mso-height-percent:0" o:hralign="center" o:hrstd="t" o:hr="t" fillcolor="#a0a0a0" stroked="f"/>
+        </w:pict>
+      </w:r>
+    </w:p>
+    <w:p>
+      <w:pPr>
+        <w:spacing w:before="100" w:beforeAutospacing="1" w:after="100" w:afterAutospacing="1" w:line="240" w:lineRule="auto"/>
+        <w:outlineLvl w:val="0"/>
+        <w:rPr>
+          <w:rFonts w:ascii="Times New Roman" w:eastAsia="Times New Roman" w:hAnsi="Times New Roman" w:cs="Times New Roman"/>
+          <w:b/>
+          <w:bCs/>
+          <w:kern w:val="36"/>
+          <w:sz w:val="48"/>
+          <w:szCs w:val="48"/>
+          <w14:ligatures w14:val="none"/>
+        </w:rPr>
+      </w:pPr>
+      <w:r>
+        <w:rPr>
+          <w:rFonts w:ascii="Times New Roman" w:eastAsia="Times New Roman" w:hAnsi="Times New Roman" w:cs="Times New Roman"/>
+          <w:b/>
+          <w:bCs/>
+          <w:kern w:val="36"/>
+          <w:sz w:val="48"/>
+          <w:szCs w:val="48"/>
+          <w14:ligatures w14:val="none"/>
+        </w:rPr>
+        <w:t>6. Planned 4.4 narrative</w:t>
+      </w:r>
+    </w:p>
+    <w:p>
+      <w:pPr>
+        <w:spacing w:before="100" w:beforeAutospacing="1" w:after="100" w:afterAutospacing="1" w:line="240" w:lineRule="auto"/>
+        <w:rPr>
+          <w:rFonts w:ascii="Times New Roman" w:eastAsia="Times New Roman" w:hAnsi="Times New Roman" w:cs="Times New Roman"/>
+          <w:kern w:val="0"/>
+          <w14:ligatures w14:val="none"/>
+        </w:rPr>
+      </w:pPr>
+      <w:r>
+        <w:rPr>
+          <w:rFonts w:ascii="Times New Roman" w:eastAsia="Times New Roman" w:hAnsi="Times New Roman" w:cs="Times New Roman"/>
+          <w:kern w:val="0"/>
+          <w14:ligatures w14:val="none"/>
+        </w:rPr>
+        <w:t>The likely progression is:</w:t>
+      </w:r>
+    </w:p>
+    <w:p>
+      <w:pPr>
+        <w:spacing w:before="100" w:beforeAutospacing="1" w:after="100" w:afterAutospacing="1" w:line="240" w:lineRule="auto"/>
+        <w:outlineLvl w:val="1"/>
+        <w:rPr>
+          <w:rFonts w:ascii="Times New Roman" w:eastAsia="Times New Roman" w:hAnsi="Times New Roman" w:cs="Times New Roman"/>
+          <w:b/>
+          <w:bCs/>
+          <w:kern w:val="0"/>
+          <w:sz w:val="36"/>
+          <w:szCs w:val="36"/>
+          <w14:ligatures w14:val="none"/>
+        </w:rPr>
+      </w:pPr>
+      <w:r>
+        <w:rPr>
+          <w:rFonts w:ascii="Times New Roman" w:eastAsia="Times New Roman" w:hAnsi="Times New Roman" w:cs="Times New Roman"/>
+          <w:b/>
+          <w:bCs/>
+          <w:kern w:val="0"/>
+          <w:sz w:val="36"/>
+          <w:szCs w:val="36"/>
+          <w14:ligatures w14:val="none"/>
+        </w:rPr>
+        <w:t>4.4 Introducing local competitive congestion</w:t>
+      </w:r>
+    </w:p>
+    <w:p>
+      <w:pPr>
+        <w:spacing w:before="100" w:beforeAutospacing="1" w:after="100" w:afterAutospacing="1" w:line="240" w:lineRule="auto"/>
+        <w:rPr>
+          <w:rFonts w:ascii="Times New Roman" w:eastAsia="Times New Roman" w:hAnsi="Times New Roman" w:cs="Times New Roman"/>
+          <w:kern w:val="0"/>
+          <w14:ligatures w14:val="none"/>
+        </w:rPr>
+      </w:pPr>
+      <w:r>
+        <w:rPr>
+          <w:rFonts w:ascii="Times New Roman" w:eastAsia="Times New Roman" w:hAnsi="Times New Roman" w:cs="Times New Roman"/>
+          <w:kern w:val="0"/>
+          <w14:ligatures w14:val="none"/>
+        </w:rPr>
+        <w:t>Begin from the scientific question:</w:t>
+      </w:r>
+    </w:p>
+    <w:p>
+      <w:pPr>
+        <w:spacing w:before="200" w:beforeAutospacing="1" w:after="200" w:afterAutospacing="1" w:line="240" w:lineRule="auto"/>
+        <w:ind w:left="720" w:right="720"/>
+        <w:rPr>
+          <w:rFonts w:ascii="Times New Roman" w:eastAsia="Times New Roman" w:hAnsi="Times New Roman" w:cs="Times New Roman"/>
+          <w:kern w:val="0"/>
+          <w14:ligatures w14:val="none"/>
+        </w:rPr>
+      </w:pPr>
+      <w:r>
+        <w:rPr>
+          <w:rFonts w:ascii="Times New Roman" w:eastAsia="Times New Roman" w:hAnsi="Times New Roman" w:cs="Times New Roman"/>
+          <w:kern w:val="0"/>
+          <w14:ligatures w14:val="none"/>
+        </w:rPr>
+        <w:t>If two individuals have the same performance, can the composition of their groups change their competitive standing?</w:t>
+      </w:r>
+    </w:p>
+    <w:p>
+      <w:pPr>
+        <w:spacing w:before="100" w:beforeAutospacing="1" w:after="100" w:afterAutospacing="1" w:line="240" w:lineRule="auto"/>
+        <w:rPr>
+          <w:rFonts w:ascii="Times New Roman" w:eastAsia="Times New Roman" w:hAnsi="Times New Roman" w:cs="Times New Roman"/>
+          <w:kern w:val="0"/>
+          <w14:ligatures w14:val="none"/>
+        </w:rPr>
+      </w:pPr>
+      <w:r>
+        <w:rPr>
+          <w:rFonts w:ascii="Times New Roman" w:eastAsia="Times New Roman" w:hAnsi="Times New Roman" w:cs="Times New Roman"/>
+          <w:kern w:val="0"/>
+          <w14:ligatures w14:val="none"/>
+        </w:rPr>
+        <w:t>Group composition should now enter SCORE.</w:t>
+      </w:r>
+    </w:p>
+    <w:p>
+      <w:pPr>
+        <w:spacing w:before="100" w:beforeAutospacing="1" w:after="100" w:afterAutospacing="1" w:line="240" w:lineRule="auto"/>
+        <w:rPr>
+          <w:rFonts w:ascii="Times New Roman" w:eastAsia="Times New Roman" w:hAnsi="Times New Roman" w:cs="Times New Roman"/>
+          <w:kern w:val="0"/>
+          <w14:ligatures w14:val="none"/>
+        </w:rPr>
+      </w:pPr>
+      <w:r>
+        <w:rPr>
+          <w:rFonts w:ascii="Times New Roman" w:eastAsia="Times New Roman" w:hAnsi="Times New Roman" w:cs="Times New Roman"/>
+          <w:kern w:val="0"/>
+          <w14:ligatures w14:val="none"/>
+        </w:rPr>
+        <w:t>The core score eventually becomes:</w:t>
+      </w:r>
+    </w:p>
+    <w:p>
+      <w:pPr>
+        <w:spacing w:after="0" w:line="240" w:lineRule="auto"/>
+        <w:rPr>
+          <w:rFonts w:ascii="Times New Roman" w:eastAsia="Times New Roman" w:hAnsi="Times New Roman" w:cs="Times New Roman"/>
+          <w:kern w:val="0"/>
+          <w14:ligatures w14:val="none"/>
+        </w:rPr>
+      </w:pPr>
+      <w:r>
+        <w:rPr>
+          <w:rFonts w:ascii="Times New Roman" w:eastAsia="Times New Roman" w:hAnsi="Times New Roman" w:cs="Times New Roman"/>
+          <w:kern w:val="0"/>
+          <w14:ligatures w14:val="none"/>
+        </w:rPr>
+        <w:t>\[ S_i=A_i-\lambda C_{g(i)} \]</w:t>
+      </w:r>
+    </w:p>
+    <w:p>
+      <w:pPr>
+        <w:spacing w:before="100" w:beforeAutospacing="1" w:after="100" w:afterAutospacing="1" w:line="240" w:lineRule="auto"/>
+        <w:rPr>
+          <w:rFonts w:ascii="Times New Roman" w:eastAsia="Times New Roman" w:hAnsi="Times New Roman" w:cs="Times New Roman"/>
+          <w:kern w:val="0"/>
+          <w14:ligatures w14:val="none"/>
+        </w:rPr>
+      </w:pPr>
+      <w:r>
+        <w:rPr>
+          <w:rFonts w:ascii="Times New Roman" w:eastAsia="Times New Roman" w:hAnsi="Times New Roman" w:cs="Times New Roman"/>
+          <w:kern w:val="0"/>
+          <w14:ligatures w14:val="none"/>
+        </w:rPr>
+        <w:t>but do not jump immediately to the final congestion measure.</w:t>
+      </w:r>
+    </w:p>
+    <w:p>
+      <w:pPr>
+        <w:spacing w:after="0" w:line="240" w:lineRule="auto"/>
+        <w:rPr>
+          <w:rFonts w:ascii="Times New Roman" w:eastAsia="Times New Roman" w:hAnsi="Times New Roman" w:cs="Times New Roman"/>
+          <w:kern w:val="0"/>
+          <w14:ligatures w14:val="none"/>
+        </w:rPr>
+      </w:pPr>
+      <w:r>
+        <w:rPr>
+          <w:rFonts w:ascii="Times New Roman" w:eastAsia="Times New Roman" w:hAnsi="Times New Roman" w:cs="Times New Roman"/>
+          <w:noProof/>
+          <w:kern w:val="0"/>
+        </w:rPr>
+        <w:pict w14:anchorId="080C5CC0">
+          <v:rect id="_x0000_i1027" alt="" style="width:468pt;height:.05pt;mso-width-percent:0;mso-height-percent:0;mso-width-percent:0;mso-height-percent:0" o:hralign="center" o:hrstd="t" o:hr="t" fillcolor="#a0a0a0" stroked="f"/>
+        </w:pict>
+      </w:r>
+    </w:p>
+    <w:p>
+      <w:pPr>
+        <w:spacing w:before="100" w:beforeAutospacing="1" w:after="100" w:afterAutospacing="1" w:line="240" w:lineRule="auto"/>
+        <w:outlineLvl w:val="1"/>
+        <w:rPr>
+          <w:rFonts w:ascii="Times New Roman" w:eastAsia="Times New Roman" w:hAnsi="Times New Roman" w:cs="Times New Roman"/>
+          <w:b/>
+          <w:bCs/>
+          <w:kern w:val="0"/>
+          <w:sz w:val="36"/>
+          <w:szCs w:val="36"/>
+          <w14:ligatures w14:val="none"/>
+        </w:rPr>
+      </w:pPr>
+      <w:r>
+        <w:rPr>
+          <w:rFonts w:ascii="Times New Roman" w:eastAsia="Times New Roman" w:hAnsi="Times New Roman" w:cs="Times New Roman"/>
+          <w:b/>
+          <w:bCs/>
+          <w:kern w:val="0"/>
+          <w:sz w:val="36"/>
+          <w:szCs w:val="36"/>
+          <w14:ligatures w14:val="none"/>
+        </w:rPr>
+        <w:lastRenderedPageBreak/>
+        <w:t>4.4.1 Full-group average performance</w:t>
+      </w:r>
+    </w:p>
+    <w:p>
+      <w:pPr>
+        <w:spacing w:before="100" w:beforeAutospacing="1" w:after="100" w:afterAutospacing="1" w:line="240" w:lineRule="auto"/>
+        <w:rPr>
+          <w:rFonts w:ascii="Times New Roman" w:eastAsia="Times New Roman" w:hAnsi="Times New Roman" w:cs="Times New Roman"/>
+          <w:kern w:val="0"/>
+          <w14:ligatures w14:val="none"/>
+        </w:rPr>
+      </w:pPr>
+      <w:r>
+        <w:rPr>
+          <w:rFonts w:ascii="Times New Roman" w:eastAsia="Times New Roman" w:hAnsi="Times New Roman" w:cs="Times New Roman"/>
+          <w:kern w:val="0"/>
+          <w14:ligatures w14:val="none"/>
+        </w:rPr>
+        <w:t>Introduce the simplest environmental summary first:</w:t>
+      </w:r>
+    </w:p>
+    <w:p>
+      <w:pPr>
+        <w:spacing w:after="0" w:line="240" w:lineRule="auto"/>
+        <w:rPr>
+          <w:rFonts w:ascii="Times New Roman" w:eastAsia="Times New Roman" w:hAnsi="Times New Roman" w:cs="Times New Roman"/>
+          <w:kern w:val="0"/>
+          <w14:ligatures w14:val="none"/>
+        </w:rPr>
+      </w:pPr>
+      <w:r>
+        <w:rPr>
+          <w:rFonts w:ascii="Times New Roman" w:eastAsia="Times New Roman" w:hAnsi="Times New Roman" w:cs="Times New Roman"/>
+          <w:kern w:val="0"/>
+          <w14:ligatures w14:val="none"/>
+        </w:rPr>
+        <w:t>\[ T_j= \frac{1}{n_j} \sum_{h\in j}A_h \]</w:t>
+      </w:r>
+    </w:p>
+    <w:p>
+      <w:pPr>
+        <w:spacing w:before="100" w:beforeAutospacing="1" w:after="100" w:afterAutospacing="1" w:line="240" w:lineRule="auto"/>
+        <w:rPr>
+          <w:rFonts w:ascii="Times New Roman" w:eastAsia="Times New Roman" w:hAnsi="Times New Roman" w:cs="Times New Roman"/>
+          <w:kern w:val="0"/>
+          <w14:ligatures w14:val="none"/>
+        </w:rPr>
+      </w:pPr>
+      <w:r>
+        <w:rPr>
+          <w:rFonts w:ascii="Times New Roman" w:eastAsia="Times New Roman" w:hAnsi="Times New Roman" w:cs="Times New Roman"/>
+          <w:kern w:val="0"/>
+          <w14:ligatures w14:val="none"/>
+        </w:rPr>
+        <w:t>Interpret \(T_j\) as the mean performance of group \(j\).</w:t>
+      </w:r>
+    </w:p>
+    <w:p>
+      <w:pPr>
+        <w:spacing w:before="100" w:beforeAutospacing="1" w:after="100" w:afterAutospacing="1" w:line="240" w:lineRule="auto"/>
+        <w:rPr>
+          <w:rFonts w:ascii="Times New Roman" w:eastAsia="Times New Roman" w:hAnsi="Times New Roman" w:cs="Times New Roman"/>
+          <w:kern w:val="0"/>
+          <w14:ligatures w14:val="none"/>
+        </w:rPr>
+      </w:pPr>
+      <w:r>
+        <w:rPr>
+          <w:rFonts w:ascii="Times New Roman" w:eastAsia="Times New Roman" w:hAnsi="Times New Roman" w:cs="Times New Roman"/>
+          <w:kern w:val="0"/>
+          <w14:ligatures w14:val="none"/>
+        </w:rPr>
+        <w:t>Why start here:</w:t>
+      </w:r>
+    </w:p>
+    <w:p>
+      <w:pPr>
+        <w:numPr>
+          <w:ilvl w:val="0"/>
+          <w:numId w:val="15"/>
+        </w:numPr>
+        <w:spacing w:before="100" w:beforeAutospacing="1" w:after="100" w:afterAutospacing="1" w:line="240" w:lineRule="auto"/>
+        <w:rPr>
+          <w:rFonts w:ascii="Times New Roman" w:eastAsia="Times New Roman" w:hAnsi="Times New Roman" w:cs="Times New Roman"/>
+          <w:kern w:val="0"/>
+          <w14:ligatures w14:val="none"/>
+        </w:rPr>
+      </w:pPr>
+      <w:r>
+        <w:rPr>
+          <w:rFonts w:ascii="Times New Roman" w:eastAsia="Times New Roman" w:hAnsi="Times New Roman" w:cs="Times New Roman"/>
+          <w:kern w:val="0"/>
+          <w14:ligatures w14:val="none"/>
+        </w:rPr>
+        <w:t>intuitive,</w:t>
+      </w:r>
+    </w:p>
+    <w:p>
+      <w:pPr>
+        <w:numPr>
+          <w:ilvl w:val="0"/>
+          <w:numId w:val="15"/>
+        </w:numPr>
+        <w:spacing w:before="100" w:beforeAutospacing="1" w:after="100" w:afterAutospacing="1" w:line="240" w:lineRule="auto"/>
+        <w:rPr>
+          <w:rFonts w:ascii="Times New Roman" w:eastAsia="Times New Roman" w:hAnsi="Times New Roman" w:cs="Times New Roman"/>
+          <w:kern w:val="0"/>
+          <w14:ligatures w14:val="none"/>
+        </w:rPr>
+      </w:pPr>
+      <w:r>
+        <w:rPr>
+          <w:rFonts w:ascii="Times New Roman" w:eastAsia="Times New Roman" w:hAnsi="Times New Roman" w:cs="Times New Roman"/>
+          <w:kern w:val="0"/>
+          <w14:ligatures w14:val="none"/>
+        </w:rPr>
+        <w:t>shared by all group members,</w:t>
+      </w:r>
+    </w:p>
+    <w:p>
+      <w:pPr>
+        <w:numPr>
+          <w:ilvl w:val="0"/>
+          <w:numId w:val="15"/>
+        </w:numPr>
+        <w:spacing w:before="100" w:beforeAutospacing="1" w:after="100" w:afterAutospacing="1" w:line="240" w:lineRule="auto"/>
+        <w:rPr>
+          <w:rFonts w:ascii="Times New Roman" w:eastAsia="Times New Roman" w:hAnsi="Times New Roman" w:cs="Times New Roman"/>
+          <w:kern w:val="0"/>
+          <w14:ligatures w14:val="none"/>
+        </w:rPr>
+      </w:pPr>
+      <w:r>
+        <w:rPr>
+          <w:rFonts w:ascii="Times New Roman" w:eastAsia="Times New Roman" w:hAnsi="Times New Roman" w:cs="Times New Roman"/>
+          <w:kern w:val="0"/>
+          <w14:ligatures w14:val="none"/>
+        </w:rPr>
+        <w:t>easy to understand,</w:t>
+      </w:r>
+    </w:p>
+    <w:p>
+      <w:pPr>
+        <w:numPr>
+          <w:ilvl w:val="0"/>
+          <w:numId w:val="15"/>
+        </w:numPr>
+        <w:spacing w:before="100" w:beforeAutospacing="1" w:after="100" w:afterAutospacing="1" w:line="240" w:lineRule="auto"/>
+        <w:rPr>
+          <w:rFonts w:ascii="Times New Roman" w:eastAsia="Times New Roman" w:hAnsi="Times New Roman" w:cs="Times New Roman"/>
+          <w:kern w:val="0"/>
+          <w14:ligatures w14:val="none"/>
+        </w:rPr>
+      </w:pPr>
+      <w:r>
+        <w:rPr>
+          <w:rFonts w:ascii="Times New Roman" w:eastAsia="Times New Roman" w:hAnsi="Times New Roman" w:cs="Times New Roman"/>
+          <w:kern w:val="0"/>
+          <w14:ligatures w14:val="none"/>
+        </w:rPr>
+        <w:t>later reused as the group centroid in ASSIGN.</w:t>
+      </w:r>
+    </w:p>
+    <w:p>
+      <w:pPr>
+        <w:spacing w:before="100" w:beforeAutospacing="1" w:after="100" w:afterAutospacing="1" w:line="240" w:lineRule="auto"/>
+        <w:rPr>
+          <w:rFonts w:ascii="Times New Roman" w:eastAsia="Times New Roman" w:hAnsi="Times New Roman" w:cs="Times New Roman"/>
+          <w:kern w:val="0"/>
+          <w14:ligatures w14:val="none"/>
+        </w:rPr>
+      </w:pPr>
+      <w:r>
+        <w:rPr>
+          <w:rFonts w:ascii="Times New Roman" w:eastAsia="Times New Roman" w:hAnsi="Times New Roman" w:cs="Times New Roman"/>
+          <w:kern w:val="0"/>
+          <w14:ligatures w14:val="none"/>
+        </w:rPr>
+        <w:t>Then ask whether average group strength is enough to represent competitive pressure.</w:t>
+      </w:r>
+    </w:p>
+    <w:p>
+      <w:pPr>
+        <w:spacing w:after="0" w:line="240" w:lineRule="auto"/>
+        <w:rPr>
+          <w:rFonts w:ascii="Times New Roman" w:eastAsia="Times New Roman" w:hAnsi="Times New Roman" w:cs="Times New Roman"/>
+          <w:kern w:val="0"/>
+          <w14:ligatures w14:val="none"/>
+        </w:rPr>
+      </w:pPr>
+      <w:r>
+        <w:rPr>
+          <w:rFonts w:ascii="Times New Roman" w:eastAsia="Times New Roman" w:hAnsi="Times New Roman" w:cs="Times New Roman"/>
+          <w:noProof/>
+          <w:kern w:val="0"/>
+        </w:rPr>
+        <w:pict w14:anchorId="458591A5">
+          <v:rect id="_x0000_i1026" alt="" style="width:468pt;height:.05pt;mso-width-percent:0;mso-height-percent:0;mso-width-percent:0;mso-height-percent:0" o:hralign="center" o:hrstd="t" o:hr="t" fillcolor="#a0a0a0" stroked="f"/>
+        </w:pict>
+      </w:r>
+    </w:p>
+    <w:p>
+      <w:pPr>
+        <w:spacing w:before="100" w:beforeAutospacing="1" w:after="100" w:afterAutospacing="1" w:line="240" w:lineRule="auto"/>
+        <w:outlineLvl w:val="1"/>
+        <w:rPr>
+          <w:rFonts w:ascii="Times New Roman" w:eastAsia="Times New Roman" w:hAnsi="Times New Roman" w:cs="Times New Roman"/>
+          <w:b/>
+          <w:bCs/>
+          <w:kern w:val="0"/>
+          <w:sz w:val="36"/>
+          <w:szCs w:val="36"/>
+          <w14:ligatures w14:val="none"/>
+        </w:rPr>
+      </w:pPr>
+      <w:r>
+        <w:rPr>
+          <w:rFonts w:ascii="Times New Roman" w:eastAsia="Times New Roman" w:hAnsi="Times New Roman" w:cs="Times New Roman"/>
+          <w:b/>
+          <w:bCs/>
+          <w:kern w:val="0"/>
+          <w:sz w:val="36"/>
+          <w:szCs w:val="36"/>
+          <w14:ligatures w14:val="none"/>
+        </w:rPr>
+        <w:t>4.4.2 Leave-one-out peer performance</w:t>
+      </w:r>
+    </w:p>
+    <w:p>
+      <w:pPr>
+        <w:spacing w:before="100" w:beforeAutospacing="1" w:after="100" w:afterAutospacing="1" w:line="240" w:lineRule="auto"/>
+        <w:rPr>
+          <w:rFonts w:ascii="Times New Roman" w:eastAsia="Times New Roman" w:hAnsi="Times New Roman" w:cs="Times New Roman"/>
+          <w:kern w:val="0"/>
+          <w14:ligatures w14:val="none"/>
+        </w:rPr>
+      </w:pPr>
+      <w:r>
+        <w:rPr>
+          <w:rFonts w:ascii="Times New Roman" w:eastAsia="Times New Roman" w:hAnsi="Times New Roman" w:cs="Times New Roman"/>
+          <w:kern w:val="0"/>
+          <w14:ligatures w14:val="none"/>
+        </w:rPr>
+        <w:t>Define:</w:t>
+      </w:r>
+    </w:p>
+    <w:p>
+      <w:pPr>
+        <w:spacing w:after="0" w:line="240" w:lineRule="auto"/>
+        <w:rPr>
+          <w:rFonts w:ascii="Times New Roman" w:eastAsia="Times New Roman" w:hAnsi="Times New Roman" w:cs="Times New Roman"/>
+          <w:kern w:val="0"/>
+          <w14:ligatures w14:val="none"/>
+        </w:rPr>
+      </w:pPr>
+      <w:r>
+        <w:rPr>
+          <w:rFonts w:ascii="Times New Roman" w:eastAsia="Times New Roman" w:hAnsi="Times New Roman" w:cs="Times New Roman"/>
+          <w:kern w:val="0"/>
+          <w14:ligatures w14:val="none"/>
+        </w:rPr>
+        <w:t>\[ L_{Q,i} = \frac{1}{n_{g(i)}-1} \sum_{\substack{h\in g(i)\\h\neq i}}A_h \]</w:t>
+      </w:r>
+    </w:p>
+    <w:p>
+      <w:pPr>
+        <w:spacing w:before="100" w:beforeAutospacing="1" w:after="100" w:afterAutospacing="1" w:line="240" w:lineRule="auto"/>
+        <w:rPr>
+          <w:rFonts w:ascii="Times New Roman" w:eastAsia="Times New Roman" w:hAnsi="Times New Roman" w:cs="Times New Roman"/>
+          <w:kern w:val="0"/>
+          <w14:ligatures w14:val="none"/>
+        </w:rPr>
+      </w:pPr>
+      <w:r>
+        <w:rPr>
+          <w:rFonts w:ascii="Times New Roman" w:eastAsia="Times New Roman" w:hAnsi="Times New Roman" w:cs="Times New Roman"/>
+          <w:kern w:val="0"/>
+          <w14:ligatures w14:val="none"/>
+        </w:rPr>
+        <w:t>Explain:</w:t>
+      </w:r>
+    </w:p>
+    <w:p>
+      <w:pPr>
+        <w:numPr>
+          <w:ilvl w:val="0"/>
+          <w:numId w:val="16"/>
+        </w:numPr>
+        <w:spacing w:before="100" w:beforeAutospacing="1" w:after="100" w:afterAutospacing="1" w:line="240" w:lineRule="auto"/>
+        <w:rPr>
+          <w:rFonts w:ascii="Times New Roman" w:eastAsia="Times New Roman" w:hAnsi="Times New Roman" w:cs="Times New Roman"/>
+          <w:kern w:val="0"/>
+          <w14:ligatures w14:val="none"/>
+        </w:rPr>
+      </w:pPr>
+      <w:r>
+        <w:rPr>
+          <w:rFonts w:ascii="Times New Roman" w:eastAsia="Times New Roman" w:hAnsi="Times New Roman" w:cs="Times New Roman"/>
+          <w:kern w:val="0"/>
+          <w14:ligatures w14:val="none"/>
+        </w:rPr>
+        <w:t>it describes the peers surrounding focal individual \(i\);</w:t>
+      </w:r>
+    </w:p>
+    <w:p>
+      <w:pPr>
+        <w:numPr>
+          <w:ilvl w:val="0"/>
+          <w:numId w:val="16"/>
+        </w:numPr>
+        <w:spacing w:before="100" w:beforeAutospacing="1" w:after="100" w:afterAutospacing="1" w:line="240" w:lineRule="auto"/>
+        <w:rPr>
+          <w:rFonts w:ascii="Times New Roman" w:eastAsia="Times New Roman" w:hAnsi="Times New Roman" w:cs="Times New Roman"/>
+          <w:kern w:val="0"/>
+          <w14:ligatures w14:val="none"/>
+        </w:rPr>
+      </w:pPr>
+      <w:r>
+        <w:rPr>
+          <w:rFonts w:ascii="Times New Roman" w:eastAsia="Times New Roman" w:hAnsi="Times New Roman" w:cs="Times New Roman"/>
+          <w:kern w:val="0"/>
+          <w14:ligatures w14:val="none"/>
+        </w:rPr>
+        <w:t>it removes the focal individual’s own mechanical contribution to the environmental measure;</w:t>
+      </w:r>
+    </w:p>
+    <w:p>
+      <w:pPr>
+        <w:numPr>
+          <w:ilvl w:val="0"/>
+          <w:numId w:val="16"/>
+        </w:numPr>
+        <w:spacing w:before="100" w:beforeAutospacing="1" w:after="100" w:afterAutospacing="1" w:line="240" w:lineRule="auto"/>
+        <w:rPr>
+          <w:rFonts w:ascii="Times New Roman" w:eastAsia="Times New Roman" w:hAnsi="Times New Roman" w:cs="Times New Roman"/>
+          <w:kern w:val="0"/>
+          <w14:ligatures w14:val="none"/>
+        </w:rPr>
+      </w:pPr>
+      <w:r>
+        <w:rPr>
+          <w:rFonts w:ascii="Times New Roman" w:eastAsia="Times New Roman" w:hAnsi="Times New Roman" w:cs="Times New Roman"/>
+          <w:kern w:val="0"/>
+          <w14:ligatures w14:val="none"/>
+        </w:rPr>
+        <w:t>it is empirically important in Army, basketball, and tenure HERO analyses;</w:t>
+      </w:r>
+    </w:p>
+    <w:p>
+      <w:pPr>
+        <w:numPr>
+          <w:ilvl w:val="0"/>
+          <w:numId w:val="16"/>
+        </w:numPr>
+        <w:spacing w:before="100" w:beforeAutospacing="1" w:after="100" w:afterAutospacing="1" w:line="240" w:lineRule="auto"/>
+        <w:rPr>
+          <w:rFonts w:ascii="Times New Roman" w:eastAsia="Times New Roman" w:hAnsi="Times New Roman" w:cs="Times New Roman"/>
+          <w:kern w:val="0"/>
+          <w14:ligatures w14:val="none"/>
+        </w:rPr>
+      </w:pPr>
+      <w:r>
+        <w:rPr>
+          <w:rFonts w:ascii="Times New Roman" w:eastAsia="Times New Roman" w:hAnsi="Times New Roman" w:cs="Times New Roman"/>
+          <w:kern w:val="0"/>
+          <w14:ligatures w14:val="none"/>
+        </w:rPr>
+        <w:t xml:space="preserve">it is an environmental descriptor, </w:t>
+      </w:r>
+      <w:r>
+        <w:rPr>
+          <w:rFonts w:ascii="Times New Roman" w:eastAsia="Times New Roman" w:hAnsi="Times New Roman" w:cs="Times New Roman"/>
+          <w:b/>
+          <w:bCs/>
+          <w:kern w:val="0"/>
+          <w14:ligatures w14:val="none"/>
+        </w:rPr>
+        <w:t>not the canonical congestion term</w:t>
+      </w:r>
+      <w:r>
+        <w:rPr>
+          <w:rFonts w:ascii="Times New Roman" w:eastAsia="Times New Roman" w:hAnsi="Times New Roman" w:cs="Times New Roman"/>
+          <w:kern w:val="0"/>
+          <w14:ligatures w14:val="none"/>
+        </w:rPr>
+        <w:t>.</w:t>
+      </w:r>
+    </w:p>
+    <w:p>
+      <w:pPr>
+        <w:spacing w:before="100" w:beforeAutospacing="1" w:after="100" w:afterAutospacing="1" w:line="240" w:lineRule="auto"/>
+        <w:rPr>
+          <w:rFonts w:ascii="Times New Roman" w:eastAsia="Times New Roman" w:hAnsi="Times New Roman" w:cs="Times New Roman"/>
+          <w:kern w:val="0"/>
+          <w14:ligatures w14:val="none"/>
+        </w:rPr>
+      </w:pPr>
+      <w:r>
+        <w:rPr>
+          <w:rFonts w:ascii="Times New Roman" w:eastAsia="Times New Roman" w:hAnsi="Times New Roman" w:cs="Times New Roman"/>
+          <w:kern w:val="0"/>
+          <w14:ligatures w14:val="none"/>
+        </w:rPr>
+        <w:t>Do not overdevelop the algebra here.</w:t>
+      </w:r>
+    </w:p>
+    <w:p>
+      <w:pPr>
+        <w:spacing w:before="100" w:beforeAutospacing="1" w:after="100" w:afterAutospacing="1" w:line="240" w:lineRule="auto"/>
+        <w:rPr>
+          <w:rFonts w:ascii="Times New Roman" w:eastAsia="Times New Roman" w:hAnsi="Times New Roman" w:cs="Times New Roman"/>
+          <w:kern w:val="0"/>
+          <w14:ligatures w14:val="none"/>
+        </w:rPr>
+      </w:pPr>
+      <w:r>
+        <w:rPr>
+          <w:rFonts w:ascii="Times New Roman" w:eastAsia="Times New Roman" w:hAnsi="Times New Roman" w:cs="Times New Roman"/>
+          <w:kern w:val="0"/>
+          <w14:ligatures w14:val="none"/>
+        </w:rPr>
+        <w:t>Long derivation connecting \(T_j\) and \(L_{Q,i}\) can live in Appendix 4A.</w:t>
+      </w:r>
+    </w:p>
+    <w:p>
+      <w:pPr>
+        <w:spacing w:after="0" w:line="240" w:lineRule="auto"/>
+        <w:rPr>
+          <w:rFonts w:ascii="Times New Roman" w:eastAsia="Times New Roman" w:hAnsi="Times New Roman" w:cs="Times New Roman"/>
+          <w:kern w:val="0"/>
+          <w14:ligatures w14:val="none"/>
+        </w:rPr>
+      </w:pPr>
+      <w:r>
+        <w:rPr>
+          <w:rFonts w:ascii="Times New Roman" w:eastAsia="Times New Roman" w:hAnsi="Times New Roman" w:cs="Times New Roman"/>
+          <w:noProof/>
+          <w:kern w:val="0"/>
+        </w:rPr>
+        <w:pict w14:anchorId="77C165E3">
+          <v:rect id="_x0000_i1025" alt="" style="width:468pt;height:.05pt;mso-width-percent:0;mso-height-percent:0;mso-width-percent:0;mso-height-percent:0" o:hralign="center" o:hrstd="t" o:hr="t" fillcolor="#a0a0a0" stroked="f"/>
+        </w:pict>
+      </w:r>
+    </w:p>
+    <w:p>
+      <w:pPr>
+        <w:spacing w:before="100" w:beforeAutospacing="1" w:after="100" w:afterAutospacing="1" w:line="240" w:lineRule="auto"/>
+        <w:outlineLvl w:val="1"/>
+        <w:rPr>
+          <w:rFonts w:ascii="Times New Roman" w:eastAsia="Times New Roman" w:hAnsi="Times New Roman" w:cs="Times New Roman"/>
+          <w:b/>
+          <w:bCs/>
+          <w:kern w:val="0"/>
+          <w:sz w:val="36"/>
+          <w:szCs w:val="36"/>
+          <w14:ligatures w14:val="none"/>
+        </w:rPr>
+      </w:pPr>
+      <w:r>
+        <w:rPr>
+          <w:rFonts w:ascii="Times New Roman" w:eastAsia="Times New Roman" w:hAnsi="Times New Roman" w:cs="Times New Roman"/>
+          <w:b/>
+          <w:bCs/>
+          <w:kern w:val="0"/>
+          <w:sz w:val="36"/>
+          <w:szCs w:val="36"/>
+          <w14:ligatures w14:val="none"/>
+        </w:rPr>
+        <w:t>4.4.3 Why average peer quality is not enough</w:t>
+      </w:r>
+    </w:p>
+    <w:p>
+      <w:pPr>
+        <w:spacing w:before="100" w:beforeAutospacing="1" w:after="100" w:afterAutospacing="1" w:line="240" w:lineRule="auto"/>
+        <w:rPr>
+          <w:rFonts w:ascii="Times New Roman" w:eastAsia="Times New Roman" w:hAnsi="Times New Roman" w:cs="Times New Roman"/>
+          <w:kern w:val="0"/>
+          <w14:ligatures w14:val="none"/>
+        </w:rPr>
+      </w:pPr>
+      <w:r>
+        <w:rPr>
+          <w:rFonts w:ascii="Times New Roman" w:eastAsia="Times New Roman" w:hAnsi="Times New Roman" w:cs="Times New Roman"/>
+          <w:kern w:val="0"/>
+          <w14:ligatures w14:val="none"/>
+        </w:rPr>
+        <w:t>This should be a conceptual bridge.</w:t>
+      </w:r>
+    </w:p>
+    <w:p>
+      <w:pPr>
+        <w:spacing w:before="100" w:beforeAutospacing="1" w:after="100" w:afterAutospacing="1" w:line="240" w:lineRule="auto"/>
+        <w:rPr>
+          <w:rFonts w:ascii="Times New Roman" w:eastAsia="Times New Roman" w:hAnsi="Times New Roman" w:cs="Times New Roman"/>
+          <w:kern w:val="0"/>
+          <w14:ligatures w14:val="none"/>
+        </w:rPr>
+      </w:pPr>
+      <w:r>
+        <w:rPr>
+          <w:rFonts w:ascii="Times New Roman" w:eastAsia="Times New Roman" w:hAnsi="Times New Roman" w:cs="Times New Roman"/>
+          <w:kern w:val="0"/>
+          <w14:ligatures w14:val="none"/>
+        </w:rPr>
+        <w:t>Two groups can have the same average performance but very different distributions of plausible competitors.</w:t>
+      </w:r>
+    </w:p>
+    <w:p>
+      <w:pPr>
+        <w:spacing w:before="100" w:beforeAutospacing="1" w:after="100" w:afterAutospacing="1" w:line="240" w:lineRule="auto"/>
+        <w:rPr>
+          <w:rFonts w:ascii="Times New Roman" w:eastAsia="Times New Roman" w:hAnsi="Times New Roman" w:cs="Times New Roman"/>
+          <w:kern w:val="0"/>
+          <w14:ligatures w14:val="none"/>
+        </w:rPr>
+      </w:pPr>
+      <w:r>
+        <w:rPr>
+          <w:rFonts w:ascii="Times New Roman" w:eastAsia="Times New Roman" w:hAnsi="Times New Roman" w:cs="Times New Roman"/>
+          <w:kern w:val="0"/>
+          <w14:ligatures w14:val="none"/>
+        </w:rPr>
+        <w:lastRenderedPageBreak/>
+        <w:t>Example intuition:</w:t>
+      </w:r>
+    </w:p>
+    <w:p>
+      <w:pPr>
+        <w:numPr>
+          <w:ilvl w:val="0"/>
+          <w:numId w:val="17"/>
+        </w:numPr>
+        <w:spacing w:before="100" w:beforeAutospacing="1" w:after="100" w:afterAutospacing="1" w:line="240" w:lineRule="auto"/>
+        <w:rPr>
+          <w:rFonts w:ascii="Times New Roman" w:eastAsia="Times New Roman" w:hAnsi="Times New Roman" w:cs="Times New Roman"/>
+          <w:kern w:val="0"/>
+          <w14:ligatures w14:val="none"/>
+        </w:rPr>
+      </w:pPr>
+      <w:r>
+        <w:rPr>
+          <w:rFonts w:ascii="Times New Roman" w:eastAsia="Times New Roman" w:hAnsi="Times New Roman" w:cs="Times New Roman"/>
+          <w:kern w:val="0"/>
+          <w14:ligatures w14:val="none"/>
+        </w:rPr>
+        <w:t>one</w:t>
+      </w:r>
+    </w:p>
+    <w:p/>
+    <w:p/>
     <w:sectPr>
       <w:pgSz w:w="12240" w:h="15840"/>
       <w:pgMar w:top="1440" w:right="1440" w:bottom="1440" w:left="1440" w:header="720" w:footer="720" w:gutter="0"/>
@@ -2004,6 +6569,1198 @@
     </w:lvl>
   </w:abstractNum>
   <w:abstractNum w:abstractNumId="1" w15:restartNumberingAfterBreak="0">
+    <w:nsid w:val="02106123"/>
+    <w:multiLevelType w:val="multilevel"/>
+    <w:tmpl w:val="6AD84AD8"/>
+    <w:lvl w:ilvl="0">
+      <w:start w:val="1"/>
+      <w:numFmt w:val="bullet"/>
+      <w:lvlText w:val=""/>
+      <w:lvlJc w:val="left"/>
+      <w:pPr>
+        <w:tabs>
+          <w:tab w:val="num" w:pos="720"/>
+        </w:tabs>
+        <w:ind w:left="720" w:hanging="360"/>
+      </w:pPr>
+      <w:rPr>
+        <w:rFonts w:ascii="Symbol" w:hAnsi="Symbol" w:hint="default"/>
+        <w:sz w:val="20"/>
+      </w:rPr>
+    </w:lvl>
+    <w:lvl w:ilvl="1" w:tentative="1">
+      <w:start w:val="1"/>
+      <w:numFmt w:val="bullet"/>
+      <w:lvlText w:val="o"/>
+      <w:lvlJc w:val="left"/>
+      <w:pPr>
+        <w:tabs>
+          <w:tab w:val="num" w:pos="1440"/>
+        </w:tabs>
+        <w:ind w:left="1440" w:hanging="360"/>
+      </w:pPr>
+      <w:rPr>
+        <w:rFonts w:ascii="Courier New" w:hAnsi="Courier New" w:hint="default"/>
+        <w:sz w:val="20"/>
+      </w:rPr>
+    </w:lvl>
+    <w:lvl w:ilvl="2" w:tentative="1">
+      <w:start w:val="1"/>
+      <w:numFmt w:val="bullet"/>
+      <w:lvlText w:val=""/>
+      <w:lvlJc w:val="left"/>
+      <w:pPr>
+        <w:tabs>
+          <w:tab w:val="num" w:pos="2160"/>
+        </w:tabs>
+        <w:ind w:left="2160" w:hanging="360"/>
+      </w:pPr>
+      <w:rPr>
+        <w:rFonts w:ascii="Wingdings" w:hAnsi="Wingdings" w:hint="default"/>
+        <w:sz w:val="20"/>
+      </w:rPr>
+    </w:lvl>
+    <w:lvl w:ilvl="3" w:tentative="1">
+      <w:start w:val="1"/>
+      <w:numFmt w:val="bullet"/>
+      <w:lvlText w:val=""/>
+      <w:lvlJc w:val="left"/>
+      <w:pPr>
+        <w:tabs>
+          <w:tab w:val="num" w:pos="2880"/>
+        </w:tabs>
+        <w:ind w:left="2880" w:hanging="360"/>
+      </w:pPr>
+      <w:rPr>
+        <w:rFonts w:ascii="Wingdings" w:hAnsi="Wingdings" w:hint="default"/>
+        <w:sz w:val="20"/>
+      </w:rPr>
+    </w:lvl>
+    <w:lvl w:ilvl="4" w:tentative="1">
+      <w:start w:val="1"/>
+      <w:numFmt w:val="bullet"/>
+      <w:lvlText w:val=""/>
+      <w:lvlJc w:val="left"/>
+      <w:pPr>
+        <w:tabs>
+          <w:tab w:val="num" w:pos="3600"/>
+        </w:tabs>
+        <w:ind w:left="3600" w:hanging="360"/>
+      </w:pPr>
+      <w:rPr>
+        <w:rFonts w:ascii="Wingdings" w:hAnsi="Wingdings" w:hint="default"/>
+        <w:sz w:val="20"/>
+      </w:rPr>
+    </w:lvl>
+    <w:lvl w:ilvl="5" w:tentative="1">
+      <w:start w:val="1"/>
+      <w:numFmt w:val="bullet"/>
+      <w:lvlText w:val=""/>
+      <w:lvlJc w:val="left"/>
+      <w:pPr>
+        <w:tabs>
+          <w:tab w:val="num" w:pos="4320"/>
+        </w:tabs>
+        <w:ind w:left="4320" w:hanging="360"/>
+      </w:pPr>
+      <w:rPr>
+        <w:rFonts w:ascii="Wingdings" w:hAnsi="Wingdings" w:hint="default"/>
+        <w:sz w:val="20"/>
+      </w:rPr>
+    </w:lvl>
+    <w:lvl w:ilvl="6" w:tentative="1">
+      <w:start w:val="1"/>
+      <w:numFmt w:val="bullet"/>
+      <w:lvlText w:val=""/>
+      <w:lvlJc w:val="left"/>
+      <w:pPr>
+        <w:tabs>
+          <w:tab w:val="num" w:pos="5040"/>
+        </w:tabs>
+        <w:ind w:left="5040" w:hanging="360"/>
+      </w:pPr>
+      <w:rPr>
+        <w:rFonts w:ascii="Wingdings" w:hAnsi="Wingdings" w:hint="default"/>
+        <w:sz w:val="20"/>
+      </w:rPr>
+    </w:lvl>
+    <w:lvl w:ilvl="7" w:tentative="1">
+      <w:start w:val="1"/>
+      <w:numFmt w:val="bullet"/>
+      <w:lvlText w:val=""/>
+      <w:lvlJc w:val="left"/>
+      <w:pPr>
+        <w:tabs>
+          <w:tab w:val="num" w:pos="5760"/>
+        </w:tabs>
+        <w:ind w:left="5760" w:hanging="360"/>
+      </w:pPr>
+      <w:rPr>
+        <w:rFonts w:ascii="Wingdings" w:hAnsi="Wingdings" w:hint="default"/>
+        <w:sz w:val="20"/>
+      </w:rPr>
+    </w:lvl>
+    <w:lvl w:ilvl="8" w:tentative="1">
+      <w:start w:val="1"/>
+      <w:numFmt w:val="bullet"/>
+      <w:lvlText w:val=""/>
+      <w:lvlJc w:val="left"/>
+      <w:pPr>
+        <w:tabs>
+          <w:tab w:val="num" w:pos="6480"/>
+        </w:tabs>
+        <w:ind w:left="6480" w:hanging="360"/>
+      </w:pPr>
+      <w:rPr>
+        <w:rFonts w:ascii="Wingdings" w:hAnsi="Wingdings" w:hint="default"/>
+        <w:sz w:val="20"/>
+      </w:rPr>
+    </w:lvl>
+  </w:abstractNum>
+  <w:abstractNum w:abstractNumId="2" w15:restartNumberingAfterBreak="0">
+    <w:nsid w:val="05594D21"/>
+    <w:multiLevelType w:val="multilevel"/>
+    <w:tmpl w:val="482C1686"/>
+    <w:lvl w:ilvl="0">
+      <w:start w:val="1"/>
+      <w:numFmt w:val="bullet"/>
+      <w:lvlText w:val=""/>
+      <w:lvlJc w:val="left"/>
+      <w:pPr>
+        <w:tabs>
+          <w:tab w:val="num" w:pos="720"/>
+        </w:tabs>
+        <w:ind w:left="720" w:hanging="360"/>
+      </w:pPr>
+      <w:rPr>
+        <w:rFonts w:ascii="Symbol" w:hAnsi="Symbol" w:hint="default"/>
+        <w:sz w:val="20"/>
+      </w:rPr>
+    </w:lvl>
+    <w:lvl w:ilvl="1" w:tentative="1">
+      <w:start w:val="1"/>
+      <w:numFmt w:val="bullet"/>
+      <w:lvlText w:val="o"/>
+      <w:lvlJc w:val="left"/>
+      <w:pPr>
+        <w:tabs>
+          <w:tab w:val="num" w:pos="1440"/>
+        </w:tabs>
+        <w:ind w:left="1440" w:hanging="360"/>
+      </w:pPr>
+      <w:rPr>
+        <w:rFonts w:ascii="Courier New" w:hAnsi="Courier New" w:hint="default"/>
+        <w:sz w:val="20"/>
+      </w:rPr>
+    </w:lvl>
+    <w:lvl w:ilvl="2" w:tentative="1">
+      <w:start w:val="1"/>
+      <w:numFmt w:val="bullet"/>
+      <w:lvlText w:val=""/>
+      <w:lvlJc w:val="left"/>
+      <w:pPr>
+        <w:tabs>
+          <w:tab w:val="num" w:pos="2160"/>
+        </w:tabs>
+        <w:ind w:left="2160" w:hanging="360"/>
+      </w:pPr>
+      <w:rPr>
+        <w:rFonts w:ascii="Wingdings" w:hAnsi="Wingdings" w:hint="default"/>
+        <w:sz w:val="20"/>
+      </w:rPr>
+    </w:lvl>
+    <w:lvl w:ilvl="3" w:tentative="1">
+      <w:start w:val="1"/>
+      <w:numFmt w:val="bullet"/>
+      <w:lvlText w:val=""/>
+      <w:lvlJc w:val="left"/>
+      <w:pPr>
+        <w:tabs>
+          <w:tab w:val="num" w:pos="2880"/>
+        </w:tabs>
+        <w:ind w:left="2880" w:hanging="360"/>
+      </w:pPr>
+      <w:rPr>
+        <w:rFonts w:ascii="Wingdings" w:hAnsi="Wingdings" w:hint="default"/>
+        <w:sz w:val="20"/>
+      </w:rPr>
+    </w:lvl>
+    <w:lvl w:ilvl="4" w:tentative="1">
+      <w:start w:val="1"/>
+      <w:numFmt w:val="bullet"/>
+      <w:lvlText w:val=""/>
+      <w:lvlJc w:val="left"/>
+      <w:pPr>
+        <w:tabs>
+          <w:tab w:val="num" w:pos="3600"/>
+        </w:tabs>
+        <w:ind w:left="3600" w:hanging="360"/>
+      </w:pPr>
+      <w:rPr>
+        <w:rFonts w:ascii="Wingdings" w:hAnsi="Wingdings" w:hint="default"/>
+        <w:sz w:val="20"/>
+      </w:rPr>
+    </w:lvl>
+    <w:lvl w:ilvl="5" w:tentative="1">
+      <w:start w:val="1"/>
+      <w:numFmt w:val="bullet"/>
+      <w:lvlText w:val=""/>
+      <w:lvlJc w:val="left"/>
+      <w:pPr>
+        <w:tabs>
+          <w:tab w:val="num" w:pos="4320"/>
+        </w:tabs>
+        <w:ind w:left="4320" w:hanging="360"/>
+      </w:pPr>
+      <w:rPr>
+        <w:rFonts w:ascii="Wingdings" w:hAnsi="Wingdings" w:hint="default"/>
+        <w:sz w:val="20"/>
+      </w:rPr>
+    </w:lvl>
+    <w:lvl w:ilvl="6" w:tentative="1">
+      <w:start w:val="1"/>
+      <w:numFmt w:val="bullet"/>
+      <w:lvlText w:val=""/>
+      <w:lvlJc w:val="left"/>
+      <w:pPr>
+        <w:tabs>
+          <w:tab w:val="num" w:pos="5040"/>
+        </w:tabs>
+        <w:ind w:left="5040" w:hanging="360"/>
+      </w:pPr>
+      <w:rPr>
+        <w:rFonts w:ascii="Wingdings" w:hAnsi="Wingdings" w:hint="default"/>
+        <w:sz w:val="20"/>
+      </w:rPr>
+    </w:lvl>
+    <w:lvl w:ilvl="7" w:tentative="1">
+      <w:start w:val="1"/>
+      <w:numFmt w:val="bullet"/>
+      <w:lvlText w:val=""/>
+      <w:lvlJc w:val="left"/>
+      <w:pPr>
+        <w:tabs>
+          <w:tab w:val="num" w:pos="5760"/>
+        </w:tabs>
+        <w:ind w:left="5760" w:hanging="360"/>
+      </w:pPr>
+      <w:rPr>
+        <w:rFonts w:ascii="Wingdings" w:hAnsi="Wingdings" w:hint="default"/>
+        <w:sz w:val="20"/>
+      </w:rPr>
+    </w:lvl>
+    <w:lvl w:ilvl="8" w:tentative="1">
+      <w:start w:val="1"/>
+      <w:numFmt w:val="bullet"/>
+      <w:lvlText w:val=""/>
+      <w:lvlJc w:val="left"/>
+      <w:pPr>
+        <w:tabs>
+          <w:tab w:val="num" w:pos="6480"/>
+        </w:tabs>
+        <w:ind w:left="6480" w:hanging="360"/>
+      </w:pPr>
+      <w:rPr>
+        <w:rFonts w:ascii="Wingdings" w:hAnsi="Wingdings" w:hint="default"/>
+        <w:sz w:val="20"/>
+      </w:rPr>
+    </w:lvl>
+  </w:abstractNum>
+  <w:abstractNum w:abstractNumId="3" w15:restartNumberingAfterBreak="0">
+    <w:nsid w:val="09843555"/>
+    <w:multiLevelType w:val="multilevel"/>
+    <w:tmpl w:val="94B6A36A"/>
+    <w:lvl w:ilvl="0">
+      <w:start w:val="1"/>
+      <w:numFmt w:val="bullet"/>
+      <w:lvlText w:val=""/>
+      <w:lvlJc w:val="left"/>
+      <w:pPr>
+        <w:tabs>
+          <w:tab w:val="num" w:pos="720"/>
+        </w:tabs>
+        <w:ind w:left="720" w:hanging="360"/>
+      </w:pPr>
+      <w:rPr>
+        <w:rFonts w:ascii="Symbol" w:hAnsi="Symbol" w:hint="default"/>
+        <w:sz w:val="20"/>
+      </w:rPr>
+    </w:lvl>
+    <w:lvl w:ilvl="1" w:tentative="1">
+      <w:start w:val="1"/>
+      <w:numFmt w:val="bullet"/>
+      <w:lvlText w:val="o"/>
+      <w:lvlJc w:val="left"/>
+      <w:pPr>
+        <w:tabs>
+          <w:tab w:val="num" w:pos="1440"/>
+        </w:tabs>
+        <w:ind w:left="1440" w:hanging="360"/>
+      </w:pPr>
+      <w:rPr>
+        <w:rFonts w:ascii="Courier New" w:hAnsi="Courier New" w:hint="default"/>
+        <w:sz w:val="20"/>
+      </w:rPr>
+    </w:lvl>
+    <w:lvl w:ilvl="2" w:tentative="1">
+      <w:start w:val="1"/>
+      <w:numFmt w:val="bullet"/>
+      <w:lvlText w:val=""/>
+      <w:lvlJc w:val="left"/>
+      <w:pPr>
+        <w:tabs>
+          <w:tab w:val="num" w:pos="2160"/>
+        </w:tabs>
+        <w:ind w:left="2160" w:hanging="360"/>
+      </w:pPr>
+      <w:rPr>
+        <w:rFonts w:ascii="Wingdings" w:hAnsi="Wingdings" w:hint="default"/>
+        <w:sz w:val="20"/>
+      </w:rPr>
+    </w:lvl>
+    <w:lvl w:ilvl="3" w:tentative="1">
+      <w:start w:val="1"/>
+      <w:numFmt w:val="bullet"/>
+      <w:lvlText w:val=""/>
+      <w:lvlJc w:val="left"/>
+      <w:pPr>
+        <w:tabs>
+          <w:tab w:val="num" w:pos="2880"/>
+        </w:tabs>
+        <w:ind w:left="2880" w:hanging="360"/>
+      </w:pPr>
+      <w:rPr>
+        <w:rFonts w:ascii="Wingdings" w:hAnsi="Wingdings" w:hint="default"/>
+        <w:sz w:val="20"/>
+      </w:rPr>
+    </w:lvl>
+    <w:lvl w:ilvl="4" w:tentative="1">
+      <w:start w:val="1"/>
+      <w:numFmt w:val="bullet"/>
+      <w:lvlText w:val=""/>
+      <w:lvlJc w:val="left"/>
+      <w:pPr>
+        <w:tabs>
+          <w:tab w:val="num" w:pos="3600"/>
+        </w:tabs>
+        <w:ind w:left="3600" w:hanging="360"/>
+      </w:pPr>
+      <w:rPr>
+        <w:rFonts w:ascii="Wingdings" w:hAnsi="Wingdings" w:hint="default"/>
+        <w:sz w:val="20"/>
+      </w:rPr>
+    </w:lvl>
+    <w:lvl w:ilvl="5" w:tentative="1">
+      <w:start w:val="1"/>
+      <w:numFmt w:val="bullet"/>
+      <w:lvlText w:val=""/>
+      <w:lvlJc w:val="left"/>
+      <w:pPr>
+        <w:tabs>
+          <w:tab w:val="num" w:pos="4320"/>
+        </w:tabs>
+        <w:ind w:left="4320" w:hanging="360"/>
+      </w:pPr>
+      <w:rPr>
+        <w:rFonts w:ascii="Wingdings" w:hAnsi="Wingdings" w:hint="default"/>
+        <w:sz w:val="20"/>
+      </w:rPr>
+    </w:lvl>
+    <w:lvl w:ilvl="6" w:tentative="1">
+      <w:start w:val="1"/>
+      <w:numFmt w:val="bullet"/>
+      <w:lvlText w:val=""/>
+      <w:lvlJc w:val="left"/>
+      <w:pPr>
+        <w:tabs>
+          <w:tab w:val="num" w:pos="5040"/>
+        </w:tabs>
+        <w:ind w:left="5040" w:hanging="360"/>
+      </w:pPr>
+      <w:rPr>
+        <w:rFonts w:ascii="Wingdings" w:hAnsi="Wingdings" w:hint="default"/>
+        <w:sz w:val="20"/>
+      </w:rPr>
+    </w:lvl>
+    <w:lvl w:ilvl="7" w:tentative="1">
+      <w:start w:val="1"/>
+      <w:numFmt w:val="bullet"/>
+      <w:lvlText w:val=""/>
+      <w:lvlJc w:val="left"/>
+      <w:pPr>
+        <w:tabs>
+          <w:tab w:val="num" w:pos="5760"/>
+        </w:tabs>
+        <w:ind w:left="5760" w:hanging="360"/>
+      </w:pPr>
+      <w:rPr>
+        <w:rFonts w:ascii="Wingdings" w:hAnsi="Wingdings" w:hint="default"/>
+        <w:sz w:val="20"/>
+      </w:rPr>
+    </w:lvl>
+    <w:lvl w:ilvl="8" w:tentative="1">
+      <w:start w:val="1"/>
+      <w:numFmt w:val="bullet"/>
+      <w:lvlText w:val=""/>
+      <w:lvlJc w:val="left"/>
+      <w:pPr>
+        <w:tabs>
+          <w:tab w:val="num" w:pos="6480"/>
+        </w:tabs>
+        <w:ind w:left="6480" w:hanging="360"/>
+      </w:pPr>
+      <w:rPr>
+        <w:rFonts w:ascii="Wingdings" w:hAnsi="Wingdings" w:hint="default"/>
+        <w:sz w:val="20"/>
+      </w:rPr>
+    </w:lvl>
+  </w:abstractNum>
+  <w:abstractNum w:abstractNumId="4" w15:restartNumberingAfterBreak="0">
+    <w:nsid w:val="0F3E6CE2"/>
+    <w:multiLevelType w:val="multilevel"/>
+    <w:tmpl w:val="CE88C660"/>
+    <w:lvl w:ilvl="0">
+      <w:start w:val="1"/>
+      <w:numFmt w:val="bullet"/>
+      <w:lvlText w:val=""/>
+      <w:lvlJc w:val="left"/>
+      <w:pPr>
+        <w:tabs>
+          <w:tab w:val="num" w:pos="720"/>
+        </w:tabs>
+        <w:ind w:left="720" w:hanging="360"/>
+      </w:pPr>
+      <w:rPr>
+        <w:rFonts w:ascii="Symbol" w:hAnsi="Symbol" w:hint="default"/>
+        <w:sz w:val="20"/>
+      </w:rPr>
+    </w:lvl>
+    <w:lvl w:ilvl="1" w:tentative="1">
+      <w:start w:val="1"/>
+      <w:numFmt w:val="bullet"/>
+      <w:lvlText w:val="o"/>
+      <w:lvlJc w:val="left"/>
+      <w:pPr>
+        <w:tabs>
+          <w:tab w:val="num" w:pos="1440"/>
+        </w:tabs>
+        <w:ind w:left="1440" w:hanging="360"/>
+      </w:pPr>
+      <w:rPr>
+        <w:rFonts w:ascii="Courier New" w:hAnsi="Courier New" w:hint="default"/>
+        <w:sz w:val="20"/>
+      </w:rPr>
+    </w:lvl>
+    <w:lvl w:ilvl="2" w:tentative="1">
+      <w:start w:val="1"/>
+      <w:numFmt w:val="bullet"/>
+      <w:lvlText w:val=""/>
+      <w:lvlJc w:val="left"/>
+      <w:pPr>
+        <w:tabs>
+          <w:tab w:val="num" w:pos="2160"/>
+        </w:tabs>
+        <w:ind w:left="2160" w:hanging="360"/>
+      </w:pPr>
+      <w:rPr>
+        <w:rFonts w:ascii="Wingdings" w:hAnsi="Wingdings" w:hint="default"/>
+        <w:sz w:val="20"/>
+      </w:rPr>
+    </w:lvl>
+    <w:lvl w:ilvl="3" w:tentative="1">
+      <w:start w:val="1"/>
+      <w:numFmt w:val="bullet"/>
+      <w:lvlText w:val=""/>
+      <w:lvlJc w:val="left"/>
+      <w:pPr>
+        <w:tabs>
+          <w:tab w:val="num" w:pos="2880"/>
+        </w:tabs>
+        <w:ind w:left="2880" w:hanging="360"/>
+      </w:pPr>
+      <w:rPr>
+        <w:rFonts w:ascii="Wingdings" w:hAnsi="Wingdings" w:hint="default"/>
+        <w:sz w:val="20"/>
+      </w:rPr>
+    </w:lvl>
+    <w:lvl w:ilvl="4" w:tentative="1">
+      <w:start w:val="1"/>
+      <w:numFmt w:val="bullet"/>
+      <w:lvlText w:val=""/>
+      <w:lvlJc w:val="left"/>
+      <w:pPr>
+        <w:tabs>
+          <w:tab w:val="num" w:pos="3600"/>
+        </w:tabs>
+        <w:ind w:left="3600" w:hanging="360"/>
+      </w:pPr>
+      <w:rPr>
+        <w:rFonts w:ascii="Wingdings" w:hAnsi="Wingdings" w:hint="default"/>
+        <w:sz w:val="20"/>
+      </w:rPr>
+    </w:lvl>
+    <w:lvl w:ilvl="5" w:tentative="1">
+      <w:start w:val="1"/>
+      <w:numFmt w:val="bullet"/>
+      <w:lvlText w:val=""/>
+      <w:lvlJc w:val="left"/>
+      <w:pPr>
+        <w:tabs>
+          <w:tab w:val="num" w:pos="4320"/>
+        </w:tabs>
+        <w:ind w:left="4320" w:hanging="360"/>
+      </w:pPr>
+      <w:rPr>
+        <w:rFonts w:ascii="Wingdings" w:hAnsi="Wingdings" w:hint="default"/>
+        <w:sz w:val="20"/>
+      </w:rPr>
+    </w:lvl>
+    <w:lvl w:ilvl="6" w:tentative="1">
+      <w:start w:val="1"/>
+      <w:numFmt w:val="bullet"/>
+      <w:lvlText w:val=""/>
+      <w:lvlJc w:val="left"/>
+      <w:pPr>
+        <w:tabs>
+          <w:tab w:val="num" w:pos="5040"/>
+        </w:tabs>
+        <w:ind w:left="5040" w:hanging="360"/>
+      </w:pPr>
+      <w:rPr>
+        <w:rFonts w:ascii="Wingdings" w:hAnsi="Wingdings" w:hint="default"/>
+        <w:sz w:val="20"/>
+      </w:rPr>
+    </w:lvl>
+    <w:lvl w:ilvl="7" w:tentative="1">
+      <w:start w:val="1"/>
+      <w:numFmt w:val="bullet"/>
+      <w:lvlText w:val=""/>
+      <w:lvlJc w:val="left"/>
+      <w:pPr>
+        <w:tabs>
+          <w:tab w:val="num" w:pos="5760"/>
+        </w:tabs>
+        <w:ind w:left="5760" w:hanging="360"/>
+      </w:pPr>
+      <w:rPr>
+        <w:rFonts w:ascii="Wingdings" w:hAnsi="Wingdings" w:hint="default"/>
+        <w:sz w:val="20"/>
+      </w:rPr>
+    </w:lvl>
+    <w:lvl w:ilvl="8" w:tentative="1">
+      <w:start w:val="1"/>
+      <w:numFmt w:val="bullet"/>
+      <w:lvlText w:val=""/>
+      <w:lvlJc w:val="left"/>
+      <w:pPr>
+        <w:tabs>
+          <w:tab w:val="num" w:pos="6480"/>
+        </w:tabs>
+        <w:ind w:left="6480" w:hanging="360"/>
+      </w:pPr>
+      <w:rPr>
+        <w:rFonts w:ascii="Wingdings" w:hAnsi="Wingdings" w:hint="default"/>
+        <w:sz w:val="20"/>
+      </w:rPr>
+    </w:lvl>
+  </w:abstractNum>
+  <w:abstractNum w:abstractNumId="5" w15:restartNumberingAfterBreak="0">
+    <w:nsid w:val="1E196EE8"/>
+    <w:multiLevelType w:val="multilevel"/>
+    <w:tmpl w:val="236AF266"/>
+    <w:lvl w:ilvl="0">
+      <w:start w:val="1"/>
+      <w:numFmt w:val="bullet"/>
+      <w:lvlText w:val=""/>
+      <w:lvlJc w:val="left"/>
+      <w:pPr>
+        <w:tabs>
+          <w:tab w:val="num" w:pos="720"/>
+        </w:tabs>
+        <w:ind w:left="720" w:hanging="360"/>
+      </w:pPr>
+      <w:rPr>
+        <w:rFonts w:ascii="Symbol" w:hAnsi="Symbol" w:hint="default"/>
+        <w:sz w:val="20"/>
+      </w:rPr>
+    </w:lvl>
+    <w:lvl w:ilvl="1" w:tentative="1">
+      <w:start w:val="1"/>
+      <w:numFmt w:val="bullet"/>
+      <w:lvlText w:val="o"/>
+      <w:lvlJc w:val="left"/>
+      <w:pPr>
+        <w:tabs>
+          <w:tab w:val="num" w:pos="1440"/>
+        </w:tabs>
+        <w:ind w:left="1440" w:hanging="360"/>
+      </w:pPr>
+      <w:rPr>
+        <w:rFonts w:ascii="Courier New" w:hAnsi="Courier New" w:hint="default"/>
+        <w:sz w:val="20"/>
+      </w:rPr>
+    </w:lvl>
+    <w:lvl w:ilvl="2" w:tentative="1">
+      <w:start w:val="1"/>
+      <w:numFmt w:val="bullet"/>
+      <w:lvlText w:val=""/>
+      <w:lvlJc w:val="left"/>
+      <w:pPr>
+        <w:tabs>
+          <w:tab w:val="num" w:pos="2160"/>
+        </w:tabs>
+        <w:ind w:left="2160" w:hanging="360"/>
+      </w:pPr>
+      <w:rPr>
+        <w:rFonts w:ascii="Wingdings" w:hAnsi="Wingdings" w:hint="default"/>
+        <w:sz w:val="20"/>
+      </w:rPr>
+    </w:lvl>
+    <w:lvl w:ilvl="3" w:tentative="1">
+      <w:start w:val="1"/>
+      <w:numFmt w:val="bullet"/>
+      <w:lvlText w:val=""/>
+      <w:lvlJc w:val="left"/>
+      <w:pPr>
+        <w:tabs>
+          <w:tab w:val="num" w:pos="2880"/>
+        </w:tabs>
+        <w:ind w:left="2880" w:hanging="360"/>
+      </w:pPr>
+      <w:rPr>
+        <w:rFonts w:ascii="Wingdings" w:hAnsi="Wingdings" w:hint="default"/>
+        <w:sz w:val="20"/>
+      </w:rPr>
+    </w:lvl>
+    <w:lvl w:ilvl="4" w:tentative="1">
+      <w:start w:val="1"/>
+      <w:numFmt w:val="bullet"/>
+      <w:lvlText w:val=""/>
+      <w:lvlJc w:val="left"/>
+      <w:pPr>
+        <w:tabs>
+          <w:tab w:val="num" w:pos="3600"/>
+        </w:tabs>
+        <w:ind w:left="3600" w:hanging="360"/>
+      </w:pPr>
+      <w:rPr>
+        <w:rFonts w:ascii="Wingdings" w:hAnsi="Wingdings" w:hint="default"/>
+        <w:sz w:val="20"/>
+      </w:rPr>
+    </w:lvl>
+    <w:lvl w:ilvl="5" w:tentative="1">
+      <w:start w:val="1"/>
+      <w:numFmt w:val="bullet"/>
+      <w:lvlText w:val=""/>
+      <w:lvlJc w:val="left"/>
+      <w:pPr>
+        <w:tabs>
+          <w:tab w:val="num" w:pos="4320"/>
+        </w:tabs>
+        <w:ind w:left="4320" w:hanging="360"/>
+      </w:pPr>
+      <w:rPr>
+        <w:rFonts w:ascii="Wingdings" w:hAnsi="Wingdings" w:hint="default"/>
+        <w:sz w:val="20"/>
+      </w:rPr>
+    </w:lvl>
+    <w:lvl w:ilvl="6" w:tentative="1">
+      <w:start w:val="1"/>
+      <w:numFmt w:val="bullet"/>
+      <w:lvlText w:val=""/>
+      <w:lvlJc w:val="left"/>
+      <w:pPr>
+        <w:tabs>
+          <w:tab w:val="num" w:pos="5040"/>
+        </w:tabs>
+        <w:ind w:left="5040" w:hanging="360"/>
+      </w:pPr>
+      <w:rPr>
+        <w:rFonts w:ascii="Wingdings" w:hAnsi="Wingdings" w:hint="default"/>
+        <w:sz w:val="20"/>
+      </w:rPr>
+    </w:lvl>
+    <w:lvl w:ilvl="7" w:tentative="1">
+      <w:start w:val="1"/>
+      <w:numFmt w:val="bullet"/>
+      <w:lvlText w:val=""/>
+      <w:lvlJc w:val="left"/>
+      <w:pPr>
+        <w:tabs>
+          <w:tab w:val="num" w:pos="5760"/>
+        </w:tabs>
+        <w:ind w:left="5760" w:hanging="360"/>
+      </w:pPr>
+      <w:rPr>
+        <w:rFonts w:ascii="Wingdings" w:hAnsi="Wingdings" w:hint="default"/>
+        <w:sz w:val="20"/>
+      </w:rPr>
+    </w:lvl>
+    <w:lvl w:ilvl="8" w:tentative="1">
+      <w:start w:val="1"/>
+      <w:numFmt w:val="bullet"/>
+      <w:lvlText w:val=""/>
+      <w:lvlJc w:val="left"/>
+      <w:pPr>
+        <w:tabs>
+          <w:tab w:val="num" w:pos="6480"/>
+        </w:tabs>
+        <w:ind w:left="6480" w:hanging="360"/>
+      </w:pPr>
+      <w:rPr>
+        <w:rFonts w:ascii="Wingdings" w:hAnsi="Wingdings" w:hint="default"/>
+        <w:sz w:val="20"/>
+      </w:rPr>
+    </w:lvl>
+  </w:abstractNum>
+  <w:abstractNum w:abstractNumId="6" w15:restartNumberingAfterBreak="0">
+    <w:nsid w:val="2B366568"/>
+    <w:multiLevelType w:val="multilevel"/>
+    <w:tmpl w:val="198A1438"/>
+    <w:lvl w:ilvl="0">
+      <w:start w:val="1"/>
+      <w:numFmt w:val="bullet"/>
+      <w:lvlText w:val=""/>
+      <w:lvlJc w:val="left"/>
+      <w:pPr>
+        <w:tabs>
+          <w:tab w:val="num" w:pos="720"/>
+        </w:tabs>
+        <w:ind w:left="720" w:hanging="360"/>
+      </w:pPr>
+      <w:rPr>
+        <w:rFonts w:ascii="Symbol" w:hAnsi="Symbol" w:hint="default"/>
+        <w:sz w:val="20"/>
+      </w:rPr>
+    </w:lvl>
+    <w:lvl w:ilvl="1" w:tentative="1">
+      <w:start w:val="1"/>
+      <w:numFmt w:val="bullet"/>
+      <w:lvlText w:val="o"/>
+      <w:lvlJc w:val="left"/>
+      <w:pPr>
+        <w:tabs>
+          <w:tab w:val="num" w:pos="1440"/>
+        </w:tabs>
+        <w:ind w:left="1440" w:hanging="360"/>
+      </w:pPr>
+      <w:rPr>
+        <w:rFonts w:ascii="Courier New" w:hAnsi="Courier New" w:hint="default"/>
+        <w:sz w:val="20"/>
+      </w:rPr>
+    </w:lvl>
+    <w:lvl w:ilvl="2" w:tentative="1">
+      <w:start w:val="1"/>
+      <w:numFmt w:val="bullet"/>
+      <w:lvlText w:val=""/>
+      <w:lvlJc w:val="left"/>
+      <w:pPr>
+        <w:tabs>
+          <w:tab w:val="num" w:pos="2160"/>
+        </w:tabs>
+        <w:ind w:left="2160" w:hanging="360"/>
+      </w:pPr>
+      <w:rPr>
+        <w:rFonts w:ascii="Wingdings" w:hAnsi="Wingdings" w:hint="default"/>
+        <w:sz w:val="20"/>
+      </w:rPr>
+    </w:lvl>
+    <w:lvl w:ilvl="3" w:tentative="1">
+      <w:start w:val="1"/>
+      <w:numFmt w:val="bullet"/>
+      <w:lvlText w:val=""/>
+      <w:lvlJc w:val="left"/>
+      <w:pPr>
+        <w:tabs>
+          <w:tab w:val="num" w:pos="2880"/>
+        </w:tabs>
+        <w:ind w:left="2880" w:hanging="360"/>
+      </w:pPr>
+      <w:rPr>
+        <w:rFonts w:ascii="Wingdings" w:hAnsi="Wingdings" w:hint="default"/>
+        <w:sz w:val="20"/>
+      </w:rPr>
+    </w:lvl>
+    <w:lvl w:ilvl="4" w:tentative="1">
+      <w:start w:val="1"/>
+      <w:numFmt w:val="bullet"/>
+      <w:lvlText w:val=""/>
+      <w:lvlJc w:val="left"/>
+      <w:pPr>
+        <w:tabs>
+          <w:tab w:val="num" w:pos="3600"/>
+        </w:tabs>
+        <w:ind w:left="3600" w:hanging="360"/>
+      </w:pPr>
+      <w:rPr>
+        <w:rFonts w:ascii="Wingdings" w:hAnsi="Wingdings" w:hint="default"/>
+        <w:sz w:val="20"/>
+      </w:rPr>
+    </w:lvl>
+    <w:lvl w:ilvl="5" w:tentative="1">
+      <w:start w:val="1"/>
+      <w:numFmt w:val="bullet"/>
+      <w:lvlText w:val=""/>
+      <w:lvlJc w:val="left"/>
+      <w:pPr>
+        <w:tabs>
+          <w:tab w:val="num" w:pos="4320"/>
+        </w:tabs>
+        <w:ind w:left="4320" w:hanging="360"/>
+      </w:pPr>
+      <w:rPr>
+        <w:rFonts w:ascii="Wingdings" w:hAnsi="Wingdings" w:hint="default"/>
+        <w:sz w:val="20"/>
+      </w:rPr>
+    </w:lvl>
+    <w:lvl w:ilvl="6" w:tentative="1">
+      <w:start w:val="1"/>
+      <w:numFmt w:val="bullet"/>
+      <w:lvlText w:val=""/>
+      <w:lvlJc w:val="left"/>
+      <w:pPr>
+        <w:tabs>
+          <w:tab w:val="num" w:pos="5040"/>
+        </w:tabs>
+        <w:ind w:left="5040" w:hanging="360"/>
+      </w:pPr>
+      <w:rPr>
+        <w:rFonts w:ascii="Wingdings" w:hAnsi="Wingdings" w:hint="default"/>
+        <w:sz w:val="20"/>
+      </w:rPr>
+    </w:lvl>
+    <w:lvl w:ilvl="7" w:tentative="1">
+      <w:start w:val="1"/>
+      <w:numFmt w:val="bullet"/>
+      <w:lvlText w:val=""/>
+      <w:lvlJc w:val="left"/>
+      <w:pPr>
+        <w:tabs>
+          <w:tab w:val="num" w:pos="5760"/>
+        </w:tabs>
+        <w:ind w:left="5760" w:hanging="360"/>
+      </w:pPr>
+      <w:rPr>
+        <w:rFonts w:ascii="Wingdings" w:hAnsi="Wingdings" w:hint="default"/>
+        <w:sz w:val="20"/>
+      </w:rPr>
+    </w:lvl>
+    <w:lvl w:ilvl="8" w:tentative="1">
+      <w:start w:val="1"/>
+      <w:numFmt w:val="bullet"/>
+      <w:lvlText w:val=""/>
+      <w:lvlJc w:val="left"/>
+      <w:pPr>
+        <w:tabs>
+          <w:tab w:val="num" w:pos="6480"/>
+        </w:tabs>
+        <w:ind w:left="6480" w:hanging="360"/>
+      </w:pPr>
+      <w:rPr>
+        <w:rFonts w:ascii="Wingdings" w:hAnsi="Wingdings" w:hint="default"/>
+        <w:sz w:val="20"/>
+      </w:rPr>
+    </w:lvl>
+  </w:abstractNum>
+  <w:abstractNum w:abstractNumId="7" w15:restartNumberingAfterBreak="0">
+    <w:nsid w:val="2D426AE1"/>
+    <w:multiLevelType w:val="multilevel"/>
+    <w:tmpl w:val="FE82648E"/>
+    <w:lvl w:ilvl="0">
+      <w:start w:val="1"/>
+      <w:numFmt w:val="bullet"/>
+      <w:lvlText w:val=""/>
+      <w:lvlJc w:val="left"/>
+      <w:pPr>
+        <w:tabs>
+          <w:tab w:val="num" w:pos="720"/>
+        </w:tabs>
+        <w:ind w:left="720" w:hanging="360"/>
+      </w:pPr>
+      <w:rPr>
+        <w:rFonts w:ascii="Symbol" w:hAnsi="Symbol" w:hint="default"/>
+        <w:sz w:val="20"/>
+      </w:rPr>
+    </w:lvl>
+    <w:lvl w:ilvl="1" w:tentative="1">
+      <w:start w:val="1"/>
+      <w:numFmt w:val="bullet"/>
+      <w:lvlText w:val="o"/>
+      <w:lvlJc w:val="left"/>
+      <w:pPr>
+        <w:tabs>
+          <w:tab w:val="num" w:pos="1440"/>
+        </w:tabs>
+        <w:ind w:left="1440" w:hanging="360"/>
+      </w:pPr>
+      <w:rPr>
+        <w:rFonts w:ascii="Courier New" w:hAnsi="Courier New" w:hint="default"/>
+        <w:sz w:val="20"/>
+      </w:rPr>
+    </w:lvl>
+    <w:lvl w:ilvl="2" w:tentative="1">
+      <w:start w:val="1"/>
+      <w:numFmt w:val="bullet"/>
+      <w:lvlText w:val=""/>
+      <w:lvlJc w:val="left"/>
+      <w:pPr>
+        <w:tabs>
+          <w:tab w:val="num" w:pos="2160"/>
+        </w:tabs>
+        <w:ind w:left="2160" w:hanging="360"/>
+      </w:pPr>
+      <w:rPr>
+        <w:rFonts w:ascii="Wingdings" w:hAnsi="Wingdings" w:hint="default"/>
+        <w:sz w:val="20"/>
+      </w:rPr>
+    </w:lvl>
+    <w:lvl w:ilvl="3" w:tentative="1">
+      <w:start w:val="1"/>
+      <w:numFmt w:val="bullet"/>
+      <w:lvlText w:val=""/>
+      <w:lvlJc w:val="left"/>
+      <w:pPr>
+        <w:tabs>
+          <w:tab w:val="num" w:pos="2880"/>
+        </w:tabs>
+        <w:ind w:left="2880" w:hanging="360"/>
+      </w:pPr>
+      <w:rPr>
+        <w:rFonts w:ascii="Wingdings" w:hAnsi="Wingdings" w:hint="default"/>
+        <w:sz w:val="20"/>
+      </w:rPr>
+    </w:lvl>
+    <w:lvl w:ilvl="4" w:tentative="1">
+      <w:start w:val="1"/>
+      <w:numFmt w:val="bullet"/>
+      <w:lvlText w:val=""/>
+      <w:lvlJc w:val="left"/>
+      <w:pPr>
+        <w:tabs>
+          <w:tab w:val="num" w:pos="3600"/>
+        </w:tabs>
+        <w:ind w:left="3600" w:hanging="360"/>
+      </w:pPr>
+      <w:rPr>
+        <w:rFonts w:ascii="Wingdings" w:hAnsi="Wingdings" w:hint="default"/>
+        <w:sz w:val="20"/>
+      </w:rPr>
+    </w:lvl>
+    <w:lvl w:ilvl="5" w:tentative="1">
+      <w:start w:val="1"/>
+      <w:numFmt w:val="bullet"/>
+      <w:lvlText w:val=""/>
+      <w:lvlJc w:val="left"/>
+      <w:pPr>
+        <w:tabs>
+          <w:tab w:val="num" w:pos="4320"/>
+        </w:tabs>
+        <w:ind w:left="4320" w:hanging="360"/>
+      </w:pPr>
+      <w:rPr>
+        <w:rFonts w:ascii="Wingdings" w:hAnsi="Wingdings" w:hint="default"/>
+        <w:sz w:val="20"/>
+      </w:rPr>
+    </w:lvl>
+    <w:lvl w:ilvl="6" w:tentative="1">
+      <w:start w:val="1"/>
+      <w:numFmt w:val="bullet"/>
+      <w:lvlText w:val=""/>
+      <w:lvlJc w:val="left"/>
+      <w:pPr>
+        <w:tabs>
+          <w:tab w:val="num" w:pos="5040"/>
+        </w:tabs>
+        <w:ind w:left="5040" w:hanging="360"/>
+      </w:pPr>
+      <w:rPr>
+        <w:rFonts w:ascii="Wingdings" w:hAnsi="Wingdings" w:hint="default"/>
+        <w:sz w:val="20"/>
+      </w:rPr>
+    </w:lvl>
+    <w:lvl w:ilvl="7" w:tentative="1">
+      <w:start w:val="1"/>
+      <w:numFmt w:val="bullet"/>
+      <w:lvlText w:val=""/>
+      <w:lvlJc w:val="left"/>
+      <w:pPr>
+        <w:tabs>
+          <w:tab w:val="num" w:pos="5760"/>
+        </w:tabs>
+        <w:ind w:left="5760" w:hanging="360"/>
+      </w:pPr>
+      <w:rPr>
+        <w:rFonts w:ascii="Wingdings" w:hAnsi="Wingdings" w:hint="default"/>
+        <w:sz w:val="20"/>
+      </w:rPr>
+    </w:lvl>
+    <w:lvl w:ilvl="8" w:tentative="1">
+      <w:start w:val="1"/>
+      <w:numFmt w:val="bullet"/>
+      <w:lvlText w:val=""/>
+      <w:lvlJc w:val="left"/>
+      <w:pPr>
+        <w:tabs>
+          <w:tab w:val="num" w:pos="6480"/>
+        </w:tabs>
+        <w:ind w:left="6480" w:hanging="360"/>
+      </w:pPr>
+      <w:rPr>
+        <w:rFonts w:ascii="Wingdings" w:hAnsi="Wingdings" w:hint="default"/>
+        <w:sz w:val="20"/>
+      </w:rPr>
+    </w:lvl>
+  </w:abstractNum>
+  <w:abstractNum w:abstractNumId="8" w15:restartNumberingAfterBreak="0">
+    <w:nsid w:val="32EB0F7B"/>
+    <w:multiLevelType w:val="multilevel"/>
+    <w:tmpl w:val="2F60CA34"/>
+    <w:lvl w:ilvl="0">
+      <w:start w:val="1"/>
+      <w:numFmt w:val="bullet"/>
+      <w:lvlText w:val=""/>
+      <w:lvlJc w:val="left"/>
+      <w:pPr>
+        <w:tabs>
+          <w:tab w:val="num" w:pos="720"/>
+        </w:tabs>
+        <w:ind w:left="720" w:hanging="360"/>
+      </w:pPr>
+      <w:rPr>
+        <w:rFonts w:ascii="Symbol" w:hAnsi="Symbol" w:hint="default"/>
+        <w:sz w:val="20"/>
+      </w:rPr>
+    </w:lvl>
+    <w:lvl w:ilvl="1" w:tentative="1">
+      <w:start w:val="1"/>
+      <w:numFmt w:val="bullet"/>
+      <w:lvlText w:val="o"/>
+      <w:lvlJc w:val="left"/>
+      <w:pPr>
+        <w:tabs>
+          <w:tab w:val="num" w:pos="1440"/>
+        </w:tabs>
+        <w:ind w:left="1440" w:hanging="360"/>
+      </w:pPr>
+      <w:rPr>
+        <w:rFonts w:ascii="Courier New" w:hAnsi="Courier New" w:hint="default"/>
+        <w:sz w:val="20"/>
+      </w:rPr>
+    </w:lvl>
+    <w:lvl w:ilvl="2" w:tentative="1">
+      <w:start w:val="1"/>
+      <w:numFmt w:val="bullet"/>
+      <w:lvlText w:val=""/>
+      <w:lvlJc w:val="left"/>
+      <w:pPr>
+        <w:tabs>
+          <w:tab w:val="num" w:pos="2160"/>
+        </w:tabs>
+        <w:ind w:left="2160" w:hanging="360"/>
+      </w:pPr>
+      <w:rPr>
+        <w:rFonts w:ascii="Wingdings" w:hAnsi="Wingdings" w:hint="default"/>
+        <w:sz w:val="20"/>
+      </w:rPr>
+    </w:lvl>
+    <w:lvl w:ilvl="3" w:tentative="1">
+      <w:start w:val="1"/>
+      <w:numFmt w:val="bullet"/>
+      <w:lvlText w:val=""/>
+      <w:lvlJc w:val="left"/>
+      <w:pPr>
+        <w:tabs>
+          <w:tab w:val="num" w:pos="2880"/>
+        </w:tabs>
+        <w:ind w:left="2880" w:hanging="360"/>
+      </w:pPr>
+      <w:rPr>
+        <w:rFonts w:ascii="Wingdings" w:hAnsi="Wingdings" w:hint="default"/>
+        <w:sz w:val="20"/>
+      </w:rPr>
+    </w:lvl>
+    <w:lvl w:ilvl="4" w:tentative="1">
+      <w:start w:val="1"/>
+      <w:numFmt w:val="bullet"/>
+      <w:lvlText w:val=""/>
+      <w:lvlJc w:val="left"/>
+      <w:pPr>
+        <w:tabs>
+          <w:tab w:val="num" w:pos="3600"/>
+        </w:tabs>
+        <w:ind w:left="3600" w:hanging="360"/>
+      </w:pPr>
+      <w:rPr>
+        <w:rFonts w:ascii="Wingdings" w:hAnsi="Wingdings" w:hint="default"/>
+        <w:sz w:val="20"/>
+      </w:rPr>
+    </w:lvl>
+    <w:lvl w:ilvl="5" w:tentative="1">
+      <w:start w:val="1"/>
+      <w:numFmt w:val="bullet"/>
+      <w:lvlText w:val=""/>
+      <w:lvlJc w:val="left"/>
+      <w:pPr>
+        <w:tabs>
+          <w:tab w:val="num" w:pos="4320"/>
+        </w:tabs>
+        <w:ind w:left="4320" w:hanging="360"/>
+      </w:pPr>
+      <w:rPr>
+        <w:rFonts w:ascii="Wingdings" w:hAnsi="Wingdings" w:hint="default"/>
+        <w:sz w:val="20"/>
+      </w:rPr>
+    </w:lvl>
+    <w:lvl w:ilvl="6" w:tentative="1">
+      <w:start w:val="1"/>
+      <w:numFmt w:val="bullet"/>
+      <w:lvlText w:val=""/>
+      <w:lvlJc w:val="left"/>
+      <w:pPr>
+        <w:tabs>
+          <w:tab w:val="num" w:pos="5040"/>
+        </w:tabs>
+        <w:ind w:left="5040" w:hanging="360"/>
+      </w:pPr>
+      <w:rPr>
+        <w:rFonts w:ascii="Wingdings" w:hAnsi="Wingdings" w:hint="default"/>
+        <w:sz w:val="20"/>
+      </w:rPr>
+    </w:lvl>
+    <w:lvl w:ilvl="7" w:tentative="1">
+      <w:start w:val="1"/>
+      <w:numFmt w:val="bullet"/>
+      <w:lvlText w:val=""/>
+      <w:lvlJc w:val="left"/>
+      <w:pPr>
+        <w:tabs>
+          <w:tab w:val="num" w:pos="5760"/>
+        </w:tabs>
+        <w:ind w:left="5760" w:hanging="360"/>
+      </w:pPr>
+      <w:rPr>
+        <w:rFonts w:ascii="Wingdings" w:hAnsi="Wingdings" w:hint="default"/>
+        <w:sz w:val="20"/>
+      </w:rPr>
+    </w:lvl>
+    <w:lvl w:ilvl="8" w:tentative="1">
+      <w:start w:val="1"/>
+      <w:numFmt w:val="bullet"/>
+      <w:lvlText w:val=""/>
+      <w:lvlJc w:val="left"/>
+      <w:pPr>
+        <w:tabs>
+          <w:tab w:val="num" w:pos="6480"/>
+        </w:tabs>
+        <w:ind w:left="6480" w:hanging="360"/>
+      </w:pPr>
+      <w:rPr>
+        <w:rFonts w:ascii="Wingdings" w:hAnsi="Wingdings" w:hint="default"/>
+        <w:sz w:val="20"/>
+      </w:rPr>
+    </w:lvl>
+  </w:abstractNum>
+  <w:abstractNum w:abstractNumId="9" w15:restartNumberingAfterBreak="0">
     <w:nsid w:val="405F4100"/>
     <w:multiLevelType w:val="multilevel"/>
     <w:tmpl w:val="C992652E"/>
@@ -2132,11 +7889,1063 @@
       </w:rPr>
     </w:lvl>
   </w:abstractNum>
+  <w:abstractNum w:abstractNumId="10" w15:restartNumberingAfterBreak="0">
+    <w:nsid w:val="44BC1988"/>
+    <w:multiLevelType w:val="multilevel"/>
+    <w:tmpl w:val="5928E012"/>
+    <w:lvl w:ilvl="0">
+      <w:start w:val="1"/>
+      <w:numFmt w:val="decimal"/>
+      <w:lvlText w:val="%1."/>
+      <w:lvlJc w:val="left"/>
+      <w:pPr>
+        <w:tabs>
+          <w:tab w:val="num" w:pos="720"/>
+        </w:tabs>
+        <w:ind w:left="720" w:hanging="360"/>
+      </w:pPr>
+    </w:lvl>
+    <w:lvl w:ilvl="1" w:tentative="1">
+      <w:start w:val="1"/>
+      <w:numFmt w:val="decimal"/>
+      <w:lvlText w:val="%2."/>
+      <w:lvlJc w:val="left"/>
+      <w:pPr>
+        <w:tabs>
+          <w:tab w:val="num" w:pos="1440"/>
+        </w:tabs>
+        <w:ind w:left="1440" w:hanging="360"/>
+      </w:pPr>
+    </w:lvl>
+    <w:lvl w:ilvl="2" w:tentative="1">
+      <w:start w:val="1"/>
+      <w:numFmt w:val="decimal"/>
+      <w:lvlText w:val="%3."/>
+      <w:lvlJc w:val="left"/>
+      <w:pPr>
+        <w:tabs>
+          <w:tab w:val="num" w:pos="2160"/>
+        </w:tabs>
+        <w:ind w:left="2160" w:hanging="360"/>
+      </w:pPr>
+    </w:lvl>
+    <w:lvl w:ilvl="3" w:tentative="1">
+      <w:start w:val="1"/>
+      <w:numFmt w:val="decimal"/>
+      <w:lvlText w:val="%4."/>
+      <w:lvlJc w:val="left"/>
+      <w:pPr>
+        <w:tabs>
+          <w:tab w:val="num" w:pos="2880"/>
+        </w:tabs>
+        <w:ind w:left="2880" w:hanging="360"/>
+      </w:pPr>
+    </w:lvl>
+    <w:lvl w:ilvl="4" w:tentative="1">
+      <w:start w:val="1"/>
+      <w:numFmt w:val="decimal"/>
+      <w:lvlText w:val="%5."/>
+      <w:lvlJc w:val="left"/>
+      <w:pPr>
+        <w:tabs>
+          <w:tab w:val="num" w:pos="3600"/>
+        </w:tabs>
+        <w:ind w:left="3600" w:hanging="360"/>
+      </w:pPr>
+    </w:lvl>
+    <w:lvl w:ilvl="5" w:tentative="1">
+      <w:start w:val="1"/>
+      <w:numFmt w:val="decimal"/>
+      <w:lvlText w:val="%6."/>
+      <w:lvlJc w:val="left"/>
+      <w:pPr>
+        <w:tabs>
+          <w:tab w:val="num" w:pos="4320"/>
+        </w:tabs>
+        <w:ind w:left="4320" w:hanging="360"/>
+      </w:pPr>
+    </w:lvl>
+    <w:lvl w:ilvl="6" w:tentative="1">
+      <w:start w:val="1"/>
+      <w:numFmt w:val="decimal"/>
+      <w:lvlText w:val="%7."/>
+      <w:lvlJc w:val="left"/>
+      <w:pPr>
+        <w:tabs>
+          <w:tab w:val="num" w:pos="5040"/>
+        </w:tabs>
+        <w:ind w:left="5040" w:hanging="360"/>
+      </w:pPr>
+    </w:lvl>
+    <w:lvl w:ilvl="7" w:tentative="1">
+      <w:start w:val="1"/>
+      <w:numFmt w:val="decimal"/>
+      <w:lvlText w:val="%8."/>
+      <w:lvlJc w:val="left"/>
+      <w:pPr>
+        <w:tabs>
+          <w:tab w:val="num" w:pos="5760"/>
+        </w:tabs>
+        <w:ind w:left="5760" w:hanging="360"/>
+      </w:pPr>
+    </w:lvl>
+    <w:lvl w:ilvl="8" w:tentative="1">
+      <w:start w:val="1"/>
+      <w:numFmt w:val="decimal"/>
+      <w:lvlText w:val="%9."/>
+      <w:lvlJc w:val="left"/>
+      <w:pPr>
+        <w:tabs>
+          <w:tab w:val="num" w:pos="6480"/>
+        </w:tabs>
+        <w:ind w:left="6480" w:hanging="360"/>
+      </w:pPr>
+    </w:lvl>
+  </w:abstractNum>
+  <w:abstractNum w:abstractNumId="11" w15:restartNumberingAfterBreak="0">
+    <w:nsid w:val="5BD950E4"/>
+    <w:multiLevelType w:val="multilevel"/>
+    <w:tmpl w:val="0FFA6A30"/>
+    <w:lvl w:ilvl="0">
+      <w:start w:val="1"/>
+      <w:numFmt w:val="bullet"/>
+      <w:lvlText w:val=""/>
+      <w:lvlJc w:val="left"/>
+      <w:pPr>
+        <w:tabs>
+          <w:tab w:val="num" w:pos="720"/>
+        </w:tabs>
+        <w:ind w:left="720" w:hanging="360"/>
+      </w:pPr>
+      <w:rPr>
+        <w:rFonts w:ascii="Symbol" w:hAnsi="Symbol" w:hint="default"/>
+        <w:sz w:val="20"/>
+      </w:rPr>
+    </w:lvl>
+    <w:lvl w:ilvl="1" w:tentative="1">
+      <w:start w:val="1"/>
+      <w:numFmt w:val="bullet"/>
+      <w:lvlText w:val="o"/>
+      <w:lvlJc w:val="left"/>
+      <w:pPr>
+        <w:tabs>
+          <w:tab w:val="num" w:pos="1440"/>
+        </w:tabs>
+        <w:ind w:left="1440" w:hanging="360"/>
+      </w:pPr>
+      <w:rPr>
+        <w:rFonts w:ascii="Courier New" w:hAnsi="Courier New" w:hint="default"/>
+        <w:sz w:val="20"/>
+      </w:rPr>
+    </w:lvl>
+    <w:lvl w:ilvl="2" w:tentative="1">
+      <w:start w:val="1"/>
+      <w:numFmt w:val="bullet"/>
+      <w:lvlText w:val=""/>
+      <w:lvlJc w:val="left"/>
+      <w:pPr>
+        <w:tabs>
+          <w:tab w:val="num" w:pos="2160"/>
+        </w:tabs>
+        <w:ind w:left="2160" w:hanging="360"/>
+      </w:pPr>
+      <w:rPr>
+        <w:rFonts w:ascii="Wingdings" w:hAnsi="Wingdings" w:hint="default"/>
+        <w:sz w:val="20"/>
+      </w:rPr>
+    </w:lvl>
+    <w:lvl w:ilvl="3" w:tentative="1">
+      <w:start w:val="1"/>
+      <w:numFmt w:val="bullet"/>
+      <w:lvlText w:val=""/>
+      <w:lvlJc w:val="left"/>
+      <w:pPr>
+        <w:tabs>
+          <w:tab w:val="num" w:pos="2880"/>
+        </w:tabs>
+        <w:ind w:left="2880" w:hanging="360"/>
+      </w:pPr>
+      <w:rPr>
+        <w:rFonts w:ascii="Wingdings" w:hAnsi="Wingdings" w:hint="default"/>
+        <w:sz w:val="20"/>
+      </w:rPr>
+    </w:lvl>
+    <w:lvl w:ilvl="4" w:tentative="1">
+      <w:start w:val="1"/>
+      <w:numFmt w:val="bullet"/>
+      <w:lvlText w:val=""/>
+      <w:lvlJc w:val="left"/>
+      <w:pPr>
+        <w:tabs>
+          <w:tab w:val="num" w:pos="3600"/>
+        </w:tabs>
+        <w:ind w:left="3600" w:hanging="360"/>
+      </w:pPr>
+      <w:rPr>
+        <w:rFonts w:ascii="Wingdings" w:hAnsi="Wingdings" w:hint="default"/>
+        <w:sz w:val="20"/>
+      </w:rPr>
+    </w:lvl>
+    <w:lvl w:ilvl="5" w:tentative="1">
+      <w:start w:val="1"/>
+      <w:numFmt w:val="bullet"/>
+      <w:lvlText w:val=""/>
+      <w:lvlJc w:val="left"/>
+      <w:pPr>
+        <w:tabs>
+          <w:tab w:val="num" w:pos="4320"/>
+        </w:tabs>
+        <w:ind w:left="4320" w:hanging="360"/>
+      </w:pPr>
+      <w:rPr>
+        <w:rFonts w:ascii="Wingdings" w:hAnsi="Wingdings" w:hint="default"/>
+        <w:sz w:val="20"/>
+      </w:rPr>
+    </w:lvl>
+    <w:lvl w:ilvl="6" w:tentative="1">
+      <w:start w:val="1"/>
+      <w:numFmt w:val="bullet"/>
+      <w:lvlText w:val=""/>
+      <w:lvlJc w:val="left"/>
+      <w:pPr>
+        <w:tabs>
+          <w:tab w:val="num" w:pos="5040"/>
+        </w:tabs>
+        <w:ind w:left="5040" w:hanging="360"/>
+      </w:pPr>
+      <w:rPr>
+        <w:rFonts w:ascii="Wingdings" w:hAnsi="Wingdings" w:hint="default"/>
+        <w:sz w:val="20"/>
+      </w:rPr>
+    </w:lvl>
+    <w:lvl w:ilvl="7" w:tentative="1">
+      <w:start w:val="1"/>
+      <w:numFmt w:val="bullet"/>
+      <w:lvlText w:val=""/>
+      <w:lvlJc w:val="left"/>
+      <w:pPr>
+        <w:tabs>
+          <w:tab w:val="num" w:pos="5760"/>
+        </w:tabs>
+        <w:ind w:left="5760" w:hanging="360"/>
+      </w:pPr>
+      <w:rPr>
+        <w:rFonts w:ascii="Wingdings" w:hAnsi="Wingdings" w:hint="default"/>
+        <w:sz w:val="20"/>
+      </w:rPr>
+    </w:lvl>
+    <w:lvl w:ilvl="8" w:tentative="1">
+      <w:start w:val="1"/>
+      <w:numFmt w:val="bullet"/>
+      <w:lvlText w:val=""/>
+      <w:lvlJc w:val="left"/>
+      <w:pPr>
+        <w:tabs>
+          <w:tab w:val="num" w:pos="6480"/>
+        </w:tabs>
+        <w:ind w:left="6480" w:hanging="360"/>
+      </w:pPr>
+      <w:rPr>
+        <w:rFonts w:ascii="Wingdings" w:hAnsi="Wingdings" w:hint="default"/>
+        <w:sz w:val="20"/>
+      </w:rPr>
+    </w:lvl>
+  </w:abstractNum>
+  <w:abstractNum w:abstractNumId="12" w15:restartNumberingAfterBreak="0">
+    <w:nsid w:val="63DF20DD"/>
+    <w:multiLevelType w:val="multilevel"/>
+    <w:tmpl w:val="DDFEF082"/>
+    <w:lvl w:ilvl="0">
+      <w:start w:val="1"/>
+      <w:numFmt w:val="bullet"/>
+      <w:lvlText w:val=""/>
+      <w:lvlJc w:val="left"/>
+      <w:pPr>
+        <w:tabs>
+          <w:tab w:val="num" w:pos="720"/>
+        </w:tabs>
+        <w:ind w:left="720" w:hanging="360"/>
+      </w:pPr>
+      <w:rPr>
+        <w:rFonts w:ascii="Symbol" w:hAnsi="Symbol" w:hint="default"/>
+        <w:sz w:val="20"/>
+      </w:rPr>
+    </w:lvl>
+    <w:lvl w:ilvl="1" w:tentative="1">
+      <w:start w:val="1"/>
+      <w:numFmt w:val="bullet"/>
+      <w:lvlText w:val="o"/>
+      <w:lvlJc w:val="left"/>
+      <w:pPr>
+        <w:tabs>
+          <w:tab w:val="num" w:pos="1440"/>
+        </w:tabs>
+        <w:ind w:left="1440" w:hanging="360"/>
+      </w:pPr>
+      <w:rPr>
+        <w:rFonts w:ascii="Courier New" w:hAnsi="Courier New" w:hint="default"/>
+        <w:sz w:val="20"/>
+      </w:rPr>
+    </w:lvl>
+    <w:lvl w:ilvl="2" w:tentative="1">
+      <w:start w:val="1"/>
+      <w:numFmt w:val="bullet"/>
+      <w:lvlText w:val=""/>
+      <w:lvlJc w:val="left"/>
+      <w:pPr>
+        <w:tabs>
+          <w:tab w:val="num" w:pos="2160"/>
+        </w:tabs>
+        <w:ind w:left="2160" w:hanging="360"/>
+      </w:pPr>
+      <w:rPr>
+        <w:rFonts w:ascii="Wingdings" w:hAnsi="Wingdings" w:hint="default"/>
+        <w:sz w:val="20"/>
+      </w:rPr>
+    </w:lvl>
+    <w:lvl w:ilvl="3" w:tentative="1">
+      <w:start w:val="1"/>
+      <w:numFmt w:val="bullet"/>
+      <w:lvlText w:val=""/>
+      <w:lvlJc w:val="left"/>
+      <w:pPr>
+        <w:tabs>
+          <w:tab w:val="num" w:pos="2880"/>
+        </w:tabs>
+        <w:ind w:left="2880" w:hanging="360"/>
+      </w:pPr>
+      <w:rPr>
+        <w:rFonts w:ascii="Wingdings" w:hAnsi="Wingdings" w:hint="default"/>
+        <w:sz w:val="20"/>
+      </w:rPr>
+    </w:lvl>
+    <w:lvl w:ilvl="4" w:tentative="1">
+      <w:start w:val="1"/>
+      <w:numFmt w:val="bullet"/>
+      <w:lvlText w:val=""/>
+      <w:lvlJc w:val="left"/>
+      <w:pPr>
+        <w:tabs>
+          <w:tab w:val="num" w:pos="3600"/>
+        </w:tabs>
+        <w:ind w:left="3600" w:hanging="360"/>
+      </w:pPr>
+      <w:rPr>
+        <w:rFonts w:ascii="Wingdings" w:hAnsi="Wingdings" w:hint="default"/>
+        <w:sz w:val="20"/>
+      </w:rPr>
+    </w:lvl>
+    <w:lvl w:ilvl="5" w:tentative="1">
+      <w:start w:val="1"/>
+      <w:numFmt w:val="bullet"/>
+      <w:lvlText w:val=""/>
+      <w:lvlJc w:val="left"/>
+      <w:pPr>
+        <w:tabs>
+          <w:tab w:val="num" w:pos="4320"/>
+        </w:tabs>
+        <w:ind w:left="4320" w:hanging="360"/>
+      </w:pPr>
+      <w:rPr>
+        <w:rFonts w:ascii="Wingdings" w:hAnsi="Wingdings" w:hint="default"/>
+        <w:sz w:val="20"/>
+      </w:rPr>
+    </w:lvl>
+    <w:lvl w:ilvl="6" w:tentative="1">
+      <w:start w:val="1"/>
+      <w:numFmt w:val="bullet"/>
+      <w:lvlText w:val=""/>
+      <w:lvlJc w:val="left"/>
+      <w:pPr>
+        <w:tabs>
+          <w:tab w:val="num" w:pos="5040"/>
+        </w:tabs>
+        <w:ind w:left="5040" w:hanging="360"/>
+      </w:pPr>
+      <w:rPr>
+        <w:rFonts w:ascii="Wingdings" w:hAnsi="Wingdings" w:hint="default"/>
+        <w:sz w:val="20"/>
+      </w:rPr>
+    </w:lvl>
+    <w:lvl w:ilvl="7" w:tentative="1">
+      <w:start w:val="1"/>
+      <w:numFmt w:val="bullet"/>
+      <w:lvlText w:val=""/>
+      <w:lvlJc w:val="left"/>
+      <w:pPr>
+        <w:tabs>
+          <w:tab w:val="num" w:pos="5760"/>
+        </w:tabs>
+        <w:ind w:left="5760" w:hanging="360"/>
+      </w:pPr>
+      <w:rPr>
+        <w:rFonts w:ascii="Wingdings" w:hAnsi="Wingdings" w:hint="default"/>
+        <w:sz w:val="20"/>
+      </w:rPr>
+    </w:lvl>
+    <w:lvl w:ilvl="8" w:tentative="1">
+      <w:start w:val="1"/>
+      <w:numFmt w:val="bullet"/>
+      <w:lvlText w:val=""/>
+      <w:lvlJc w:val="left"/>
+      <w:pPr>
+        <w:tabs>
+          <w:tab w:val="num" w:pos="6480"/>
+        </w:tabs>
+        <w:ind w:left="6480" w:hanging="360"/>
+      </w:pPr>
+      <w:rPr>
+        <w:rFonts w:ascii="Wingdings" w:hAnsi="Wingdings" w:hint="default"/>
+        <w:sz w:val="20"/>
+      </w:rPr>
+    </w:lvl>
+  </w:abstractNum>
+  <w:abstractNum w:abstractNumId="13" w15:restartNumberingAfterBreak="0">
+    <w:nsid w:val="67C82DF1"/>
+    <w:multiLevelType w:val="multilevel"/>
+    <w:tmpl w:val="5FEE8134"/>
+    <w:lvl w:ilvl="0">
+      <w:start w:val="1"/>
+      <w:numFmt w:val="bullet"/>
+      <w:lvlText w:val=""/>
+      <w:lvlJc w:val="left"/>
+      <w:pPr>
+        <w:tabs>
+          <w:tab w:val="num" w:pos="720"/>
+        </w:tabs>
+        <w:ind w:left="720" w:hanging="360"/>
+      </w:pPr>
+      <w:rPr>
+        <w:rFonts w:ascii="Symbol" w:hAnsi="Symbol" w:hint="default"/>
+        <w:sz w:val="20"/>
+      </w:rPr>
+    </w:lvl>
+    <w:lvl w:ilvl="1" w:tentative="1">
+      <w:start w:val="1"/>
+      <w:numFmt w:val="bullet"/>
+      <w:lvlText w:val="o"/>
+      <w:lvlJc w:val="left"/>
+      <w:pPr>
+        <w:tabs>
+          <w:tab w:val="num" w:pos="1440"/>
+        </w:tabs>
+        <w:ind w:left="1440" w:hanging="360"/>
+      </w:pPr>
+      <w:rPr>
+        <w:rFonts w:ascii="Courier New" w:hAnsi="Courier New" w:hint="default"/>
+        <w:sz w:val="20"/>
+      </w:rPr>
+    </w:lvl>
+    <w:lvl w:ilvl="2" w:tentative="1">
+      <w:start w:val="1"/>
+      <w:numFmt w:val="bullet"/>
+      <w:lvlText w:val=""/>
+      <w:lvlJc w:val="left"/>
+      <w:pPr>
+        <w:tabs>
+          <w:tab w:val="num" w:pos="2160"/>
+        </w:tabs>
+        <w:ind w:left="2160" w:hanging="360"/>
+      </w:pPr>
+      <w:rPr>
+        <w:rFonts w:ascii="Wingdings" w:hAnsi="Wingdings" w:hint="default"/>
+        <w:sz w:val="20"/>
+      </w:rPr>
+    </w:lvl>
+    <w:lvl w:ilvl="3" w:tentative="1">
+      <w:start w:val="1"/>
+      <w:numFmt w:val="bullet"/>
+      <w:lvlText w:val=""/>
+      <w:lvlJc w:val="left"/>
+      <w:pPr>
+        <w:tabs>
+          <w:tab w:val="num" w:pos="2880"/>
+        </w:tabs>
+        <w:ind w:left="2880" w:hanging="360"/>
+      </w:pPr>
+      <w:rPr>
+        <w:rFonts w:ascii="Wingdings" w:hAnsi="Wingdings" w:hint="default"/>
+        <w:sz w:val="20"/>
+      </w:rPr>
+    </w:lvl>
+    <w:lvl w:ilvl="4" w:tentative="1">
+      <w:start w:val="1"/>
+      <w:numFmt w:val="bullet"/>
+      <w:lvlText w:val=""/>
+      <w:lvlJc w:val="left"/>
+      <w:pPr>
+        <w:tabs>
+          <w:tab w:val="num" w:pos="3600"/>
+        </w:tabs>
+        <w:ind w:left="3600" w:hanging="360"/>
+      </w:pPr>
+      <w:rPr>
+        <w:rFonts w:ascii="Wingdings" w:hAnsi="Wingdings" w:hint="default"/>
+        <w:sz w:val="20"/>
+      </w:rPr>
+    </w:lvl>
+    <w:lvl w:ilvl="5" w:tentative="1">
+      <w:start w:val="1"/>
+      <w:numFmt w:val="bullet"/>
+      <w:lvlText w:val=""/>
+      <w:lvlJc w:val="left"/>
+      <w:pPr>
+        <w:tabs>
+          <w:tab w:val="num" w:pos="4320"/>
+        </w:tabs>
+        <w:ind w:left="4320" w:hanging="360"/>
+      </w:pPr>
+      <w:rPr>
+        <w:rFonts w:ascii="Wingdings" w:hAnsi="Wingdings" w:hint="default"/>
+        <w:sz w:val="20"/>
+      </w:rPr>
+    </w:lvl>
+    <w:lvl w:ilvl="6" w:tentative="1">
+      <w:start w:val="1"/>
+      <w:numFmt w:val="bullet"/>
+      <w:lvlText w:val=""/>
+      <w:lvlJc w:val="left"/>
+      <w:pPr>
+        <w:tabs>
+          <w:tab w:val="num" w:pos="5040"/>
+        </w:tabs>
+        <w:ind w:left="5040" w:hanging="360"/>
+      </w:pPr>
+      <w:rPr>
+        <w:rFonts w:ascii="Wingdings" w:hAnsi="Wingdings" w:hint="default"/>
+        <w:sz w:val="20"/>
+      </w:rPr>
+    </w:lvl>
+    <w:lvl w:ilvl="7" w:tentative="1">
+      <w:start w:val="1"/>
+      <w:numFmt w:val="bullet"/>
+      <w:lvlText w:val=""/>
+      <w:lvlJc w:val="left"/>
+      <w:pPr>
+        <w:tabs>
+          <w:tab w:val="num" w:pos="5760"/>
+        </w:tabs>
+        <w:ind w:left="5760" w:hanging="360"/>
+      </w:pPr>
+      <w:rPr>
+        <w:rFonts w:ascii="Wingdings" w:hAnsi="Wingdings" w:hint="default"/>
+        <w:sz w:val="20"/>
+      </w:rPr>
+    </w:lvl>
+    <w:lvl w:ilvl="8" w:tentative="1">
+      <w:start w:val="1"/>
+      <w:numFmt w:val="bullet"/>
+      <w:lvlText w:val=""/>
+      <w:lvlJc w:val="left"/>
+      <w:pPr>
+        <w:tabs>
+          <w:tab w:val="num" w:pos="6480"/>
+        </w:tabs>
+        <w:ind w:left="6480" w:hanging="360"/>
+      </w:pPr>
+      <w:rPr>
+        <w:rFonts w:ascii="Wingdings" w:hAnsi="Wingdings" w:hint="default"/>
+        <w:sz w:val="20"/>
+      </w:rPr>
+    </w:lvl>
+  </w:abstractNum>
+  <w:abstractNum w:abstractNumId="14" w15:restartNumberingAfterBreak="0">
+    <w:nsid w:val="688E5A02"/>
+    <w:multiLevelType w:val="multilevel"/>
+    <w:tmpl w:val="8EBA052C"/>
+    <w:lvl w:ilvl="0">
+      <w:start w:val="1"/>
+      <w:numFmt w:val="bullet"/>
+      <w:lvlText w:val=""/>
+      <w:lvlJc w:val="left"/>
+      <w:pPr>
+        <w:tabs>
+          <w:tab w:val="num" w:pos="720"/>
+        </w:tabs>
+        <w:ind w:left="720" w:hanging="360"/>
+      </w:pPr>
+      <w:rPr>
+        <w:rFonts w:ascii="Symbol" w:hAnsi="Symbol" w:hint="default"/>
+        <w:sz w:val="20"/>
+      </w:rPr>
+    </w:lvl>
+    <w:lvl w:ilvl="1" w:tentative="1">
+      <w:start w:val="1"/>
+      <w:numFmt w:val="bullet"/>
+      <w:lvlText w:val="o"/>
+      <w:lvlJc w:val="left"/>
+      <w:pPr>
+        <w:tabs>
+          <w:tab w:val="num" w:pos="1440"/>
+        </w:tabs>
+        <w:ind w:left="1440" w:hanging="360"/>
+      </w:pPr>
+      <w:rPr>
+        <w:rFonts w:ascii="Courier New" w:hAnsi="Courier New" w:hint="default"/>
+        <w:sz w:val="20"/>
+      </w:rPr>
+    </w:lvl>
+    <w:lvl w:ilvl="2" w:tentative="1">
+      <w:start w:val="1"/>
+      <w:numFmt w:val="bullet"/>
+      <w:lvlText w:val=""/>
+      <w:lvlJc w:val="left"/>
+      <w:pPr>
+        <w:tabs>
+          <w:tab w:val="num" w:pos="2160"/>
+        </w:tabs>
+        <w:ind w:left="2160" w:hanging="360"/>
+      </w:pPr>
+      <w:rPr>
+        <w:rFonts w:ascii="Wingdings" w:hAnsi="Wingdings" w:hint="default"/>
+        <w:sz w:val="20"/>
+      </w:rPr>
+    </w:lvl>
+    <w:lvl w:ilvl="3" w:tentative="1">
+      <w:start w:val="1"/>
+      <w:numFmt w:val="bullet"/>
+      <w:lvlText w:val=""/>
+      <w:lvlJc w:val="left"/>
+      <w:pPr>
+        <w:tabs>
+          <w:tab w:val="num" w:pos="2880"/>
+        </w:tabs>
+        <w:ind w:left="2880" w:hanging="360"/>
+      </w:pPr>
+      <w:rPr>
+        <w:rFonts w:ascii="Wingdings" w:hAnsi="Wingdings" w:hint="default"/>
+        <w:sz w:val="20"/>
+      </w:rPr>
+    </w:lvl>
+    <w:lvl w:ilvl="4" w:tentative="1">
+      <w:start w:val="1"/>
+      <w:numFmt w:val="bullet"/>
+      <w:lvlText w:val=""/>
+      <w:lvlJc w:val="left"/>
+      <w:pPr>
+        <w:tabs>
+          <w:tab w:val="num" w:pos="3600"/>
+        </w:tabs>
+        <w:ind w:left="3600" w:hanging="360"/>
+      </w:pPr>
+      <w:rPr>
+        <w:rFonts w:ascii="Wingdings" w:hAnsi="Wingdings" w:hint="default"/>
+        <w:sz w:val="20"/>
+      </w:rPr>
+    </w:lvl>
+    <w:lvl w:ilvl="5" w:tentative="1">
+      <w:start w:val="1"/>
+      <w:numFmt w:val="bullet"/>
+      <w:lvlText w:val=""/>
+      <w:lvlJc w:val="left"/>
+      <w:pPr>
+        <w:tabs>
+          <w:tab w:val="num" w:pos="4320"/>
+        </w:tabs>
+        <w:ind w:left="4320" w:hanging="360"/>
+      </w:pPr>
+      <w:rPr>
+        <w:rFonts w:ascii="Wingdings" w:hAnsi="Wingdings" w:hint="default"/>
+        <w:sz w:val="20"/>
+      </w:rPr>
+    </w:lvl>
+    <w:lvl w:ilvl="6" w:tentative="1">
+      <w:start w:val="1"/>
+      <w:numFmt w:val="bullet"/>
+      <w:lvlText w:val=""/>
+      <w:lvlJc w:val="left"/>
+      <w:pPr>
+        <w:tabs>
+          <w:tab w:val="num" w:pos="5040"/>
+        </w:tabs>
+        <w:ind w:left="5040" w:hanging="360"/>
+      </w:pPr>
+      <w:rPr>
+        <w:rFonts w:ascii="Wingdings" w:hAnsi="Wingdings" w:hint="default"/>
+        <w:sz w:val="20"/>
+      </w:rPr>
+    </w:lvl>
+    <w:lvl w:ilvl="7" w:tentative="1">
+      <w:start w:val="1"/>
+      <w:numFmt w:val="bullet"/>
+      <w:lvlText w:val=""/>
+      <w:lvlJc w:val="left"/>
+      <w:pPr>
+        <w:tabs>
+          <w:tab w:val="num" w:pos="5760"/>
+        </w:tabs>
+        <w:ind w:left="5760" w:hanging="360"/>
+      </w:pPr>
+      <w:rPr>
+        <w:rFonts w:ascii="Wingdings" w:hAnsi="Wingdings" w:hint="default"/>
+        <w:sz w:val="20"/>
+      </w:rPr>
+    </w:lvl>
+    <w:lvl w:ilvl="8" w:tentative="1">
+      <w:start w:val="1"/>
+      <w:numFmt w:val="bullet"/>
+      <w:lvlText w:val=""/>
+      <w:lvlJc w:val="left"/>
+      <w:pPr>
+        <w:tabs>
+          <w:tab w:val="num" w:pos="6480"/>
+        </w:tabs>
+        <w:ind w:left="6480" w:hanging="360"/>
+      </w:pPr>
+      <w:rPr>
+        <w:rFonts w:ascii="Wingdings" w:hAnsi="Wingdings" w:hint="default"/>
+        <w:sz w:val="20"/>
+      </w:rPr>
+    </w:lvl>
+  </w:abstractNum>
+  <w:abstractNum w:abstractNumId="15" w15:restartNumberingAfterBreak="0">
+    <w:nsid w:val="6DDA1962"/>
+    <w:multiLevelType w:val="multilevel"/>
+    <w:tmpl w:val="E1D40C5E"/>
+    <w:lvl w:ilvl="0">
+      <w:start w:val="1"/>
+      <w:numFmt w:val="bullet"/>
+      <w:lvlText w:val=""/>
+      <w:lvlJc w:val="left"/>
+      <w:pPr>
+        <w:tabs>
+          <w:tab w:val="num" w:pos="720"/>
+        </w:tabs>
+        <w:ind w:left="720" w:hanging="360"/>
+      </w:pPr>
+      <w:rPr>
+        <w:rFonts w:ascii="Symbol" w:hAnsi="Symbol" w:hint="default"/>
+        <w:sz w:val="20"/>
+      </w:rPr>
+    </w:lvl>
+    <w:lvl w:ilvl="1" w:tentative="1">
+      <w:start w:val="1"/>
+      <w:numFmt w:val="bullet"/>
+      <w:lvlText w:val="o"/>
+      <w:lvlJc w:val="left"/>
+      <w:pPr>
+        <w:tabs>
+          <w:tab w:val="num" w:pos="1440"/>
+        </w:tabs>
+        <w:ind w:left="1440" w:hanging="360"/>
+      </w:pPr>
+      <w:rPr>
+        <w:rFonts w:ascii="Courier New" w:hAnsi="Courier New" w:hint="default"/>
+        <w:sz w:val="20"/>
+      </w:rPr>
+    </w:lvl>
+    <w:lvl w:ilvl="2" w:tentative="1">
+      <w:start w:val="1"/>
+      <w:numFmt w:val="bullet"/>
+      <w:lvlText w:val=""/>
+      <w:lvlJc w:val="left"/>
+      <w:pPr>
+        <w:tabs>
+          <w:tab w:val="num" w:pos="2160"/>
+        </w:tabs>
+        <w:ind w:left="2160" w:hanging="360"/>
+      </w:pPr>
+      <w:rPr>
+        <w:rFonts w:ascii="Wingdings" w:hAnsi="Wingdings" w:hint="default"/>
+        <w:sz w:val="20"/>
+      </w:rPr>
+    </w:lvl>
+    <w:lvl w:ilvl="3" w:tentative="1">
+      <w:start w:val="1"/>
+      <w:numFmt w:val="bullet"/>
+      <w:lvlText w:val=""/>
+      <w:lvlJc w:val="left"/>
+      <w:pPr>
+        <w:tabs>
+          <w:tab w:val="num" w:pos="2880"/>
+        </w:tabs>
+        <w:ind w:left="2880" w:hanging="360"/>
+      </w:pPr>
+      <w:rPr>
+        <w:rFonts w:ascii="Wingdings" w:hAnsi="Wingdings" w:hint="default"/>
+        <w:sz w:val="20"/>
+      </w:rPr>
+    </w:lvl>
+    <w:lvl w:ilvl="4" w:tentative="1">
+      <w:start w:val="1"/>
+      <w:numFmt w:val="bullet"/>
+      <w:lvlText w:val=""/>
+      <w:lvlJc w:val="left"/>
+      <w:pPr>
+        <w:tabs>
+          <w:tab w:val="num" w:pos="3600"/>
+        </w:tabs>
+        <w:ind w:left="3600" w:hanging="360"/>
+      </w:pPr>
+      <w:rPr>
+        <w:rFonts w:ascii="Wingdings" w:hAnsi="Wingdings" w:hint="default"/>
+        <w:sz w:val="20"/>
+      </w:rPr>
+    </w:lvl>
+    <w:lvl w:ilvl="5" w:tentative="1">
+      <w:start w:val="1"/>
+      <w:numFmt w:val="bullet"/>
+      <w:lvlText w:val=""/>
+      <w:lvlJc w:val="left"/>
+      <w:pPr>
+        <w:tabs>
+          <w:tab w:val="num" w:pos="4320"/>
+        </w:tabs>
+        <w:ind w:left="4320" w:hanging="360"/>
+      </w:pPr>
+      <w:rPr>
+        <w:rFonts w:ascii="Wingdings" w:hAnsi="Wingdings" w:hint="default"/>
+        <w:sz w:val="20"/>
+      </w:rPr>
+    </w:lvl>
+    <w:lvl w:ilvl="6" w:tentative="1">
+      <w:start w:val="1"/>
+      <w:numFmt w:val="bullet"/>
+      <w:lvlText w:val=""/>
+      <w:lvlJc w:val="left"/>
+      <w:pPr>
+        <w:tabs>
+          <w:tab w:val="num" w:pos="5040"/>
+        </w:tabs>
+        <w:ind w:left="5040" w:hanging="360"/>
+      </w:pPr>
+      <w:rPr>
+        <w:rFonts w:ascii="Wingdings" w:hAnsi="Wingdings" w:hint="default"/>
+        <w:sz w:val="20"/>
+      </w:rPr>
+    </w:lvl>
+    <w:lvl w:ilvl="7" w:tentative="1">
+      <w:start w:val="1"/>
+      <w:numFmt w:val="bullet"/>
+      <w:lvlText w:val=""/>
+      <w:lvlJc w:val="left"/>
+      <w:pPr>
+        <w:tabs>
+          <w:tab w:val="num" w:pos="5760"/>
+        </w:tabs>
+        <w:ind w:left="5760" w:hanging="360"/>
+      </w:pPr>
+      <w:rPr>
+        <w:rFonts w:ascii="Wingdings" w:hAnsi="Wingdings" w:hint="default"/>
+        <w:sz w:val="20"/>
+      </w:rPr>
+    </w:lvl>
+    <w:lvl w:ilvl="8" w:tentative="1">
+      <w:start w:val="1"/>
+      <w:numFmt w:val="bullet"/>
+      <w:lvlText w:val=""/>
+      <w:lvlJc w:val="left"/>
+      <w:pPr>
+        <w:tabs>
+          <w:tab w:val="num" w:pos="6480"/>
+        </w:tabs>
+        <w:ind w:left="6480" w:hanging="360"/>
+      </w:pPr>
+      <w:rPr>
+        <w:rFonts w:ascii="Wingdings" w:hAnsi="Wingdings" w:hint="default"/>
+        <w:sz w:val="20"/>
+      </w:rPr>
+    </w:lvl>
+  </w:abstractNum>
+  <w:abstractNum w:abstractNumId="16" w15:restartNumberingAfterBreak="0">
+    <w:nsid w:val="70622DC6"/>
+    <w:multiLevelType w:val="multilevel"/>
+    <w:tmpl w:val="A792F66E"/>
+    <w:lvl w:ilvl="0">
+      <w:start w:val="1"/>
+      <w:numFmt w:val="bullet"/>
+      <w:lvlText w:val=""/>
+      <w:lvlJc w:val="left"/>
+      <w:pPr>
+        <w:tabs>
+          <w:tab w:val="num" w:pos="720"/>
+        </w:tabs>
+        <w:ind w:left="720" w:hanging="360"/>
+      </w:pPr>
+      <w:rPr>
+        <w:rFonts w:ascii="Symbol" w:hAnsi="Symbol" w:hint="default"/>
+        <w:sz w:val="20"/>
+      </w:rPr>
+    </w:lvl>
+    <w:lvl w:ilvl="1" w:tentative="1">
+      <w:start w:val="1"/>
+      <w:numFmt w:val="bullet"/>
+      <w:lvlText w:val="o"/>
+      <w:lvlJc w:val="left"/>
+      <w:pPr>
+        <w:tabs>
+          <w:tab w:val="num" w:pos="1440"/>
+        </w:tabs>
+        <w:ind w:left="1440" w:hanging="360"/>
+      </w:pPr>
+      <w:rPr>
+        <w:rFonts w:ascii="Courier New" w:hAnsi="Courier New" w:hint="default"/>
+        <w:sz w:val="20"/>
+      </w:rPr>
+    </w:lvl>
+    <w:lvl w:ilvl="2" w:tentative="1">
+      <w:start w:val="1"/>
+      <w:numFmt w:val="bullet"/>
+      <w:lvlText w:val=""/>
+      <w:lvlJc w:val="left"/>
+      <w:pPr>
+        <w:tabs>
+          <w:tab w:val="num" w:pos="2160"/>
+        </w:tabs>
+        <w:ind w:left="2160" w:hanging="360"/>
+      </w:pPr>
+      <w:rPr>
+        <w:rFonts w:ascii="Wingdings" w:hAnsi="Wingdings" w:hint="default"/>
+        <w:sz w:val="20"/>
+      </w:rPr>
+    </w:lvl>
+    <w:lvl w:ilvl="3" w:tentative="1">
+      <w:start w:val="1"/>
+      <w:numFmt w:val="bullet"/>
+      <w:lvlText w:val=""/>
+      <w:lvlJc w:val="left"/>
+      <w:pPr>
+        <w:tabs>
+          <w:tab w:val="num" w:pos="2880"/>
+        </w:tabs>
+        <w:ind w:left="2880" w:hanging="360"/>
+      </w:pPr>
+      <w:rPr>
+        <w:rFonts w:ascii="Wingdings" w:hAnsi="Wingdings" w:hint="default"/>
+        <w:sz w:val="20"/>
+      </w:rPr>
+    </w:lvl>
+    <w:lvl w:ilvl="4" w:tentative="1">
+      <w:start w:val="1"/>
+      <w:numFmt w:val="bullet"/>
+      <w:lvlText w:val=""/>
+      <w:lvlJc w:val="left"/>
+      <w:pPr>
+        <w:tabs>
+          <w:tab w:val="num" w:pos="3600"/>
+        </w:tabs>
+        <w:ind w:left="3600" w:hanging="360"/>
+      </w:pPr>
+      <w:rPr>
+        <w:rFonts w:ascii="Wingdings" w:hAnsi="Wingdings" w:hint="default"/>
+        <w:sz w:val="20"/>
+      </w:rPr>
+    </w:lvl>
+    <w:lvl w:ilvl="5" w:tentative="1">
+      <w:start w:val="1"/>
+      <w:numFmt w:val="bullet"/>
+      <w:lvlText w:val=""/>
+      <w:lvlJc w:val="left"/>
+      <w:pPr>
+        <w:tabs>
+          <w:tab w:val="num" w:pos="4320"/>
+        </w:tabs>
+        <w:ind w:left="4320" w:hanging="360"/>
+      </w:pPr>
+      <w:rPr>
+        <w:rFonts w:ascii="Wingdings" w:hAnsi="Wingdings" w:hint="default"/>
+        <w:sz w:val="20"/>
+      </w:rPr>
+    </w:lvl>
+    <w:lvl w:ilvl="6" w:tentative="1">
+      <w:start w:val="1"/>
+      <w:numFmt w:val="bullet"/>
+      <w:lvlText w:val=""/>
+      <w:lvlJc w:val="left"/>
+      <w:pPr>
+        <w:tabs>
+          <w:tab w:val="num" w:pos="5040"/>
+        </w:tabs>
+        <w:ind w:left="5040" w:hanging="360"/>
+      </w:pPr>
+      <w:rPr>
+        <w:rFonts w:ascii="Wingdings" w:hAnsi="Wingdings" w:hint="default"/>
+        <w:sz w:val="20"/>
+      </w:rPr>
+    </w:lvl>
+    <w:lvl w:ilvl="7" w:tentative="1">
+      <w:start w:val="1"/>
+      <w:numFmt w:val="bullet"/>
+      <w:lvlText w:val=""/>
+      <w:lvlJc w:val="left"/>
+      <w:pPr>
+        <w:tabs>
+          <w:tab w:val="num" w:pos="5760"/>
+        </w:tabs>
+        <w:ind w:left="5760" w:hanging="360"/>
+      </w:pPr>
+      <w:rPr>
+        <w:rFonts w:ascii="Wingdings" w:hAnsi="Wingdings" w:hint="default"/>
+        <w:sz w:val="20"/>
+      </w:rPr>
+    </w:lvl>
+    <w:lvl w:ilvl="8" w:tentative="1">
+      <w:start w:val="1"/>
+      <w:numFmt w:val="bullet"/>
+      <w:lvlText w:val=""/>
+      <w:lvlJc w:val="left"/>
+      <w:pPr>
+        <w:tabs>
+          <w:tab w:val="num" w:pos="6480"/>
+        </w:tabs>
+        <w:ind w:left="6480" w:hanging="360"/>
+      </w:pPr>
+      <w:rPr>
+        <w:rFonts w:ascii="Wingdings" w:hAnsi="Wingdings" w:hint="default"/>
+        <w:sz w:val="20"/>
+      </w:rPr>
+    </w:lvl>
+  </w:abstractNum>
   <w:num w:numId="1" w16cid:durableId="1816406567">
-    <w:abstractNumId w:val="1"/>
+    <w:abstractNumId w:val="9"/>
   </w:num>
   <w:num w:numId="2" w16cid:durableId="605237025">
     <w:abstractNumId w:val="0"/>
+  </w:num>
+  <w:num w:numId="3" w16cid:durableId="75442697">
+    <w:abstractNumId w:val="4"/>
+  </w:num>
+  <w:num w:numId="4" w16cid:durableId="1386641858">
+    <w:abstractNumId w:val="10"/>
+  </w:num>
+  <w:num w:numId="5" w16cid:durableId="1726486007">
+    <w:abstractNumId w:val="14"/>
+  </w:num>
+  <w:num w:numId="6" w16cid:durableId="535050316">
+    <w:abstractNumId w:val="11"/>
+  </w:num>
+  <w:num w:numId="7" w16cid:durableId="1271543731">
+    <w:abstractNumId w:val="2"/>
+  </w:num>
+  <w:num w:numId="8" w16cid:durableId="1909726467">
+    <w:abstractNumId w:val="5"/>
+  </w:num>
+  <w:num w:numId="9" w16cid:durableId="1354961439">
+    <w:abstractNumId w:val="8"/>
+  </w:num>
+  <w:num w:numId="10" w16cid:durableId="568812766">
+    <w:abstractNumId w:val="12"/>
+  </w:num>
+  <w:num w:numId="11" w16cid:durableId="962732891">
+    <w:abstractNumId w:val="16"/>
+  </w:num>
+  <w:num w:numId="12" w16cid:durableId="1303383726">
+    <w:abstractNumId w:val="3"/>
+  </w:num>
+  <w:num w:numId="13" w16cid:durableId="1600720345">
+    <w:abstractNumId w:val="15"/>
+  </w:num>
+  <w:num w:numId="14" w16cid:durableId="219558298">
+    <w:abstractNumId w:val="13"/>
+  </w:num>
+  <w:num w:numId="15" w16cid:durableId="1940141794">
+    <w:abstractNumId w:val="6"/>
+  </w:num>
+  <w:num w:numId="16" w16cid:durableId="487290153">
+    <w:abstractNumId w:val="7"/>
+  </w:num>
+  <w:num w:numId="17" w16cid:durableId="1825118125">
+    <w:abstractNumId w:val="1"/>
   </w:num>
 </w:numbering>
 </file>
